--- a/docs/tables/entire/sec7_ckd_c30.docx
+++ b/docs/tables/entire/sec7_ckd_c30.docx
@@ -2069,113 +2069,113 @@
                 <w:szCs w:val="22"/>
                 <w:color w:val="000000"/>
               </w:rPr>
-              <w:t xml:space="preserve">0.77</w:t>
-            </w:r>
-          </w:p>
-        </w:tc>
-        <w:tc>
-          <w:tcPr>
-            <w:tcBorders>
-              <w:bottom w:val="none" w:sz="0" w:space="0" w:color="000000"/>
-              <w:top w:val="none" w:sz="0" w:space="0" w:color="000000"/>
-              <w:left w:val="none" w:sz="0" w:space="0" w:color="000000"/>
-              <w:right w:val="none" w:sz="0" w:space="0" w:color="000000"/>
-            </w:tcBorders>
-            <w:shd w:val="clear" w:color="auto" w:fill="FFFFFF"/>
-            <w:tcMar>
-              <w:top w:w="0" w:type="dxa"/>
-              <w:bottom w:w="0" w:type="dxa"/>
-              <w:left w:w="0" w:type="dxa"/>
-              <w:right w:w="0" w:type="dxa"/>
-            </w:tcMar>
-            <w:vAlign w:val="top"/>
-          </w:tcPr>
-          <w:p>
-            <w:pPr>
-              <w:pStyle w:val="Normal"/>
-              <w:jc w:val="center"/>
-              <w:pBdr>
-                <w:bottom w:val="none" w:sz="0" w:space="0" w:color="000000"/>
-                <w:top w:val="none" w:sz="0" w:space="0" w:color="000000"/>
-                <w:left w:val="none" w:sz="0" w:space="0" w:color="000000"/>
-                <w:right w:val="none" w:sz="0" w:space="0" w:color="000000"/>
-              </w:pBdr>
-              <w:spacing w:after="100" w:before="100" w:line="240"/>
-              <w:ind w:left="100" w:right="100" w:firstLine="0" w:firstLineChars="0"/>
-              <w:rPr>
-                <w:rFonts w:ascii="Helvetica" w:hAnsi="Helvetica" w:eastAsia="Helvetica" w:cs="Helvetica"/>
-                <w:i w:val="false"/>
-                <w:b w:val="false"/>
-                <w:u w:val="none"/>
-                <w:sz w:val="22"/>
-                <w:szCs w:val="22"/>
-                <w:color w:val="000000"/>
-              </w:rPr>
-            </w:pPr>
-            <w:r>
-              <w:rPr>
-                <w:rFonts w:ascii="Helvetica" w:hAnsi="Helvetica" w:eastAsia="Helvetica" w:cs="Helvetica"/>
-                <w:i w:val="false"/>
-                <w:b w:val="false"/>
-                <w:u w:val="none"/>
-                <w:sz w:val="22"/>
-                <w:szCs w:val="22"/>
-                <w:color w:val="000000"/>
-              </w:rPr>
-              <w:t xml:space="preserve">0.44, 1.35</w:t>
-            </w:r>
-          </w:p>
-        </w:tc>
-        <w:tc>
-          <w:tcPr>
-            <w:tcBorders>
-              <w:bottom w:val="none" w:sz="0" w:space="0" w:color="000000"/>
-              <w:top w:val="none" w:sz="0" w:space="0" w:color="000000"/>
-              <w:left w:val="none" w:sz="0" w:space="0" w:color="000000"/>
-              <w:right w:val="none" w:sz="0" w:space="0" w:color="000000"/>
-            </w:tcBorders>
-            <w:shd w:val="clear" w:color="auto" w:fill="FFFFFF"/>
-            <w:tcMar>
-              <w:top w:w="0" w:type="dxa"/>
-              <w:bottom w:w="0" w:type="dxa"/>
-              <w:left w:w="0" w:type="dxa"/>
-              <w:right w:w="0" w:type="dxa"/>
-            </w:tcMar>
-            <w:vAlign w:val="top"/>
-          </w:tcPr>
-          <w:p>
-            <w:pPr>
-              <w:pStyle w:val="Normal"/>
-              <w:jc w:val="center"/>
-              <w:pBdr>
-                <w:bottom w:val="none" w:sz="0" w:space="0" w:color="000000"/>
-                <w:top w:val="none" w:sz="0" w:space="0" w:color="000000"/>
-                <w:left w:val="none" w:sz="0" w:space="0" w:color="000000"/>
-                <w:right w:val="none" w:sz="0" w:space="0" w:color="000000"/>
-              </w:pBdr>
-              <w:spacing w:after="100" w:before="100" w:line="240"/>
-              <w:ind w:left="100" w:right="100" w:firstLine="0" w:firstLineChars="0"/>
-              <w:rPr>
-                <w:rFonts w:ascii="Helvetica" w:hAnsi="Helvetica" w:eastAsia="Helvetica" w:cs="Helvetica"/>
-                <w:i w:val="false"/>
-                <w:b w:val="false"/>
-                <w:u w:val="none"/>
-                <w:sz w:val="22"/>
-                <w:szCs w:val="22"/>
-                <w:color w:val="000000"/>
-              </w:rPr>
-            </w:pPr>
-            <w:r>
-              <w:rPr>
-                <w:rFonts w:ascii="Helvetica" w:hAnsi="Helvetica" w:eastAsia="Helvetica" w:cs="Helvetica"/>
-                <w:i w:val="false"/>
-                <w:b w:val="false"/>
-                <w:u w:val="none"/>
-                <w:sz w:val="22"/>
-                <w:szCs w:val="22"/>
-                <w:color w:val="000000"/>
-              </w:rPr>
-              <w:t xml:space="preserve">0.370</w:t>
+              <w:t xml:space="preserve">0.74</w:t>
+            </w:r>
+          </w:p>
+        </w:tc>
+        <w:tc>
+          <w:tcPr>
+            <w:tcBorders>
+              <w:bottom w:val="none" w:sz="0" w:space="0" w:color="000000"/>
+              <w:top w:val="none" w:sz="0" w:space="0" w:color="000000"/>
+              <w:left w:val="none" w:sz="0" w:space="0" w:color="000000"/>
+              <w:right w:val="none" w:sz="0" w:space="0" w:color="000000"/>
+            </w:tcBorders>
+            <w:shd w:val="clear" w:color="auto" w:fill="FFFFFF"/>
+            <w:tcMar>
+              <w:top w:w="0" w:type="dxa"/>
+              <w:bottom w:w="0" w:type="dxa"/>
+              <w:left w:w="0" w:type="dxa"/>
+              <w:right w:w="0" w:type="dxa"/>
+            </w:tcMar>
+            <w:vAlign w:val="top"/>
+          </w:tcPr>
+          <w:p>
+            <w:pPr>
+              <w:pStyle w:val="Normal"/>
+              <w:jc w:val="center"/>
+              <w:pBdr>
+                <w:bottom w:val="none" w:sz="0" w:space="0" w:color="000000"/>
+                <w:top w:val="none" w:sz="0" w:space="0" w:color="000000"/>
+                <w:left w:val="none" w:sz="0" w:space="0" w:color="000000"/>
+                <w:right w:val="none" w:sz="0" w:space="0" w:color="000000"/>
+              </w:pBdr>
+              <w:spacing w:after="100" w:before="100" w:line="240"/>
+              <w:ind w:left="100" w:right="100" w:firstLine="0" w:firstLineChars="0"/>
+              <w:rPr>
+                <w:rFonts w:ascii="Helvetica" w:hAnsi="Helvetica" w:eastAsia="Helvetica" w:cs="Helvetica"/>
+                <w:i w:val="false"/>
+                <w:b w:val="false"/>
+                <w:u w:val="none"/>
+                <w:sz w:val="22"/>
+                <w:szCs w:val="22"/>
+                <w:color w:val="000000"/>
+              </w:rPr>
+            </w:pPr>
+            <w:r>
+              <w:rPr>
+                <w:rFonts w:ascii="Helvetica" w:hAnsi="Helvetica" w:eastAsia="Helvetica" w:cs="Helvetica"/>
+                <w:i w:val="false"/>
+                <w:b w:val="false"/>
+                <w:u w:val="none"/>
+                <w:sz w:val="22"/>
+                <w:szCs w:val="22"/>
+                <w:color w:val="000000"/>
+              </w:rPr>
+              <w:t xml:space="preserve">0.42, 1.30</w:t>
+            </w:r>
+          </w:p>
+        </w:tc>
+        <w:tc>
+          <w:tcPr>
+            <w:tcBorders>
+              <w:bottom w:val="none" w:sz="0" w:space="0" w:color="000000"/>
+              <w:top w:val="none" w:sz="0" w:space="0" w:color="000000"/>
+              <w:left w:val="none" w:sz="0" w:space="0" w:color="000000"/>
+              <w:right w:val="none" w:sz="0" w:space="0" w:color="000000"/>
+            </w:tcBorders>
+            <w:shd w:val="clear" w:color="auto" w:fill="FFFFFF"/>
+            <w:tcMar>
+              <w:top w:w="0" w:type="dxa"/>
+              <w:bottom w:w="0" w:type="dxa"/>
+              <w:left w:w="0" w:type="dxa"/>
+              <w:right w:w="0" w:type="dxa"/>
+            </w:tcMar>
+            <w:vAlign w:val="top"/>
+          </w:tcPr>
+          <w:p>
+            <w:pPr>
+              <w:pStyle w:val="Normal"/>
+              <w:jc w:val="center"/>
+              <w:pBdr>
+                <w:bottom w:val="none" w:sz="0" w:space="0" w:color="000000"/>
+                <w:top w:val="none" w:sz="0" w:space="0" w:color="000000"/>
+                <w:left w:val="none" w:sz="0" w:space="0" w:color="000000"/>
+                <w:right w:val="none" w:sz="0" w:space="0" w:color="000000"/>
+              </w:pBdr>
+              <w:spacing w:after="100" w:before="100" w:line="240"/>
+              <w:ind w:left="100" w:right="100" w:firstLine="0" w:firstLineChars="0"/>
+              <w:rPr>
+                <w:rFonts w:ascii="Helvetica" w:hAnsi="Helvetica" w:eastAsia="Helvetica" w:cs="Helvetica"/>
+                <w:i w:val="false"/>
+                <w:b w:val="false"/>
+                <w:u w:val="none"/>
+                <w:sz w:val="22"/>
+                <w:szCs w:val="22"/>
+                <w:color w:val="000000"/>
+              </w:rPr>
+            </w:pPr>
+            <w:r>
+              <w:rPr>
+                <w:rFonts w:ascii="Helvetica" w:hAnsi="Helvetica" w:eastAsia="Helvetica" w:cs="Helvetica"/>
+                <w:i w:val="false"/>
+                <w:b w:val="false"/>
+                <w:u w:val="none"/>
+                <w:sz w:val="22"/>
+                <w:szCs w:val="22"/>
+                <w:color w:val="000000"/>
+              </w:rPr>
+              <w:t xml:space="preserve">0.300</w:t>
             </w:r>
           </w:p>
         </w:tc>
@@ -2552,113 +2552,113 @@
                 <w:szCs w:val="22"/>
                 <w:color w:val="000000"/>
               </w:rPr>
-              <w:t xml:space="preserve">1.05</w:t>
-            </w:r>
-          </w:p>
-        </w:tc>
-        <w:tc>
-          <w:tcPr>
-            <w:tcBorders>
-              <w:bottom w:val="none" w:sz="0" w:space="0" w:color="000000"/>
-              <w:top w:val="none" w:sz="0" w:space="0" w:color="000000"/>
-              <w:left w:val="none" w:sz="0" w:space="0" w:color="000000"/>
-              <w:right w:val="none" w:sz="0" w:space="0" w:color="000000"/>
-            </w:tcBorders>
-            <w:shd w:val="clear" w:color="auto" w:fill="FFFFFF"/>
-            <w:tcMar>
-              <w:top w:w="0" w:type="dxa"/>
-              <w:bottom w:w="0" w:type="dxa"/>
-              <w:left w:w="0" w:type="dxa"/>
-              <w:right w:w="0" w:type="dxa"/>
-            </w:tcMar>
-            <w:vAlign w:val="top"/>
-          </w:tcPr>
-          <w:p>
-            <w:pPr>
-              <w:pStyle w:val="Normal"/>
-              <w:jc w:val="center"/>
-              <w:pBdr>
-                <w:bottom w:val="none" w:sz="0" w:space="0" w:color="000000"/>
-                <w:top w:val="none" w:sz="0" w:space="0" w:color="000000"/>
-                <w:left w:val="none" w:sz="0" w:space="0" w:color="000000"/>
-                <w:right w:val="none" w:sz="0" w:space="0" w:color="000000"/>
-              </w:pBdr>
-              <w:spacing w:after="100" w:before="100" w:line="240"/>
-              <w:ind w:left="100" w:right="100" w:firstLine="0" w:firstLineChars="0"/>
-              <w:rPr>
-                <w:rFonts w:ascii="Helvetica" w:hAnsi="Helvetica" w:eastAsia="Helvetica" w:cs="Helvetica"/>
-                <w:i w:val="false"/>
-                <w:b w:val="false"/>
-                <w:u w:val="none"/>
-                <w:sz w:val="22"/>
-                <w:szCs w:val="22"/>
-                <w:color w:val="000000"/>
-              </w:rPr>
-            </w:pPr>
-            <w:r>
-              <w:rPr>
-                <w:rFonts w:ascii="Helvetica" w:hAnsi="Helvetica" w:eastAsia="Helvetica" w:cs="Helvetica"/>
-                <w:i w:val="false"/>
-                <w:b w:val="false"/>
-                <w:u w:val="none"/>
-                <w:sz w:val="22"/>
-                <w:szCs w:val="22"/>
-                <w:color w:val="000000"/>
-              </w:rPr>
-              <w:t xml:space="preserve">1.02, 1.08</w:t>
-            </w:r>
-          </w:p>
-        </w:tc>
-        <w:tc>
-          <w:tcPr>
-            <w:tcBorders>
-              <w:bottom w:val="none" w:sz="0" w:space="0" w:color="000000"/>
-              <w:top w:val="none" w:sz="0" w:space="0" w:color="000000"/>
-              <w:left w:val="none" w:sz="0" w:space="0" w:color="000000"/>
-              <w:right w:val="none" w:sz="0" w:space="0" w:color="000000"/>
-            </w:tcBorders>
-            <w:shd w:val="clear" w:color="auto" w:fill="FFFFFF"/>
-            <w:tcMar>
-              <w:top w:w="0" w:type="dxa"/>
-              <w:bottom w:w="0" w:type="dxa"/>
-              <w:left w:w="0" w:type="dxa"/>
-              <w:right w:w="0" w:type="dxa"/>
-            </w:tcMar>
-            <w:vAlign w:val="top"/>
-          </w:tcPr>
-          <w:p>
-            <w:pPr>
-              <w:pStyle w:val="Normal"/>
-              <w:jc w:val="center"/>
-              <w:pBdr>
-                <w:bottom w:val="none" w:sz="0" w:space="0" w:color="000000"/>
-                <w:top w:val="none" w:sz="0" w:space="0" w:color="000000"/>
-                <w:left w:val="none" w:sz="0" w:space="0" w:color="000000"/>
-                <w:right w:val="none" w:sz="0" w:space="0" w:color="000000"/>
-              </w:pBdr>
-              <w:spacing w:after="100" w:before="100" w:line="240"/>
-              <w:ind w:left="100" w:right="100" w:firstLine="0" w:firstLineChars="0"/>
-              <w:rPr>
-                <w:rFonts w:ascii="Helvetica" w:hAnsi="Helvetica" w:eastAsia="Helvetica" w:cs="Helvetica"/>
-                <w:i w:val="false"/>
-                <w:b w:val="false"/>
-                <w:u w:val="none"/>
-                <w:sz w:val="22"/>
-                <w:szCs w:val="22"/>
-                <w:color w:val="000000"/>
-              </w:rPr>
-            </w:pPr>
-            <w:r>
-              <w:rPr>
-                <w:rFonts w:ascii="Helvetica" w:hAnsi="Helvetica" w:eastAsia="Helvetica" w:cs="Helvetica"/>
-                <w:i w:val="false"/>
-                <w:b w:val="false"/>
-                <w:u w:val="none"/>
-                <w:sz w:val="22"/>
-                <w:szCs w:val="22"/>
-                <w:color w:val="000000"/>
-              </w:rPr>
-              <w:t xml:space="preserve">0.003</w:t>
+              <w:t xml:space="preserve">1.04</w:t>
+            </w:r>
+          </w:p>
+        </w:tc>
+        <w:tc>
+          <w:tcPr>
+            <w:tcBorders>
+              <w:bottom w:val="none" w:sz="0" w:space="0" w:color="000000"/>
+              <w:top w:val="none" w:sz="0" w:space="0" w:color="000000"/>
+              <w:left w:val="none" w:sz="0" w:space="0" w:color="000000"/>
+              <w:right w:val="none" w:sz="0" w:space="0" w:color="000000"/>
+            </w:tcBorders>
+            <w:shd w:val="clear" w:color="auto" w:fill="FFFFFF"/>
+            <w:tcMar>
+              <w:top w:w="0" w:type="dxa"/>
+              <w:bottom w:w="0" w:type="dxa"/>
+              <w:left w:w="0" w:type="dxa"/>
+              <w:right w:w="0" w:type="dxa"/>
+            </w:tcMar>
+            <w:vAlign w:val="top"/>
+          </w:tcPr>
+          <w:p>
+            <w:pPr>
+              <w:pStyle w:val="Normal"/>
+              <w:jc w:val="center"/>
+              <w:pBdr>
+                <w:bottom w:val="none" w:sz="0" w:space="0" w:color="000000"/>
+                <w:top w:val="none" w:sz="0" w:space="0" w:color="000000"/>
+                <w:left w:val="none" w:sz="0" w:space="0" w:color="000000"/>
+                <w:right w:val="none" w:sz="0" w:space="0" w:color="000000"/>
+              </w:pBdr>
+              <w:spacing w:after="100" w:before="100" w:line="240"/>
+              <w:ind w:left="100" w:right="100" w:firstLine="0" w:firstLineChars="0"/>
+              <w:rPr>
+                <w:rFonts w:ascii="Helvetica" w:hAnsi="Helvetica" w:eastAsia="Helvetica" w:cs="Helvetica"/>
+                <w:i w:val="false"/>
+                <w:b w:val="false"/>
+                <w:u w:val="none"/>
+                <w:sz w:val="22"/>
+                <w:szCs w:val="22"/>
+                <w:color w:val="000000"/>
+              </w:rPr>
+            </w:pPr>
+            <w:r>
+              <w:rPr>
+                <w:rFonts w:ascii="Helvetica" w:hAnsi="Helvetica" w:eastAsia="Helvetica" w:cs="Helvetica"/>
+                <w:i w:val="false"/>
+                <w:b w:val="false"/>
+                <w:u w:val="none"/>
+                <w:sz w:val="22"/>
+                <w:szCs w:val="22"/>
+                <w:color w:val="000000"/>
+              </w:rPr>
+              <w:t xml:space="preserve">1.01, 1.08</w:t>
+            </w:r>
+          </w:p>
+        </w:tc>
+        <w:tc>
+          <w:tcPr>
+            <w:tcBorders>
+              <w:bottom w:val="none" w:sz="0" w:space="0" w:color="000000"/>
+              <w:top w:val="none" w:sz="0" w:space="0" w:color="000000"/>
+              <w:left w:val="none" w:sz="0" w:space="0" w:color="000000"/>
+              <w:right w:val="none" w:sz="0" w:space="0" w:color="000000"/>
+            </w:tcBorders>
+            <w:shd w:val="clear" w:color="auto" w:fill="FFFFFF"/>
+            <w:tcMar>
+              <w:top w:w="0" w:type="dxa"/>
+              <w:bottom w:w="0" w:type="dxa"/>
+              <w:left w:w="0" w:type="dxa"/>
+              <w:right w:w="0" w:type="dxa"/>
+            </w:tcMar>
+            <w:vAlign w:val="top"/>
+          </w:tcPr>
+          <w:p>
+            <w:pPr>
+              <w:pStyle w:val="Normal"/>
+              <w:jc w:val="center"/>
+              <w:pBdr>
+                <w:bottom w:val="none" w:sz="0" w:space="0" w:color="000000"/>
+                <w:top w:val="none" w:sz="0" w:space="0" w:color="000000"/>
+                <w:left w:val="none" w:sz="0" w:space="0" w:color="000000"/>
+                <w:right w:val="none" w:sz="0" w:space="0" w:color="000000"/>
+              </w:pBdr>
+              <w:spacing w:after="100" w:before="100" w:line="240"/>
+              <w:ind w:left="100" w:right="100" w:firstLine="0" w:firstLineChars="0"/>
+              <w:rPr>
+                <w:rFonts w:ascii="Helvetica" w:hAnsi="Helvetica" w:eastAsia="Helvetica" w:cs="Helvetica"/>
+                <w:i w:val="false"/>
+                <w:b w:val="false"/>
+                <w:u w:val="none"/>
+                <w:sz w:val="22"/>
+                <w:szCs w:val="22"/>
+                <w:color w:val="000000"/>
+              </w:rPr>
+            </w:pPr>
+            <w:r>
+              <w:rPr>
+                <w:rFonts w:ascii="Helvetica" w:hAnsi="Helvetica" w:eastAsia="Helvetica" w:cs="Helvetica"/>
+                <w:i w:val="false"/>
+                <w:b w:val="false"/>
+                <w:u w:val="none"/>
+                <w:sz w:val="22"/>
+                <w:szCs w:val="22"/>
+                <w:color w:val="000000"/>
+              </w:rPr>
+              <w:t xml:space="preserve">0.004</w:t>
             </w:r>
           </w:p>
         </w:tc>
@@ -4001,113 +4001,113 @@
                 <w:szCs w:val="22"/>
                 <w:color w:val="000000"/>
               </w:rPr>
-              <w:t xml:space="preserve">0.97</w:t>
-            </w:r>
-          </w:p>
-        </w:tc>
-        <w:tc>
-          <w:tcPr>
-            <w:tcBorders>
-              <w:bottom w:val="none" w:sz="0" w:space="0" w:color="000000"/>
-              <w:top w:val="none" w:sz="0" w:space="0" w:color="000000"/>
-              <w:left w:val="none" w:sz="0" w:space="0" w:color="000000"/>
-              <w:right w:val="none" w:sz="0" w:space="0" w:color="000000"/>
-            </w:tcBorders>
-            <w:shd w:val="clear" w:color="auto" w:fill="FFFFFF"/>
-            <w:tcMar>
-              <w:top w:w="0" w:type="dxa"/>
-              <w:bottom w:w="0" w:type="dxa"/>
-              <w:left w:w="0" w:type="dxa"/>
-              <w:right w:w="0" w:type="dxa"/>
-            </w:tcMar>
-            <w:vAlign w:val="top"/>
-          </w:tcPr>
-          <w:p>
-            <w:pPr>
-              <w:pStyle w:val="Normal"/>
-              <w:jc w:val="center"/>
-              <w:pBdr>
-                <w:bottom w:val="none" w:sz="0" w:space="0" w:color="000000"/>
-                <w:top w:val="none" w:sz="0" w:space="0" w:color="000000"/>
-                <w:left w:val="none" w:sz="0" w:space="0" w:color="000000"/>
-                <w:right w:val="none" w:sz="0" w:space="0" w:color="000000"/>
-              </w:pBdr>
-              <w:spacing w:after="100" w:before="100" w:line="240"/>
-              <w:ind w:left="100" w:right="100" w:firstLine="0" w:firstLineChars="0"/>
-              <w:rPr>
-                <w:rFonts w:ascii="Helvetica" w:hAnsi="Helvetica" w:eastAsia="Helvetica" w:cs="Helvetica"/>
-                <w:i w:val="false"/>
-                <w:b w:val="false"/>
-                <w:u w:val="none"/>
-                <w:sz w:val="22"/>
-                <w:szCs w:val="22"/>
-                <w:color w:val="000000"/>
-              </w:rPr>
-            </w:pPr>
-            <w:r>
-              <w:rPr>
-                <w:rFonts w:ascii="Helvetica" w:hAnsi="Helvetica" w:eastAsia="Helvetica" w:cs="Helvetica"/>
-                <w:i w:val="false"/>
-                <w:b w:val="false"/>
-                <w:u w:val="none"/>
-                <w:sz w:val="22"/>
-                <w:szCs w:val="22"/>
-                <w:color w:val="000000"/>
-              </w:rPr>
-              <w:t xml:space="preserve">0.55, 1.71</w:t>
-            </w:r>
-          </w:p>
-        </w:tc>
-        <w:tc>
-          <w:tcPr>
-            <w:tcBorders>
-              <w:bottom w:val="none" w:sz="0" w:space="0" w:color="000000"/>
-              <w:top w:val="none" w:sz="0" w:space="0" w:color="000000"/>
-              <w:left w:val="none" w:sz="0" w:space="0" w:color="000000"/>
-              <w:right w:val="none" w:sz="0" w:space="0" w:color="000000"/>
-            </w:tcBorders>
-            <w:shd w:val="clear" w:color="auto" w:fill="FFFFFF"/>
-            <w:tcMar>
-              <w:top w:w="0" w:type="dxa"/>
-              <w:bottom w:w="0" w:type="dxa"/>
-              <w:left w:w="0" w:type="dxa"/>
-              <w:right w:w="0" w:type="dxa"/>
-            </w:tcMar>
-            <w:vAlign w:val="top"/>
-          </w:tcPr>
-          <w:p>
-            <w:pPr>
-              <w:pStyle w:val="Normal"/>
-              <w:jc w:val="center"/>
-              <w:pBdr>
-                <w:bottom w:val="none" w:sz="0" w:space="0" w:color="000000"/>
-                <w:top w:val="none" w:sz="0" w:space="0" w:color="000000"/>
-                <w:left w:val="none" w:sz="0" w:space="0" w:color="000000"/>
-                <w:right w:val="none" w:sz="0" w:space="0" w:color="000000"/>
-              </w:pBdr>
-              <w:spacing w:after="100" w:before="100" w:line="240"/>
-              <w:ind w:left="100" w:right="100" w:firstLine="0" w:firstLineChars="0"/>
-              <w:rPr>
-                <w:rFonts w:ascii="Helvetica" w:hAnsi="Helvetica" w:eastAsia="Helvetica" w:cs="Helvetica"/>
-                <w:i w:val="false"/>
-                <w:b w:val="false"/>
-                <w:u w:val="none"/>
-                <w:sz w:val="22"/>
-                <w:szCs w:val="22"/>
-                <w:color w:val="000000"/>
-              </w:rPr>
-            </w:pPr>
-            <w:r>
-              <w:rPr>
-                <w:rFonts w:ascii="Helvetica" w:hAnsi="Helvetica" w:eastAsia="Helvetica" w:cs="Helvetica"/>
-                <w:i w:val="false"/>
-                <w:b w:val="false"/>
-                <w:u w:val="none"/>
-                <w:sz w:val="22"/>
-                <w:szCs w:val="22"/>
-                <w:color w:val="000000"/>
-              </w:rPr>
-              <w:t xml:space="preserve">0.910</w:t>
+              <w:t xml:space="preserve">0.98</w:t>
+            </w:r>
+          </w:p>
+        </w:tc>
+        <w:tc>
+          <w:tcPr>
+            <w:tcBorders>
+              <w:bottom w:val="none" w:sz="0" w:space="0" w:color="000000"/>
+              <w:top w:val="none" w:sz="0" w:space="0" w:color="000000"/>
+              <w:left w:val="none" w:sz="0" w:space="0" w:color="000000"/>
+              <w:right w:val="none" w:sz="0" w:space="0" w:color="000000"/>
+            </w:tcBorders>
+            <w:shd w:val="clear" w:color="auto" w:fill="FFFFFF"/>
+            <w:tcMar>
+              <w:top w:w="0" w:type="dxa"/>
+              <w:bottom w:w="0" w:type="dxa"/>
+              <w:left w:w="0" w:type="dxa"/>
+              <w:right w:w="0" w:type="dxa"/>
+            </w:tcMar>
+            <w:vAlign w:val="top"/>
+          </w:tcPr>
+          <w:p>
+            <w:pPr>
+              <w:pStyle w:val="Normal"/>
+              <w:jc w:val="center"/>
+              <w:pBdr>
+                <w:bottom w:val="none" w:sz="0" w:space="0" w:color="000000"/>
+                <w:top w:val="none" w:sz="0" w:space="0" w:color="000000"/>
+                <w:left w:val="none" w:sz="0" w:space="0" w:color="000000"/>
+                <w:right w:val="none" w:sz="0" w:space="0" w:color="000000"/>
+              </w:pBdr>
+              <w:spacing w:after="100" w:before="100" w:line="240"/>
+              <w:ind w:left="100" w:right="100" w:firstLine="0" w:firstLineChars="0"/>
+              <w:rPr>
+                <w:rFonts w:ascii="Helvetica" w:hAnsi="Helvetica" w:eastAsia="Helvetica" w:cs="Helvetica"/>
+                <w:i w:val="false"/>
+                <w:b w:val="false"/>
+                <w:u w:val="none"/>
+                <w:sz w:val="22"/>
+                <w:szCs w:val="22"/>
+                <w:color w:val="000000"/>
+              </w:rPr>
+            </w:pPr>
+            <w:r>
+              <w:rPr>
+                <w:rFonts w:ascii="Helvetica" w:hAnsi="Helvetica" w:eastAsia="Helvetica" w:cs="Helvetica"/>
+                <w:i w:val="false"/>
+                <w:b w:val="false"/>
+                <w:u w:val="none"/>
+                <w:sz w:val="22"/>
+                <w:szCs w:val="22"/>
+                <w:color w:val="000000"/>
+              </w:rPr>
+              <w:t xml:space="preserve">0.55, 1.72</w:t>
+            </w:r>
+          </w:p>
+        </w:tc>
+        <w:tc>
+          <w:tcPr>
+            <w:tcBorders>
+              <w:bottom w:val="none" w:sz="0" w:space="0" w:color="000000"/>
+              <w:top w:val="none" w:sz="0" w:space="0" w:color="000000"/>
+              <w:left w:val="none" w:sz="0" w:space="0" w:color="000000"/>
+              <w:right w:val="none" w:sz="0" w:space="0" w:color="000000"/>
+            </w:tcBorders>
+            <w:shd w:val="clear" w:color="auto" w:fill="FFFFFF"/>
+            <w:tcMar>
+              <w:top w:w="0" w:type="dxa"/>
+              <w:bottom w:w="0" w:type="dxa"/>
+              <w:left w:w="0" w:type="dxa"/>
+              <w:right w:w="0" w:type="dxa"/>
+            </w:tcMar>
+            <w:vAlign w:val="top"/>
+          </w:tcPr>
+          <w:p>
+            <w:pPr>
+              <w:pStyle w:val="Normal"/>
+              <w:jc w:val="center"/>
+              <w:pBdr>
+                <w:bottom w:val="none" w:sz="0" w:space="0" w:color="000000"/>
+                <w:top w:val="none" w:sz="0" w:space="0" w:color="000000"/>
+                <w:left w:val="none" w:sz="0" w:space="0" w:color="000000"/>
+                <w:right w:val="none" w:sz="0" w:space="0" w:color="000000"/>
+              </w:pBdr>
+              <w:spacing w:after="100" w:before="100" w:line="240"/>
+              <w:ind w:left="100" w:right="100" w:firstLine="0" w:firstLineChars="0"/>
+              <w:rPr>
+                <w:rFonts w:ascii="Helvetica" w:hAnsi="Helvetica" w:eastAsia="Helvetica" w:cs="Helvetica"/>
+                <w:i w:val="false"/>
+                <w:b w:val="false"/>
+                <w:u w:val="none"/>
+                <w:sz w:val="22"/>
+                <w:szCs w:val="22"/>
+                <w:color w:val="000000"/>
+              </w:rPr>
+            </w:pPr>
+            <w:r>
+              <w:rPr>
+                <w:rFonts w:ascii="Helvetica" w:hAnsi="Helvetica" w:eastAsia="Helvetica" w:cs="Helvetica"/>
+                <w:i w:val="false"/>
+                <w:b w:val="false"/>
+                <w:u w:val="none"/>
+                <w:sz w:val="22"/>
+                <w:szCs w:val="22"/>
+                <w:color w:val="000000"/>
+              </w:rPr>
+              <w:t xml:space="preserve">0.930</w:t>
             </w:r>
           </w:p>
         </w:tc>
@@ -4590,7 +4590,7 @@
                 <w:szCs w:val="22"/>
                 <w:color w:val="000000"/>
               </w:rPr>
-              <w:t xml:space="preserve">0.810</w:t>
+              <w:t xml:space="preserve">0.760</w:t>
             </w:r>
           </w:p>
         </w:tc>
@@ -5933,113 +5933,113 @@
                 <w:szCs w:val="22"/>
                 <w:color w:val="000000"/>
               </w:rPr>
-              <w:t xml:space="preserve">0.87</w:t>
-            </w:r>
-          </w:p>
-        </w:tc>
-        <w:tc>
-          <w:tcPr>
-            <w:tcBorders>
-              <w:bottom w:val="none" w:sz="0" w:space="0" w:color="000000"/>
-              <w:top w:val="none" w:sz="0" w:space="0" w:color="000000"/>
-              <w:left w:val="none" w:sz="0" w:space="0" w:color="000000"/>
-              <w:right w:val="none" w:sz="0" w:space="0" w:color="000000"/>
-            </w:tcBorders>
-            <w:shd w:val="clear" w:color="auto" w:fill="FFFFFF"/>
-            <w:tcMar>
-              <w:top w:w="0" w:type="dxa"/>
-              <w:bottom w:w="0" w:type="dxa"/>
-              <w:left w:w="0" w:type="dxa"/>
-              <w:right w:w="0" w:type="dxa"/>
-            </w:tcMar>
-            <w:vAlign w:val="top"/>
-          </w:tcPr>
-          <w:p>
-            <w:pPr>
-              <w:pStyle w:val="Normal"/>
-              <w:jc w:val="center"/>
-              <w:pBdr>
-                <w:bottom w:val="none" w:sz="0" w:space="0" w:color="000000"/>
-                <w:top w:val="none" w:sz="0" w:space="0" w:color="000000"/>
-                <w:left w:val="none" w:sz="0" w:space="0" w:color="000000"/>
-                <w:right w:val="none" w:sz="0" w:space="0" w:color="000000"/>
-              </w:pBdr>
-              <w:spacing w:after="100" w:before="100" w:line="240"/>
-              <w:ind w:left="100" w:right="100" w:firstLine="0" w:firstLineChars="0"/>
-              <w:rPr>
-                <w:rFonts w:ascii="Helvetica" w:hAnsi="Helvetica" w:eastAsia="Helvetica" w:cs="Helvetica"/>
-                <w:i w:val="false"/>
-                <w:b w:val="false"/>
-                <w:u w:val="none"/>
-                <w:sz w:val="22"/>
-                <w:szCs w:val="22"/>
-                <w:color w:val="000000"/>
-              </w:rPr>
-            </w:pPr>
-            <w:r>
-              <w:rPr>
-                <w:rFonts w:ascii="Helvetica" w:hAnsi="Helvetica" w:eastAsia="Helvetica" w:cs="Helvetica"/>
-                <w:i w:val="false"/>
-                <w:b w:val="false"/>
-                <w:u w:val="none"/>
-                <w:sz w:val="22"/>
-                <w:szCs w:val="22"/>
-                <w:color w:val="000000"/>
-              </w:rPr>
-              <w:t xml:space="preserve">0.52, 1.45</w:t>
-            </w:r>
-          </w:p>
-        </w:tc>
-        <w:tc>
-          <w:tcPr>
-            <w:tcBorders>
-              <w:bottom w:val="none" w:sz="0" w:space="0" w:color="000000"/>
-              <w:top w:val="none" w:sz="0" w:space="0" w:color="000000"/>
-              <w:left w:val="none" w:sz="0" w:space="0" w:color="000000"/>
-              <w:right w:val="none" w:sz="0" w:space="0" w:color="000000"/>
-            </w:tcBorders>
-            <w:shd w:val="clear" w:color="auto" w:fill="FFFFFF"/>
-            <w:tcMar>
-              <w:top w:w="0" w:type="dxa"/>
-              <w:bottom w:w="0" w:type="dxa"/>
-              <w:left w:w="0" w:type="dxa"/>
-              <w:right w:w="0" w:type="dxa"/>
-            </w:tcMar>
-            <w:vAlign w:val="top"/>
-          </w:tcPr>
-          <w:p>
-            <w:pPr>
-              <w:pStyle w:val="Normal"/>
-              <w:jc w:val="center"/>
-              <w:pBdr>
-                <w:bottom w:val="none" w:sz="0" w:space="0" w:color="000000"/>
-                <w:top w:val="none" w:sz="0" w:space="0" w:color="000000"/>
-                <w:left w:val="none" w:sz="0" w:space="0" w:color="000000"/>
-                <w:right w:val="none" w:sz="0" w:space="0" w:color="000000"/>
-              </w:pBdr>
-              <w:spacing w:after="100" w:before="100" w:line="240"/>
-              <w:ind w:left="100" w:right="100" w:firstLine="0" w:firstLineChars="0"/>
-              <w:rPr>
-                <w:rFonts w:ascii="Helvetica" w:hAnsi="Helvetica" w:eastAsia="Helvetica" w:cs="Helvetica"/>
-                <w:i w:val="false"/>
-                <w:b w:val="false"/>
-                <w:u w:val="none"/>
-                <w:sz w:val="22"/>
-                <w:szCs w:val="22"/>
-                <w:color w:val="000000"/>
-              </w:rPr>
-            </w:pPr>
-            <w:r>
-              <w:rPr>
-                <w:rFonts w:ascii="Helvetica" w:hAnsi="Helvetica" w:eastAsia="Helvetica" w:cs="Helvetica"/>
-                <w:i w:val="false"/>
-                <w:b w:val="false"/>
-                <w:u w:val="none"/>
-                <w:sz w:val="22"/>
-                <w:szCs w:val="22"/>
-                <w:color w:val="000000"/>
-              </w:rPr>
-              <w:t xml:space="preserve">0.590</w:t>
+              <w:t xml:space="preserve">0.89</w:t>
+            </w:r>
+          </w:p>
+        </w:tc>
+        <w:tc>
+          <w:tcPr>
+            <w:tcBorders>
+              <w:bottom w:val="none" w:sz="0" w:space="0" w:color="000000"/>
+              <w:top w:val="none" w:sz="0" w:space="0" w:color="000000"/>
+              <w:left w:val="none" w:sz="0" w:space="0" w:color="000000"/>
+              <w:right w:val="none" w:sz="0" w:space="0" w:color="000000"/>
+            </w:tcBorders>
+            <w:shd w:val="clear" w:color="auto" w:fill="FFFFFF"/>
+            <w:tcMar>
+              <w:top w:w="0" w:type="dxa"/>
+              <w:bottom w:w="0" w:type="dxa"/>
+              <w:left w:w="0" w:type="dxa"/>
+              <w:right w:w="0" w:type="dxa"/>
+            </w:tcMar>
+            <w:vAlign w:val="top"/>
+          </w:tcPr>
+          <w:p>
+            <w:pPr>
+              <w:pStyle w:val="Normal"/>
+              <w:jc w:val="center"/>
+              <w:pBdr>
+                <w:bottom w:val="none" w:sz="0" w:space="0" w:color="000000"/>
+                <w:top w:val="none" w:sz="0" w:space="0" w:color="000000"/>
+                <w:left w:val="none" w:sz="0" w:space="0" w:color="000000"/>
+                <w:right w:val="none" w:sz="0" w:space="0" w:color="000000"/>
+              </w:pBdr>
+              <w:spacing w:after="100" w:before="100" w:line="240"/>
+              <w:ind w:left="100" w:right="100" w:firstLine="0" w:firstLineChars="0"/>
+              <w:rPr>
+                <w:rFonts w:ascii="Helvetica" w:hAnsi="Helvetica" w:eastAsia="Helvetica" w:cs="Helvetica"/>
+                <w:i w:val="false"/>
+                <w:b w:val="false"/>
+                <w:u w:val="none"/>
+                <w:sz w:val="22"/>
+                <w:szCs w:val="22"/>
+                <w:color w:val="000000"/>
+              </w:rPr>
+            </w:pPr>
+            <w:r>
+              <w:rPr>
+                <w:rFonts w:ascii="Helvetica" w:hAnsi="Helvetica" w:eastAsia="Helvetica" w:cs="Helvetica"/>
+                <w:i w:val="false"/>
+                <w:b w:val="false"/>
+                <w:u w:val="none"/>
+                <w:sz w:val="22"/>
+                <w:szCs w:val="22"/>
+                <w:color w:val="000000"/>
+              </w:rPr>
+              <w:t xml:space="preserve">0.53, 1.50</w:t>
+            </w:r>
+          </w:p>
+        </w:tc>
+        <w:tc>
+          <w:tcPr>
+            <w:tcBorders>
+              <w:bottom w:val="none" w:sz="0" w:space="0" w:color="000000"/>
+              <w:top w:val="none" w:sz="0" w:space="0" w:color="000000"/>
+              <w:left w:val="none" w:sz="0" w:space="0" w:color="000000"/>
+              <w:right w:val="none" w:sz="0" w:space="0" w:color="000000"/>
+            </w:tcBorders>
+            <w:shd w:val="clear" w:color="auto" w:fill="FFFFFF"/>
+            <w:tcMar>
+              <w:top w:w="0" w:type="dxa"/>
+              <w:bottom w:w="0" w:type="dxa"/>
+              <w:left w:w="0" w:type="dxa"/>
+              <w:right w:w="0" w:type="dxa"/>
+            </w:tcMar>
+            <w:vAlign w:val="top"/>
+          </w:tcPr>
+          <w:p>
+            <w:pPr>
+              <w:pStyle w:val="Normal"/>
+              <w:jc w:val="center"/>
+              <w:pBdr>
+                <w:bottom w:val="none" w:sz="0" w:space="0" w:color="000000"/>
+                <w:top w:val="none" w:sz="0" w:space="0" w:color="000000"/>
+                <w:left w:val="none" w:sz="0" w:space="0" w:color="000000"/>
+                <w:right w:val="none" w:sz="0" w:space="0" w:color="000000"/>
+              </w:pBdr>
+              <w:spacing w:after="100" w:before="100" w:line="240"/>
+              <w:ind w:left="100" w:right="100" w:firstLine="0" w:firstLineChars="0"/>
+              <w:rPr>
+                <w:rFonts w:ascii="Helvetica" w:hAnsi="Helvetica" w:eastAsia="Helvetica" w:cs="Helvetica"/>
+                <w:i w:val="false"/>
+                <w:b w:val="false"/>
+                <w:u w:val="none"/>
+                <w:sz w:val="22"/>
+                <w:szCs w:val="22"/>
+                <w:color w:val="000000"/>
+              </w:rPr>
+            </w:pPr>
+            <w:r>
+              <w:rPr>
+                <w:rFonts w:ascii="Helvetica" w:hAnsi="Helvetica" w:eastAsia="Helvetica" w:cs="Helvetica"/>
+                <w:i w:val="false"/>
+                <w:b w:val="false"/>
+                <w:u w:val="none"/>
+                <w:sz w:val="22"/>
+                <w:szCs w:val="22"/>
+                <w:color w:val="000000"/>
+              </w:rPr>
+              <w:t xml:space="preserve">0.670</w:t>
             </w:r>
           </w:p>
         </w:tc>
@@ -7435,7 +7435,7 @@
                 <w:szCs w:val="22"/>
                 <w:color w:val="000000"/>
               </w:rPr>
-              <w:t xml:space="preserve">0.32, 8.29</w:t>
+              <w:t xml:space="preserve">0.32, 8.27</w:t>
             </w:r>
           </w:p>
         </w:tc>
@@ -7865,113 +7865,113 @@
                 <w:szCs w:val="22"/>
                 <w:color w:val="000000"/>
               </w:rPr>
-              <w:t xml:space="preserve">2.21</w:t>
-            </w:r>
-          </w:p>
-        </w:tc>
-        <w:tc>
-          <w:tcPr>
-            <w:tcBorders>
-              <w:bottom w:val="none" w:sz="0" w:space="0" w:color="000000"/>
-              <w:top w:val="none" w:sz="0" w:space="0" w:color="000000"/>
-              <w:left w:val="none" w:sz="0" w:space="0" w:color="000000"/>
-              <w:right w:val="none" w:sz="0" w:space="0" w:color="000000"/>
-            </w:tcBorders>
-            <w:shd w:val="clear" w:color="auto" w:fill="FFFFFF"/>
-            <w:tcMar>
-              <w:top w:w="0" w:type="dxa"/>
-              <w:bottom w:w="0" w:type="dxa"/>
-              <w:left w:w="0" w:type="dxa"/>
-              <w:right w:w="0" w:type="dxa"/>
-            </w:tcMar>
-            <w:vAlign w:val="top"/>
-          </w:tcPr>
-          <w:p>
-            <w:pPr>
-              <w:pStyle w:val="Normal"/>
-              <w:jc w:val="center"/>
-              <w:pBdr>
-                <w:bottom w:val="none" w:sz="0" w:space="0" w:color="000000"/>
-                <w:top w:val="none" w:sz="0" w:space="0" w:color="000000"/>
-                <w:left w:val="none" w:sz="0" w:space="0" w:color="000000"/>
-                <w:right w:val="none" w:sz="0" w:space="0" w:color="000000"/>
-              </w:pBdr>
-              <w:spacing w:after="100" w:before="100" w:line="240"/>
-              <w:ind w:left="100" w:right="100" w:firstLine="0" w:firstLineChars="0"/>
-              <w:rPr>
-                <w:rFonts w:ascii="Helvetica" w:hAnsi="Helvetica" w:eastAsia="Helvetica" w:cs="Helvetica"/>
-                <w:i w:val="false"/>
-                <w:b w:val="false"/>
-                <w:u w:val="none"/>
-                <w:sz w:val="22"/>
-                <w:szCs w:val="22"/>
-                <w:color w:val="000000"/>
-              </w:rPr>
-            </w:pPr>
-            <w:r>
-              <w:rPr>
-                <w:rFonts w:ascii="Helvetica" w:hAnsi="Helvetica" w:eastAsia="Helvetica" w:cs="Helvetica"/>
-                <w:i w:val="false"/>
-                <w:b w:val="false"/>
-                <w:u w:val="none"/>
-                <w:sz w:val="22"/>
-                <w:szCs w:val="22"/>
-                <w:color w:val="000000"/>
-              </w:rPr>
-              <w:t xml:space="preserve">0.64, 7.60</w:t>
-            </w:r>
-          </w:p>
-        </w:tc>
-        <w:tc>
-          <w:tcPr>
-            <w:tcBorders>
-              <w:bottom w:val="none" w:sz="0" w:space="0" w:color="000000"/>
-              <w:top w:val="none" w:sz="0" w:space="0" w:color="000000"/>
-              <w:left w:val="none" w:sz="0" w:space="0" w:color="000000"/>
-              <w:right w:val="none" w:sz="0" w:space="0" w:color="000000"/>
-            </w:tcBorders>
-            <w:shd w:val="clear" w:color="auto" w:fill="FFFFFF"/>
-            <w:tcMar>
-              <w:top w:w="0" w:type="dxa"/>
-              <w:bottom w:w="0" w:type="dxa"/>
-              <w:left w:w="0" w:type="dxa"/>
-              <w:right w:w="0" w:type="dxa"/>
-            </w:tcMar>
-            <w:vAlign w:val="top"/>
-          </w:tcPr>
-          <w:p>
-            <w:pPr>
-              <w:pStyle w:val="Normal"/>
-              <w:jc w:val="center"/>
-              <w:pBdr>
-                <w:bottom w:val="none" w:sz="0" w:space="0" w:color="000000"/>
-                <w:top w:val="none" w:sz="0" w:space="0" w:color="000000"/>
-                <w:left w:val="none" w:sz="0" w:space="0" w:color="000000"/>
-                <w:right w:val="none" w:sz="0" w:space="0" w:color="000000"/>
-              </w:pBdr>
-              <w:spacing w:after="100" w:before="100" w:line="240"/>
-              <w:ind w:left="100" w:right="100" w:firstLine="0" w:firstLineChars="0"/>
-              <w:rPr>
-                <w:rFonts w:ascii="Helvetica" w:hAnsi="Helvetica" w:eastAsia="Helvetica" w:cs="Helvetica"/>
-                <w:i w:val="false"/>
-                <w:b w:val="false"/>
-                <w:u w:val="none"/>
-                <w:sz w:val="22"/>
-                <w:szCs w:val="22"/>
-                <w:color w:val="000000"/>
-              </w:rPr>
-            </w:pPr>
-            <w:r>
-              <w:rPr>
-                <w:rFonts w:ascii="Helvetica" w:hAnsi="Helvetica" w:eastAsia="Helvetica" w:cs="Helvetica"/>
-                <w:i w:val="false"/>
-                <w:b w:val="false"/>
-                <w:u w:val="none"/>
-                <w:sz w:val="22"/>
-                <w:szCs w:val="22"/>
-                <w:color w:val="000000"/>
-              </w:rPr>
-              <w:t xml:space="preserve">0.210</w:t>
+              <w:t xml:space="preserve">2.11</w:t>
+            </w:r>
+          </w:p>
+        </w:tc>
+        <w:tc>
+          <w:tcPr>
+            <w:tcBorders>
+              <w:bottom w:val="none" w:sz="0" w:space="0" w:color="000000"/>
+              <w:top w:val="none" w:sz="0" w:space="0" w:color="000000"/>
+              <w:left w:val="none" w:sz="0" w:space="0" w:color="000000"/>
+              <w:right w:val="none" w:sz="0" w:space="0" w:color="000000"/>
+            </w:tcBorders>
+            <w:shd w:val="clear" w:color="auto" w:fill="FFFFFF"/>
+            <w:tcMar>
+              <w:top w:w="0" w:type="dxa"/>
+              <w:bottom w:w="0" w:type="dxa"/>
+              <w:left w:w="0" w:type="dxa"/>
+              <w:right w:w="0" w:type="dxa"/>
+            </w:tcMar>
+            <w:vAlign w:val="top"/>
+          </w:tcPr>
+          <w:p>
+            <w:pPr>
+              <w:pStyle w:val="Normal"/>
+              <w:jc w:val="center"/>
+              <w:pBdr>
+                <w:bottom w:val="none" w:sz="0" w:space="0" w:color="000000"/>
+                <w:top w:val="none" w:sz="0" w:space="0" w:color="000000"/>
+                <w:left w:val="none" w:sz="0" w:space="0" w:color="000000"/>
+                <w:right w:val="none" w:sz="0" w:space="0" w:color="000000"/>
+              </w:pBdr>
+              <w:spacing w:after="100" w:before="100" w:line="240"/>
+              <w:ind w:left="100" w:right="100" w:firstLine="0" w:firstLineChars="0"/>
+              <w:rPr>
+                <w:rFonts w:ascii="Helvetica" w:hAnsi="Helvetica" w:eastAsia="Helvetica" w:cs="Helvetica"/>
+                <w:i w:val="false"/>
+                <w:b w:val="false"/>
+                <w:u w:val="none"/>
+                <w:sz w:val="22"/>
+                <w:szCs w:val="22"/>
+                <w:color w:val="000000"/>
+              </w:rPr>
+            </w:pPr>
+            <w:r>
+              <w:rPr>
+                <w:rFonts w:ascii="Helvetica" w:hAnsi="Helvetica" w:eastAsia="Helvetica" w:cs="Helvetica"/>
+                <w:i w:val="false"/>
+                <w:b w:val="false"/>
+                <w:u w:val="none"/>
+                <w:sz w:val="22"/>
+                <w:szCs w:val="22"/>
+                <w:color w:val="000000"/>
+              </w:rPr>
+              <w:t xml:space="preserve">0.62, 7.13</w:t>
+            </w:r>
+          </w:p>
+        </w:tc>
+        <w:tc>
+          <w:tcPr>
+            <w:tcBorders>
+              <w:bottom w:val="none" w:sz="0" w:space="0" w:color="000000"/>
+              <w:top w:val="none" w:sz="0" w:space="0" w:color="000000"/>
+              <w:left w:val="none" w:sz="0" w:space="0" w:color="000000"/>
+              <w:right w:val="none" w:sz="0" w:space="0" w:color="000000"/>
+            </w:tcBorders>
+            <w:shd w:val="clear" w:color="auto" w:fill="FFFFFF"/>
+            <w:tcMar>
+              <w:top w:w="0" w:type="dxa"/>
+              <w:bottom w:w="0" w:type="dxa"/>
+              <w:left w:w="0" w:type="dxa"/>
+              <w:right w:w="0" w:type="dxa"/>
+            </w:tcMar>
+            <w:vAlign w:val="top"/>
+          </w:tcPr>
+          <w:p>
+            <w:pPr>
+              <w:pStyle w:val="Normal"/>
+              <w:jc w:val="center"/>
+              <w:pBdr>
+                <w:bottom w:val="none" w:sz="0" w:space="0" w:color="000000"/>
+                <w:top w:val="none" w:sz="0" w:space="0" w:color="000000"/>
+                <w:left w:val="none" w:sz="0" w:space="0" w:color="000000"/>
+                <w:right w:val="none" w:sz="0" w:space="0" w:color="000000"/>
+              </w:pBdr>
+              <w:spacing w:after="100" w:before="100" w:line="240"/>
+              <w:ind w:left="100" w:right="100" w:firstLine="0" w:firstLineChars="0"/>
+              <w:rPr>
+                <w:rFonts w:ascii="Helvetica" w:hAnsi="Helvetica" w:eastAsia="Helvetica" w:cs="Helvetica"/>
+                <w:i w:val="false"/>
+                <w:b w:val="false"/>
+                <w:u w:val="none"/>
+                <w:sz w:val="22"/>
+                <w:szCs w:val="22"/>
+                <w:color w:val="000000"/>
+              </w:rPr>
+            </w:pPr>
+            <w:r>
+              <w:rPr>
+                <w:rFonts w:ascii="Helvetica" w:hAnsi="Helvetica" w:eastAsia="Helvetica" w:cs="Helvetica"/>
+                <w:i w:val="false"/>
+                <w:b w:val="false"/>
+                <w:u w:val="none"/>
+                <w:sz w:val="22"/>
+                <w:szCs w:val="22"/>
+                <w:color w:val="000000"/>
+              </w:rPr>
+              <w:t xml:space="preserve">0.230</w:t>
             </w:r>
           </w:p>
         </w:tc>
@@ -8348,113 +8348,113 @@
                 <w:szCs w:val="22"/>
                 <w:color w:val="000000"/>
               </w:rPr>
-              <w:t xml:space="preserve">2.25</w:t>
-            </w:r>
-          </w:p>
-        </w:tc>
-        <w:tc>
-          <w:tcPr>
-            <w:tcBorders>
-              <w:bottom w:val="none" w:sz="0" w:space="0" w:color="000000"/>
-              <w:top w:val="none" w:sz="0" w:space="0" w:color="000000"/>
-              <w:left w:val="none" w:sz="0" w:space="0" w:color="000000"/>
-              <w:right w:val="none" w:sz="0" w:space="0" w:color="000000"/>
-            </w:tcBorders>
-            <w:shd w:val="clear" w:color="auto" w:fill="FFFFFF"/>
-            <w:tcMar>
-              <w:top w:w="0" w:type="dxa"/>
-              <w:bottom w:w="0" w:type="dxa"/>
-              <w:left w:w="0" w:type="dxa"/>
-              <w:right w:w="0" w:type="dxa"/>
-            </w:tcMar>
-            <w:vAlign w:val="top"/>
-          </w:tcPr>
-          <w:p>
-            <w:pPr>
-              <w:pStyle w:val="Normal"/>
-              <w:jc w:val="center"/>
-              <w:pBdr>
-                <w:bottom w:val="none" w:sz="0" w:space="0" w:color="000000"/>
-                <w:top w:val="none" w:sz="0" w:space="0" w:color="000000"/>
-                <w:left w:val="none" w:sz="0" w:space="0" w:color="000000"/>
-                <w:right w:val="none" w:sz="0" w:space="0" w:color="000000"/>
-              </w:pBdr>
-              <w:spacing w:after="100" w:before="100" w:line="240"/>
-              <w:ind w:left="100" w:right="100" w:firstLine="0" w:firstLineChars="0"/>
-              <w:rPr>
-                <w:rFonts w:ascii="Helvetica" w:hAnsi="Helvetica" w:eastAsia="Helvetica" w:cs="Helvetica"/>
-                <w:i w:val="false"/>
-                <w:b w:val="false"/>
-                <w:u w:val="none"/>
-                <w:sz w:val="22"/>
-                <w:szCs w:val="22"/>
-                <w:color w:val="000000"/>
-              </w:rPr>
-            </w:pPr>
-            <w:r>
-              <w:rPr>
-                <w:rFonts w:ascii="Helvetica" w:hAnsi="Helvetica" w:eastAsia="Helvetica" w:cs="Helvetica"/>
-                <w:i w:val="false"/>
-                <w:b w:val="false"/>
-                <w:u w:val="none"/>
-                <w:sz w:val="22"/>
-                <w:szCs w:val="22"/>
-                <w:color w:val="000000"/>
-              </w:rPr>
-              <w:t xml:space="preserve">0.62, 8.14</w:t>
-            </w:r>
-          </w:p>
-        </w:tc>
-        <w:tc>
-          <w:tcPr>
-            <w:tcBorders>
-              <w:bottom w:val="none" w:sz="0" w:space="0" w:color="000000"/>
-              <w:top w:val="none" w:sz="0" w:space="0" w:color="000000"/>
-              <w:left w:val="none" w:sz="0" w:space="0" w:color="000000"/>
-              <w:right w:val="none" w:sz="0" w:space="0" w:color="000000"/>
-            </w:tcBorders>
-            <w:shd w:val="clear" w:color="auto" w:fill="FFFFFF"/>
-            <w:tcMar>
-              <w:top w:w="0" w:type="dxa"/>
-              <w:bottom w:w="0" w:type="dxa"/>
-              <w:left w:w="0" w:type="dxa"/>
-              <w:right w:w="0" w:type="dxa"/>
-            </w:tcMar>
-            <w:vAlign w:val="top"/>
-          </w:tcPr>
-          <w:p>
-            <w:pPr>
-              <w:pStyle w:val="Normal"/>
-              <w:jc w:val="center"/>
-              <w:pBdr>
-                <w:bottom w:val="none" w:sz="0" w:space="0" w:color="000000"/>
-                <w:top w:val="none" w:sz="0" w:space="0" w:color="000000"/>
-                <w:left w:val="none" w:sz="0" w:space="0" w:color="000000"/>
-                <w:right w:val="none" w:sz="0" w:space="0" w:color="000000"/>
-              </w:pBdr>
-              <w:spacing w:after="100" w:before="100" w:line="240"/>
-              <w:ind w:left="100" w:right="100" w:firstLine="0" w:firstLineChars="0"/>
-              <w:rPr>
-                <w:rFonts w:ascii="Helvetica" w:hAnsi="Helvetica" w:eastAsia="Helvetica" w:cs="Helvetica"/>
-                <w:i w:val="false"/>
-                <w:b w:val="false"/>
-                <w:u w:val="none"/>
-                <w:sz w:val="22"/>
-                <w:szCs w:val="22"/>
-                <w:color w:val="000000"/>
-              </w:rPr>
-            </w:pPr>
-            <w:r>
-              <w:rPr>
-                <w:rFonts w:ascii="Helvetica" w:hAnsi="Helvetica" w:eastAsia="Helvetica" w:cs="Helvetica"/>
-                <w:i w:val="false"/>
-                <w:b w:val="false"/>
-                <w:u w:val="none"/>
-                <w:sz w:val="22"/>
-                <w:szCs w:val="22"/>
-                <w:color w:val="000000"/>
-              </w:rPr>
-              <w:t xml:space="preserve">0.220</w:t>
+              <w:t xml:space="preserve">2.29</w:t>
+            </w:r>
+          </w:p>
+        </w:tc>
+        <w:tc>
+          <w:tcPr>
+            <w:tcBorders>
+              <w:bottom w:val="none" w:sz="0" w:space="0" w:color="000000"/>
+              <w:top w:val="none" w:sz="0" w:space="0" w:color="000000"/>
+              <w:left w:val="none" w:sz="0" w:space="0" w:color="000000"/>
+              <w:right w:val="none" w:sz="0" w:space="0" w:color="000000"/>
+            </w:tcBorders>
+            <w:shd w:val="clear" w:color="auto" w:fill="FFFFFF"/>
+            <w:tcMar>
+              <w:top w:w="0" w:type="dxa"/>
+              <w:bottom w:w="0" w:type="dxa"/>
+              <w:left w:w="0" w:type="dxa"/>
+              <w:right w:w="0" w:type="dxa"/>
+            </w:tcMar>
+            <w:vAlign w:val="top"/>
+          </w:tcPr>
+          <w:p>
+            <w:pPr>
+              <w:pStyle w:val="Normal"/>
+              <w:jc w:val="center"/>
+              <w:pBdr>
+                <w:bottom w:val="none" w:sz="0" w:space="0" w:color="000000"/>
+                <w:top w:val="none" w:sz="0" w:space="0" w:color="000000"/>
+                <w:left w:val="none" w:sz="0" w:space="0" w:color="000000"/>
+                <w:right w:val="none" w:sz="0" w:space="0" w:color="000000"/>
+              </w:pBdr>
+              <w:spacing w:after="100" w:before="100" w:line="240"/>
+              <w:ind w:left="100" w:right="100" w:firstLine="0" w:firstLineChars="0"/>
+              <w:rPr>
+                <w:rFonts w:ascii="Helvetica" w:hAnsi="Helvetica" w:eastAsia="Helvetica" w:cs="Helvetica"/>
+                <w:i w:val="false"/>
+                <w:b w:val="false"/>
+                <w:u w:val="none"/>
+                <w:sz w:val="22"/>
+                <w:szCs w:val="22"/>
+                <w:color w:val="000000"/>
+              </w:rPr>
+            </w:pPr>
+            <w:r>
+              <w:rPr>
+                <w:rFonts w:ascii="Helvetica" w:hAnsi="Helvetica" w:eastAsia="Helvetica" w:cs="Helvetica"/>
+                <w:i w:val="false"/>
+                <w:b w:val="false"/>
+                <w:u w:val="none"/>
+                <w:sz w:val="22"/>
+                <w:szCs w:val="22"/>
+                <w:color w:val="000000"/>
+              </w:rPr>
+              <w:t xml:space="preserve">0.63, 8.38</w:t>
+            </w:r>
+          </w:p>
+        </w:tc>
+        <w:tc>
+          <w:tcPr>
+            <w:tcBorders>
+              <w:bottom w:val="none" w:sz="0" w:space="0" w:color="000000"/>
+              <w:top w:val="none" w:sz="0" w:space="0" w:color="000000"/>
+              <w:left w:val="none" w:sz="0" w:space="0" w:color="000000"/>
+              <w:right w:val="none" w:sz="0" w:space="0" w:color="000000"/>
+            </w:tcBorders>
+            <w:shd w:val="clear" w:color="auto" w:fill="FFFFFF"/>
+            <w:tcMar>
+              <w:top w:w="0" w:type="dxa"/>
+              <w:bottom w:w="0" w:type="dxa"/>
+              <w:left w:w="0" w:type="dxa"/>
+              <w:right w:w="0" w:type="dxa"/>
+            </w:tcMar>
+            <w:vAlign w:val="top"/>
+          </w:tcPr>
+          <w:p>
+            <w:pPr>
+              <w:pStyle w:val="Normal"/>
+              <w:jc w:val="center"/>
+              <w:pBdr>
+                <w:bottom w:val="none" w:sz="0" w:space="0" w:color="000000"/>
+                <w:top w:val="none" w:sz="0" w:space="0" w:color="000000"/>
+                <w:left w:val="none" w:sz="0" w:space="0" w:color="000000"/>
+                <w:right w:val="none" w:sz="0" w:space="0" w:color="000000"/>
+              </w:pBdr>
+              <w:spacing w:after="100" w:before="100" w:line="240"/>
+              <w:ind w:left="100" w:right="100" w:firstLine="0" w:firstLineChars="0"/>
+              <w:rPr>
+                <w:rFonts w:ascii="Helvetica" w:hAnsi="Helvetica" w:eastAsia="Helvetica" w:cs="Helvetica"/>
+                <w:i w:val="false"/>
+                <w:b w:val="false"/>
+                <w:u w:val="none"/>
+                <w:sz w:val="22"/>
+                <w:szCs w:val="22"/>
+                <w:color w:val="000000"/>
+              </w:rPr>
+            </w:pPr>
+            <w:r>
+              <w:rPr>
+                <w:rFonts w:ascii="Helvetica" w:hAnsi="Helvetica" w:eastAsia="Helvetica" w:cs="Helvetica"/>
+                <w:i w:val="false"/>
+                <w:b w:val="false"/>
+                <w:u w:val="none"/>
+                <w:sz w:val="22"/>
+                <w:szCs w:val="22"/>
+                <w:color w:val="000000"/>
+              </w:rPr>
+              <w:t xml:space="preserve">0.210</w:t>
             </w:r>
           </w:p>
         </w:tc>
@@ -8884,60 +8884,60 @@
                 <w:szCs w:val="22"/>
                 <w:color w:val="000000"/>
               </w:rPr>
-              <w:t xml:space="preserve">0.31, 3.33</w:t>
-            </w:r>
-          </w:p>
-        </w:tc>
-        <w:tc>
-          <w:tcPr>
-            <w:tcBorders>
-              <w:bottom w:val="none" w:sz="0" w:space="0" w:color="000000"/>
-              <w:top w:val="none" w:sz="0" w:space="0" w:color="000000"/>
-              <w:left w:val="none" w:sz="0" w:space="0" w:color="000000"/>
-              <w:right w:val="none" w:sz="0" w:space="0" w:color="000000"/>
-            </w:tcBorders>
-            <w:shd w:val="clear" w:color="auto" w:fill="FFFFFF"/>
-            <w:tcMar>
-              <w:top w:w="0" w:type="dxa"/>
-              <w:bottom w:w="0" w:type="dxa"/>
-              <w:left w:w="0" w:type="dxa"/>
-              <w:right w:w="0" w:type="dxa"/>
-            </w:tcMar>
-            <w:vAlign w:val="top"/>
-          </w:tcPr>
-          <w:p>
-            <w:pPr>
-              <w:pStyle w:val="Normal"/>
-              <w:jc w:val="center"/>
-              <w:pBdr>
-                <w:bottom w:val="none" w:sz="0" w:space="0" w:color="000000"/>
-                <w:top w:val="none" w:sz="0" w:space="0" w:color="000000"/>
-                <w:left w:val="none" w:sz="0" w:space="0" w:color="000000"/>
-                <w:right w:val="none" w:sz="0" w:space="0" w:color="000000"/>
-              </w:pBdr>
-              <w:spacing w:after="100" w:before="100" w:line="240"/>
-              <w:ind w:left="100" w:right="100" w:firstLine="0" w:firstLineChars="0"/>
-              <w:rPr>
-                <w:rFonts w:ascii="Helvetica" w:hAnsi="Helvetica" w:eastAsia="Helvetica" w:cs="Helvetica"/>
-                <w:i w:val="false"/>
-                <w:b w:val="false"/>
-                <w:u w:val="none"/>
-                <w:sz w:val="22"/>
-                <w:szCs w:val="22"/>
-                <w:color w:val="000000"/>
-              </w:rPr>
-            </w:pPr>
-            <w:r>
-              <w:rPr>
-                <w:rFonts w:ascii="Helvetica" w:hAnsi="Helvetica" w:eastAsia="Helvetica" w:cs="Helvetica"/>
-                <w:i w:val="false"/>
-                <w:b w:val="false"/>
-                <w:u w:val="none"/>
-                <w:sz w:val="22"/>
-                <w:szCs w:val="22"/>
-                <w:color w:val="000000"/>
-              </w:rPr>
-              <w:t xml:space="preserve">0.970</w:t>
+              <w:t xml:space="preserve">0.31, 3.31</w:t>
+            </w:r>
+          </w:p>
+        </w:tc>
+        <w:tc>
+          <w:tcPr>
+            <w:tcBorders>
+              <w:bottom w:val="none" w:sz="0" w:space="0" w:color="000000"/>
+              <w:top w:val="none" w:sz="0" w:space="0" w:color="000000"/>
+              <w:left w:val="none" w:sz="0" w:space="0" w:color="000000"/>
+              <w:right w:val="none" w:sz="0" w:space="0" w:color="000000"/>
+            </w:tcBorders>
+            <w:shd w:val="clear" w:color="auto" w:fill="FFFFFF"/>
+            <w:tcMar>
+              <w:top w:w="0" w:type="dxa"/>
+              <w:bottom w:w="0" w:type="dxa"/>
+              <w:left w:w="0" w:type="dxa"/>
+              <w:right w:w="0" w:type="dxa"/>
+            </w:tcMar>
+            <w:vAlign w:val="top"/>
+          </w:tcPr>
+          <w:p>
+            <w:pPr>
+              <w:pStyle w:val="Normal"/>
+              <w:jc w:val="center"/>
+              <w:pBdr>
+                <w:bottom w:val="none" w:sz="0" w:space="0" w:color="000000"/>
+                <w:top w:val="none" w:sz="0" w:space="0" w:color="000000"/>
+                <w:left w:val="none" w:sz="0" w:space="0" w:color="000000"/>
+                <w:right w:val="none" w:sz="0" w:space="0" w:color="000000"/>
+              </w:pBdr>
+              <w:spacing w:after="100" w:before="100" w:line="240"/>
+              <w:ind w:left="100" w:right="100" w:firstLine="0" w:firstLineChars="0"/>
+              <w:rPr>
+                <w:rFonts w:ascii="Helvetica" w:hAnsi="Helvetica" w:eastAsia="Helvetica" w:cs="Helvetica"/>
+                <w:i w:val="false"/>
+                <w:b w:val="false"/>
+                <w:u w:val="none"/>
+                <w:sz w:val="22"/>
+                <w:szCs w:val="22"/>
+                <w:color w:val="000000"/>
+              </w:rPr>
+            </w:pPr>
+            <w:r>
+              <w:rPr>
+                <w:rFonts w:ascii="Helvetica" w:hAnsi="Helvetica" w:eastAsia="Helvetica" w:cs="Helvetica"/>
+                <w:i w:val="false"/>
+                <w:b w:val="false"/>
+                <w:u w:val="none"/>
+                <w:sz w:val="22"/>
+                <w:szCs w:val="22"/>
+                <w:color w:val="000000"/>
+              </w:rPr>
+              <w:t xml:space="preserve">0.980</w:t>
             </w:r>
           </w:p>
         </w:tc>
@@ -9314,113 +9314,113 @@
                 <w:szCs w:val="22"/>
                 <w:color w:val="000000"/>
               </w:rPr>
-              <w:t xml:space="preserve">0.47</w:t>
-            </w:r>
-          </w:p>
-        </w:tc>
-        <w:tc>
-          <w:tcPr>
-            <w:tcBorders>
-              <w:bottom w:val="none" w:sz="0" w:space="0" w:color="000000"/>
-              <w:top w:val="none" w:sz="0" w:space="0" w:color="000000"/>
-              <w:left w:val="none" w:sz="0" w:space="0" w:color="000000"/>
-              <w:right w:val="none" w:sz="0" w:space="0" w:color="000000"/>
-            </w:tcBorders>
-            <w:shd w:val="clear" w:color="auto" w:fill="FFFFFF"/>
-            <w:tcMar>
-              <w:top w:w="0" w:type="dxa"/>
-              <w:bottom w:w="0" w:type="dxa"/>
-              <w:left w:w="0" w:type="dxa"/>
-              <w:right w:w="0" w:type="dxa"/>
-            </w:tcMar>
-            <w:vAlign w:val="top"/>
-          </w:tcPr>
-          <w:p>
-            <w:pPr>
-              <w:pStyle w:val="Normal"/>
-              <w:jc w:val="center"/>
-              <w:pBdr>
-                <w:bottom w:val="none" w:sz="0" w:space="0" w:color="000000"/>
-                <w:top w:val="none" w:sz="0" w:space="0" w:color="000000"/>
-                <w:left w:val="none" w:sz="0" w:space="0" w:color="000000"/>
-                <w:right w:val="none" w:sz="0" w:space="0" w:color="000000"/>
-              </w:pBdr>
-              <w:spacing w:after="100" w:before="100" w:line="240"/>
-              <w:ind w:left="100" w:right="100" w:firstLine="0" w:firstLineChars="0"/>
-              <w:rPr>
-                <w:rFonts w:ascii="Helvetica" w:hAnsi="Helvetica" w:eastAsia="Helvetica" w:cs="Helvetica"/>
-                <w:i w:val="false"/>
-                <w:b w:val="false"/>
-                <w:u w:val="none"/>
-                <w:sz w:val="22"/>
-                <w:szCs w:val="22"/>
-                <w:color w:val="000000"/>
-              </w:rPr>
-            </w:pPr>
-            <w:r>
-              <w:rPr>
-                <w:rFonts w:ascii="Helvetica" w:hAnsi="Helvetica" w:eastAsia="Helvetica" w:cs="Helvetica"/>
-                <w:i w:val="false"/>
-                <w:b w:val="false"/>
-                <w:u w:val="none"/>
-                <w:sz w:val="22"/>
-                <w:szCs w:val="22"/>
-                <w:color w:val="000000"/>
-              </w:rPr>
-              <w:t xml:space="preserve">0.12, 1.89</w:t>
-            </w:r>
-          </w:p>
-        </w:tc>
-        <w:tc>
-          <w:tcPr>
-            <w:tcBorders>
-              <w:bottom w:val="none" w:sz="0" w:space="0" w:color="000000"/>
-              <w:top w:val="none" w:sz="0" w:space="0" w:color="000000"/>
-              <w:left w:val="none" w:sz="0" w:space="0" w:color="000000"/>
-              <w:right w:val="none" w:sz="0" w:space="0" w:color="000000"/>
-            </w:tcBorders>
-            <w:shd w:val="clear" w:color="auto" w:fill="FFFFFF"/>
-            <w:tcMar>
-              <w:top w:w="0" w:type="dxa"/>
-              <w:bottom w:w="0" w:type="dxa"/>
-              <w:left w:w="0" w:type="dxa"/>
-              <w:right w:w="0" w:type="dxa"/>
-            </w:tcMar>
-            <w:vAlign w:val="top"/>
-          </w:tcPr>
-          <w:p>
-            <w:pPr>
-              <w:pStyle w:val="Normal"/>
-              <w:jc w:val="center"/>
-              <w:pBdr>
-                <w:bottom w:val="none" w:sz="0" w:space="0" w:color="000000"/>
-                <w:top w:val="none" w:sz="0" w:space="0" w:color="000000"/>
-                <w:left w:val="none" w:sz="0" w:space="0" w:color="000000"/>
-                <w:right w:val="none" w:sz="0" w:space="0" w:color="000000"/>
-              </w:pBdr>
-              <w:spacing w:after="100" w:before="100" w:line="240"/>
-              <w:ind w:left="100" w:right="100" w:firstLine="0" w:firstLineChars="0"/>
-              <w:rPr>
-                <w:rFonts w:ascii="Helvetica" w:hAnsi="Helvetica" w:eastAsia="Helvetica" w:cs="Helvetica"/>
-                <w:i w:val="false"/>
-                <w:b w:val="false"/>
-                <w:u w:val="none"/>
-                <w:sz w:val="22"/>
-                <w:szCs w:val="22"/>
-                <w:color w:val="000000"/>
-              </w:rPr>
-            </w:pPr>
-            <w:r>
-              <w:rPr>
-                <w:rFonts w:ascii="Helvetica" w:hAnsi="Helvetica" w:eastAsia="Helvetica" w:cs="Helvetica"/>
-                <w:i w:val="false"/>
-                <w:b w:val="false"/>
-                <w:u w:val="none"/>
-                <w:sz w:val="22"/>
-                <w:szCs w:val="22"/>
-                <w:color w:val="000000"/>
-              </w:rPr>
-              <w:t xml:space="preserve">0.290</w:t>
+              <w:t xml:space="preserve">0.44</w:t>
+            </w:r>
+          </w:p>
+        </w:tc>
+        <w:tc>
+          <w:tcPr>
+            <w:tcBorders>
+              <w:bottom w:val="none" w:sz="0" w:space="0" w:color="000000"/>
+              <w:top w:val="none" w:sz="0" w:space="0" w:color="000000"/>
+              <w:left w:val="none" w:sz="0" w:space="0" w:color="000000"/>
+              <w:right w:val="none" w:sz="0" w:space="0" w:color="000000"/>
+            </w:tcBorders>
+            <w:shd w:val="clear" w:color="auto" w:fill="FFFFFF"/>
+            <w:tcMar>
+              <w:top w:w="0" w:type="dxa"/>
+              <w:bottom w:w="0" w:type="dxa"/>
+              <w:left w:w="0" w:type="dxa"/>
+              <w:right w:w="0" w:type="dxa"/>
+            </w:tcMar>
+            <w:vAlign w:val="top"/>
+          </w:tcPr>
+          <w:p>
+            <w:pPr>
+              <w:pStyle w:val="Normal"/>
+              <w:jc w:val="center"/>
+              <w:pBdr>
+                <w:bottom w:val="none" w:sz="0" w:space="0" w:color="000000"/>
+                <w:top w:val="none" w:sz="0" w:space="0" w:color="000000"/>
+                <w:left w:val="none" w:sz="0" w:space="0" w:color="000000"/>
+                <w:right w:val="none" w:sz="0" w:space="0" w:color="000000"/>
+              </w:pBdr>
+              <w:spacing w:after="100" w:before="100" w:line="240"/>
+              <w:ind w:left="100" w:right="100" w:firstLine="0" w:firstLineChars="0"/>
+              <w:rPr>
+                <w:rFonts w:ascii="Helvetica" w:hAnsi="Helvetica" w:eastAsia="Helvetica" w:cs="Helvetica"/>
+                <w:i w:val="false"/>
+                <w:b w:val="false"/>
+                <w:u w:val="none"/>
+                <w:sz w:val="22"/>
+                <w:szCs w:val="22"/>
+                <w:color w:val="000000"/>
+              </w:rPr>
+            </w:pPr>
+            <w:r>
+              <w:rPr>
+                <w:rFonts w:ascii="Helvetica" w:hAnsi="Helvetica" w:eastAsia="Helvetica" w:cs="Helvetica"/>
+                <w:i w:val="false"/>
+                <w:b w:val="false"/>
+                <w:u w:val="none"/>
+                <w:sz w:val="22"/>
+                <w:szCs w:val="22"/>
+                <w:color w:val="000000"/>
+              </w:rPr>
+              <w:t xml:space="preserve">0.11, 1.79</w:t>
+            </w:r>
+          </w:p>
+        </w:tc>
+        <w:tc>
+          <w:tcPr>
+            <w:tcBorders>
+              <w:bottom w:val="none" w:sz="0" w:space="0" w:color="000000"/>
+              <w:top w:val="none" w:sz="0" w:space="0" w:color="000000"/>
+              <w:left w:val="none" w:sz="0" w:space="0" w:color="000000"/>
+              <w:right w:val="none" w:sz="0" w:space="0" w:color="000000"/>
+            </w:tcBorders>
+            <w:shd w:val="clear" w:color="auto" w:fill="FFFFFF"/>
+            <w:tcMar>
+              <w:top w:w="0" w:type="dxa"/>
+              <w:bottom w:w="0" w:type="dxa"/>
+              <w:left w:w="0" w:type="dxa"/>
+              <w:right w:w="0" w:type="dxa"/>
+            </w:tcMar>
+            <w:vAlign w:val="top"/>
+          </w:tcPr>
+          <w:p>
+            <w:pPr>
+              <w:pStyle w:val="Normal"/>
+              <w:jc w:val="center"/>
+              <w:pBdr>
+                <w:bottom w:val="none" w:sz="0" w:space="0" w:color="000000"/>
+                <w:top w:val="none" w:sz="0" w:space="0" w:color="000000"/>
+                <w:left w:val="none" w:sz="0" w:space="0" w:color="000000"/>
+                <w:right w:val="none" w:sz="0" w:space="0" w:color="000000"/>
+              </w:pBdr>
+              <w:spacing w:after="100" w:before="100" w:line="240"/>
+              <w:ind w:left="100" w:right="100" w:firstLine="0" w:firstLineChars="0"/>
+              <w:rPr>
+                <w:rFonts w:ascii="Helvetica" w:hAnsi="Helvetica" w:eastAsia="Helvetica" w:cs="Helvetica"/>
+                <w:i w:val="false"/>
+                <w:b w:val="false"/>
+                <w:u w:val="none"/>
+                <w:sz w:val="22"/>
+                <w:szCs w:val="22"/>
+                <w:color w:val="000000"/>
+              </w:rPr>
+            </w:pPr>
+            <w:r>
+              <w:rPr>
+                <w:rFonts w:ascii="Helvetica" w:hAnsi="Helvetica" w:eastAsia="Helvetica" w:cs="Helvetica"/>
+                <w:i w:val="false"/>
+                <w:b w:val="false"/>
+                <w:u w:val="none"/>
+                <w:sz w:val="22"/>
+                <w:szCs w:val="22"/>
+                <w:color w:val="000000"/>
+              </w:rPr>
+              <w:t xml:space="preserve">0.250</w:t>
             </w:r>
           </w:p>
         </w:tc>
@@ -9797,113 +9797,113 @@
                 <w:szCs w:val="22"/>
                 <w:color w:val="000000"/>
               </w:rPr>
-              <w:t xml:space="preserve">0.72</w:t>
-            </w:r>
-          </w:p>
-        </w:tc>
-        <w:tc>
-          <w:tcPr>
-            <w:tcBorders>
-              <w:bottom w:val="none" w:sz="0" w:space="0" w:color="000000"/>
-              <w:top w:val="none" w:sz="0" w:space="0" w:color="000000"/>
-              <w:left w:val="none" w:sz="0" w:space="0" w:color="000000"/>
-              <w:right w:val="none" w:sz="0" w:space="0" w:color="000000"/>
-            </w:tcBorders>
-            <w:shd w:val="clear" w:color="auto" w:fill="FFFFFF"/>
-            <w:tcMar>
-              <w:top w:w="0" w:type="dxa"/>
-              <w:bottom w:w="0" w:type="dxa"/>
-              <w:left w:w="0" w:type="dxa"/>
-              <w:right w:w="0" w:type="dxa"/>
-            </w:tcMar>
-            <w:vAlign w:val="top"/>
-          </w:tcPr>
-          <w:p>
-            <w:pPr>
-              <w:pStyle w:val="Normal"/>
-              <w:jc w:val="center"/>
-              <w:pBdr>
-                <w:bottom w:val="none" w:sz="0" w:space="0" w:color="000000"/>
-                <w:top w:val="none" w:sz="0" w:space="0" w:color="000000"/>
-                <w:left w:val="none" w:sz="0" w:space="0" w:color="000000"/>
-                <w:right w:val="none" w:sz="0" w:space="0" w:color="000000"/>
-              </w:pBdr>
-              <w:spacing w:after="100" w:before="100" w:line="240"/>
-              <w:ind w:left="100" w:right="100" w:firstLine="0" w:firstLineChars="0"/>
-              <w:rPr>
-                <w:rFonts w:ascii="Helvetica" w:hAnsi="Helvetica" w:eastAsia="Helvetica" w:cs="Helvetica"/>
-                <w:i w:val="false"/>
-                <w:b w:val="false"/>
-                <w:u w:val="none"/>
-                <w:sz w:val="22"/>
-                <w:szCs w:val="22"/>
-                <w:color w:val="000000"/>
-              </w:rPr>
-            </w:pPr>
-            <w:r>
-              <w:rPr>
-                <w:rFonts w:ascii="Helvetica" w:hAnsi="Helvetica" w:eastAsia="Helvetica" w:cs="Helvetica"/>
-                <w:i w:val="false"/>
-                <w:b w:val="false"/>
-                <w:u w:val="none"/>
-                <w:sz w:val="22"/>
-                <w:szCs w:val="22"/>
-                <w:color w:val="000000"/>
-              </w:rPr>
-              <w:t xml:space="preserve">0.19, 2.78</w:t>
-            </w:r>
-          </w:p>
-        </w:tc>
-        <w:tc>
-          <w:tcPr>
-            <w:tcBorders>
-              <w:bottom w:val="none" w:sz="0" w:space="0" w:color="000000"/>
-              <w:top w:val="none" w:sz="0" w:space="0" w:color="000000"/>
-              <w:left w:val="none" w:sz="0" w:space="0" w:color="000000"/>
-              <w:right w:val="none" w:sz="0" w:space="0" w:color="000000"/>
-            </w:tcBorders>
-            <w:shd w:val="clear" w:color="auto" w:fill="FFFFFF"/>
-            <w:tcMar>
-              <w:top w:w="0" w:type="dxa"/>
-              <w:bottom w:w="0" w:type="dxa"/>
-              <w:left w:w="0" w:type="dxa"/>
-              <w:right w:w="0" w:type="dxa"/>
-            </w:tcMar>
-            <w:vAlign w:val="top"/>
-          </w:tcPr>
-          <w:p>
-            <w:pPr>
-              <w:pStyle w:val="Normal"/>
-              <w:jc w:val="center"/>
-              <w:pBdr>
-                <w:bottom w:val="none" w:sz="0" w:space="0" w:color="000000"/>
-                <w:top w:val="none" w:sz="0" w:space="0" w:color="000000"/>
-                <w:left w:val="none" w:sz="0" w:space="0" w:color="000000"/>
-                <w:right w:val="none" w:sz="0" w:space="0" w:color="000000"/>
-              </w:pBdr>
-              <w:spacing w:after="100" w:before="100" w:line="240"/>
-              <w:ind w:left="100" w:right="100" w:firstLine="0" w:firstLineChars="0"/>
-              <w:rPr>
-                <w:rFonts w:ascii="Helvetica" w:hAnsi="Helvetica" w:eastAsia="Helvetica" w:cs="Helvetica"/>
-                <w:i w:val="false"/>
-                <w:b w:val="false"/>
-                <w:u w:val="none"/>
-                <w:sz w:val="22"/>
-                <w:szCs w:val="22"/>
-                <w:color w:val="000000"/>
-              </w:rPr>
-            </w:pPr>
-            <w:r>
-              <w:rPr>
-                <w:rFonts w:ascii="Helvetica" w:hAnsi="Helvetica" w:eastAsia="Helvetica" w:cs="Helvetica"/>
-                <w:i w:val="false"/>
-                <w:b w:val="false"/>
-                <w:u w:val="none"/>
-                <w:sz w:val="22"/>
-                <w:szCs w:val="22"/>
-                <w:color w:val="000000"/>
-              </w:rPr>
-              <w:t xml:space="preserve">0.630</w:t>
+              <w:t xml:space="preserve">0.63</w:t>
+            </w:r>
+          </w:p>
+        </w:tc>
+        <w:tc>
+          <w:tcPr>
+            <w:tcBorders>
+              <w:bottom w:val="none" w:sz="0" w:space="0" w:color="000000"/>
+              <w:top w:val="none" w:sz="0" w:space="0" w:color="000000"/>
+              <w:left w:val="none" w:sz="0" w:space="0" w:color="000000"/>
+              <w:right w:val="none" w:sz="0" w:space="0" w:color="000000"/>
+            </w:tcBorders>
+            <w:shd w:val="clear" w:color="auto" w:fill="FFFFFF"/>
+            <w:tcMar>
+              <w:top w:w="0" w:type="dxa"/>
+              <w:bottom w:w="0" w:type="dxa"/>
+              <w:left w:w="0" w:type="dxa"/>
+              <w:right w:w="0" w:type="dxa"/>
+            </w:tcMar>
+            <w:vAlign w:val="top"/>
+          </w:tcPr>
+          <w:p>
+            <w:pPr>
+              <w:pStyle w:val="Normal"/>
+              <w:jc w:val="center"/>
+              <w:pBdr>
+                <w:bottom w:val="none" w:sz="0" w:space="0" w:color="000000"/>
+                <w:top w:val="none" w:sz="0" w:space="0" w:color="000000"/>
+                <w:left w:val="none" w:sz="0" w:space="0" w:color="000000"/>
+                <w:right w:val="none" w:sz="0" w:space="0" w:color="000000"/>
+              </w:pBdr>
+              <w:spacing w:after="100" w:before="100" w:line="240"/>
+              <w:ind w:left="100" w:right="100" w:firstLine="0" w:firstLineChars="0"/>
+              <w:rPr>
+                <w:rFonts w:ascii="Helvetica" w:hAnsi="Helvetica" w:eastAsia="Helvetica" w:cs="Helvetica"/>
+                <w:i w:val="false"/>
+                <w:b w:val="false"/>
+                <w:u w:val="none"/>
+                <w:sz w:val="22"/>
+                <w:szCs w:val="22"/>
+                <w:color w:val="000000"/>
+              </w:rPr>
+            </w:pPr>
+            <w:r>
+              <w:rPr>
+                <w:rFonts w:ascii="Helvetica" w:hAnsi="Helvetica" w:eastAsia="Helvetica" w:cs="Helvetica"/>
+                <w:i w:val="false"/>
+                <w:b w:val="false"/>
+                <w:u w:val="none"/>
+                <w:sz w:val="22"/>
+                <w:szCs w:val="22"/>
+                <w:color w:val="000000"/>
+              </w:rPr>
+              <w:t xml:space="preserve">0.16, 2.52</w:t>
+            </w:r>
+          </w:p>
+        </w:tc>
+        <w:tc>
+          <w:tcPr>
+            <w:tcBorders>
+              <w:bottom w:val="none" w:sz="0" w:space="0" w:color="000000"/>
+              <w:top w:val="none" w:sz="0" w:space="0" w:color="000000"/>
+              <w:left w:val="none" w:sz="0" w:space="0" w:color="000000"/>
+              <w:right w:val="none" w:sz="0" w:space="0" w:color="000000"/>
+            </w:tcBorders>
+            <w:shd w:val="clear" w:color="auto" w:fill="FFFFFF"/>
+            <w:tcMar>
+              <w:top w:w="0" w:type="dxa"/>
+              <w:bottom w:w="0" w:type="dxa"/>
+              <w:left w:w="0" w:type="dxa"/>
+              <w:right w:w="0" w:type="dxa"/>
+            </w:tcMar>
+            <w:vAlign w:val="top"/>
+          </w:tcPr>
+          <w:p>
+            <w:pPr>
+              <w:pStyle w:val="Normal"/>
+              <w:jc w:val="center"/>
+              <w:pBdr>
+                <w:bottom w:val="none" w:sz="0" w:space="0" w:color="000000"/>
+                <w:top w:val="none" w:sz="0" w:space="0" w:color="000000"/>
+                <w:left w:val="none" w:sz="0" w:space="0" w:color="000000"/>
+                <w:right w:val="none" w:sz="0" w:space="0" w:color="000000"/>
+              </w:pBdr>
+              <w:spacing w:after="100" w:before="100" w:line="240"/>
+              <w:ind w:left="100" w:right="100" w:firstLine="0" w:firstLineChars="0"/>
+              <w:rPr>
+                <w:rFonts w:ascii="Helvetica" w:hAnsi="Helvetica" w:eastAsia="Helvetica" w:cs="Helvetica"/>
+                <w:i w:val="false"/>
+                <w:b w:val="false"/>
+                <w:u w:val="none"/>
+                <w:sz w:val="22"/>
+                <w:szCs w:val="22"/>
+                <w:color w:val="000000"/>
+              </w:rPr>
+            </w:pPr>
+            <w:r>
+              <w:rPr>
+                <w:rFonts w:ascii="Helvetica" w:hAnsi="Helvetica" w:eastAsia="Helvetica" w:cs="Helvetica"/>
+                <w:i w:val="false"/>
+                <w:b w:val="false"/>
+                <w:u w:val="none"/>
+                <w:sz w:val="22"/>
+                <w:szCs w:val="22"/>
+                <w:color w:val="000000"/>
+              </w:rPr>
+              <w:t xml:space="preserve">0.520</w:t>
             </w:r>
           </w:p>
         </w:tc>
@@ -11246,113 +11246,113 @@
                 <w:szCs w:val="22"/>
                 <w:color w:val="000000"/>
               </w:rPr>
-              <w:t xml:space="preserve">1.03</w:t>
-            </w:r>
-          </w:p>
-        </w:tc>
-        <w:tc>
-          <w:tcPr>
-            <w:tcBorders>
-              <w:bottom w:val="none" w:sz="0" w:space="0" w:color="000000"/>
-              <w:top w:val="none" w:sz="0" w:space="0" w:color="000000"/>
-              <w:left w:val="none" w:sz="0" w:space="0" w:color="000000"/>
-              <w:right w:val="none" w:sz="0" w:space="0" w:color="000000"/>
-            </w:tcBorders>
-            <w:shd w:val="clear" w:color="auto" w:fill="FFFFFF"/>
-            <w:tcMar>
-              <w:top w:w="0" w:type="dxa"/>
-              <w:bottom w:w="0" w:type="dxa"/>
-              <w:left w:w="0" w:type="dxa"/>
-              <w:right w:w="0" w:type="dxa"/>
-            </w:tcMar>
-            <w:vAlign w:val="top"/>
-          </w:tcPr>
-          <w:p>
-            <w:pPr>
-              <w:pStyle w:val="Normal"/>
-              <w:jc w:val="center"/>
-              <w:pBdr>
-                <w:bottom w:val="none" w:sz="0" w:space="0" w:color="000000"/>
-                <w:top w:val="none" w:sz="0" w:space="0" w:color="000000"/>
-                <w:left w:val="none" w:sz="0" w:space="0" w:color="000000"/>
-                <w:right w:val="none" w:sz="0" w:space="0" w:color="000000"/>
-              </w:pBdr>
-              <w:spacing w:after="100" w:before="100" w:line="240"/>
-              <w:ind w:left="100" w:right="100" w:firstLine="0" w:firstLineChars="0"/>
-              <w:rPr>
-                <w:rFonts w:ascii="Helvetica" w:hAnsi="Helvetica" w:eastAsia="Helvetica" w:cs="Helvetica"/>
-                <w:i w:val="false"/>
-                <w:b w:val="false"/>
-                <w:u w:val="none"/>
-                <w:sz w:val="22"/>
-                <w:szCs w:val="22"/>
-                <w:color w:val="000000"/>
-              </w:rPr>
-            </w:pPr>
-            <w:r>
-              <w:rPr>
-                <w:rFonts w:ascii="Helvetica" w:hAnsi="Helvetica" w:eastAsia="Helvetica" w:cs="Helvetica"/>
-                <w:i w:val="false"/>
-                <w:b w:val="false"/>
-                <w:u w:val="none"/>
-                <w:sz w:val="22"/>
-                <w:szCs w:val="22"/>
-                <w:color w:val="000000"/>
-              </w:rPr>
-              <w:t xml:space="preserve">0.56, 1.90</w:t>
-            </w:r>
-          </w:p>
-        </w:tc>
-        <w:tc>
-          <w:tcPr>
-            <w:tcBorders>
-              <w:bottom w:val="none" w:sz="0" w:space="0" w:color="000000"/>
-              <w:top w:val="none" w:sz="0" w:space="0" w:color="000000"/>
-              <w:left w:val="none" w:sz="0" w:space="0" w:color="000000"/>
-              <w:right w:val="none" w:sz="0" w:space="0" w:color="000000"/>
-            </w:tcBorders>
-            <w:shd w:val="clear" w:color="auto" w:fill="FFFFFF"/>
-            <w:tcMar>
-              <w:top w:w="0" w:type="dxa"/>
-              <w:bottom w:w="0" w:type="dxa"/>
-              <w:left w:w="0" w:type="dxa"/>
-              <w:right w:w="0" w:type="dxa"/>
-            </w:tcMar>
-            <w:vAlign w:val="top"/>
-          </w:tcPr>
-          <w:p>
-            <w:pPr>
-              <w:pStyle w:val="Normal"/>
-              <w:jc w:val="center"/>
-              <w:pBdr>
-                <w:bottom w:val="none" w:sz="0" w:space="0" w:color="000000"/>
-                <w:top w:val="none" w:sz="0" w:space="0" w:color="000000"/>
-                <w:left w:val="none" w:sz="0" w:space="0" w:color="000000"/>
-                <w:right w:val="none" w:sz="0" w:space="0" w:color="000000"/>
-              </w:pBdr>
-              <w:spacing w:after="100" w:before="100" w:line="240"/>
-              <w:ind w:left="100" w:right="100" w:firstLine="0" w:firstLineChars="0"/>
-              <w:rPr>
-                <w:rFonts w:ascii="Helvetica" w:hAnsi="Helvetica" w:eastAsia="Helvetica" w:cs="Helvetica"/>
-                <w:i w:val="false"/>
-                <w:b w:val="false"/>
-                <w:u w:val="none"/>
-                <w:sz w:val="22"/>
-                <w:szCs w:val="22"/>
-                <w:color w:val="000000"/>
-              </w:rPr>
-            </w:pPr>
-            <w:r>
-              <w:rPr>
-                <w:rFonts w:ascii="Helvetica" w:hAnsi="Helvetica" w:eastAsia="Helvetica" w:cs="Helvetica"/>
-                <w:i w:val="false"/>
-                <w:b w:val="false"/>
-                <w:u w:val="none"/>
-                <w:sz w:val="22"/>
-                <w:szCs w:val="22"/>
-                <w:color w:val="000000"/>
-              </w:rPr>
-              <w:t xml:space="preserve">0.930</w:t>
+              <w:t xml:space="preserve">0.99</w:t>
+            </w:r>
+          </w:p>
+        </w:tc>
+        <w:tc>
+          <w:tcPr>
+            <w:tcBorders>
+              <w:bottom w:val="none" w:sz="0" w:space="0" w:color="000000"/>
+              <w:top w:val="none" w:sz="0" w:space="0" w:color="000000"/>
+              <w:left w:val="none" w:sz="0" w:space="0" w:color="000000"/>
+              <w:right w:val="none" w:sz="0" w:space="0" w:color="000000"/>
+            </w:tcBorders>
+            <w:shd w:val="clear" w:color="auto" w:fill="FFFFFF"/>
+            <w:tcMar>
+              <w:top w:w="0" w:type="dxa"/>
+              <w:bottom w:w="0" w:type="dxa"/>
+              <w:left w:w="0" w:type="dxa"/>
+              <w:right w:w="0" w:type="dxa"/>
+            </w:tcMar>
+            <w:vAlign w:val="top"/>
+          </w:tcPr>
+          <w:p>
+            <w:pPr>
+              <w:pStyle w:val="Normal"/>
+              <w:jc w:val="center"/>
+              <w:pBdr>
+                <w:bottom w:val="none" w:sz="0" w:space="0" w:color="000000"/>
+                <w:top w:val="none" w:sz="0" w:space="0" w:color="000000"/>
+                <w:left w:val="none" w:sz="0" w:space="0" w:color="000000"/>
+                <w:right w:val="none" w:sz="0" w:space="0" w:color="000000"/>
+              </w:pBdr>
+              <w:spacing w:after="100" w:before="100" w:line="240"/>
+              <w:ind w:left="100" w:right="100" w:firstLine="0" w:firstLineChars="0"/>
+              <w:rPr>
+                <w:rFonts w:ascii="Helvetica" w:hAnsi="Helvetica" w:eastAsia="Helvetica" w:cs="Helvetica"/>
+                <w:i w:val="false"/>
+                <w:b w:val="false"/>
+                <w:u w:val="none"/>
+                <w:sz w:val="22"/>
+                <w:szCs w:val="22"/>
+                <w:color w:val="000000"/>
+              </w:rPr>
+            </w:pPr>
+            <w:r>
+              <w:rPr>
+                <w:rFonts w:ascii="Helvetica" w:hAnsi="Helvetica" w:eastAsia="Helvetica" w:cs="Helvetica"/>
+                <w:i w:val="false"/>
+                <w:b w:val="false"/>
+                <w:u w:val="none"/>
+                <w:sz w:val="22"/>
+                <w:szCs w:val="22"/>
+                <w:color w:val="000000"/>
+              </w:rPr>
+              <w:t xml:space="preserve">0.54, 1.82</w:t>
+            </w:r>
+          </w:p>
+        </w:tc>
+        <w:tc>
+          <w:tcPr>
+            <w:tcBorders>
+              <w:bottom w:val="none" w:sz="0" w:space="0" w:color="000000"/>
+              <w:top w:val="none" w:sz="0" w:space="0" w:color="000000"/>
+              <w:left w:val="none" w:sz="0" w:space="0" w:color="000000"/>
+              <w:right w:val="none" w:sz="0" w:space="0" w:color="000000"/>
+            </w:tcBorders>
+            <w:shd w:val="clear" w:color="auto" w:fill="FFFFFF"/>
+            <w:tcMar>
+              <w:top w:w="0" w:type="dxa"/>
+              <w:bottom w:w="0" w:type="dxa"/>
+              <w:left w:w="0" w:type="dxa"/>
+              <w:right w:w="0" w:type="dxa"/>
+            </w:tcMar>
+            <w:vAlign w:val="top"/>
+          </w:tcPr>
+          <w:p>
+            <w:pPr>
+              <w:pStyle w:val="Normal"/>
+              <w:jc w:val="center"/>
+              <w:pBdr>
+                <w:bottom w:val="none" w:sz="0" w:space="0" w:color="000000"/>
+                <w:top w:val="none" w:sz="0" w:space="0" w:color="000000"/>
+                <w:left w:val="none" w:sz="0" w:space="0" w:color="000000"/>
+                <w:right w:val="none" w:sz="0" w:space="0" w:color="000000"/>
+              </w:pBdr>
+              <w:spacing w:after="100" w:before="100" w:line="240"/>
+              <w:ind w:left="100" w:right="100" w:firstLine="0" w:firstLineChars="0"/>
+              <w:rPr>
+                <w:rFonts w:ascii="Helvetica" w:hAnsi="Helvetica" w:eastAsia="Helvetica" w:cs="Helvetica"/>
+                <w:i w:val="false"/>
+                <w:b w:val="false"/>
+                <w:u w:val="none"/>
+                <w:sz w:val="22"/>
+                <w:szCs w:val="22"/>
+                <w:color w:val="000000"/>
+              </w:rPr>
+            </w:pPr>
+            <w:r>
+              <w:rPr>
+                <w:rFonts w:ascii="Helvetica" w:hAnsi="Helvetica" w:eastAsia="Helvetica" w:cs="Helvetica"/>
+                <w:i w:val="false"/>
+                <w:b w:val="false"/>
+                <w:u w:val="none"/>
+                <w:sz w:val="22"/>
+                <w:szCs w:val="22"/>
+                <w:color w:val="000000"/>
+              </w:rPr>
+              <w:t xml:space="preserve">0.970</w:t>
             </w:r>
           </w:p>
         </w:tc>
@@ -12695,60 +12695,60 @@
                 <w:szCs w:val="22"/>
                 <w:color w:val="000000"/>
               </w:rPr>
-              <w:t xml:space="preserve">5.21</w:t>
-            </w:r>
-          </w:p>
-        </w:tc>
-        <w:tc>
-          <w:tcPr>
-            <w:tcBorders>
-              <w:bottom w:val="none" w:sz="0" w:space="0" w:color="000000"/>
-              <w:top w:val="none" w:sz="0" w:space="0" w:color="000000"/>
-              <w:left w:val="none" w:sz="0" w:space="0" w:color="000000"/>
-              <w:right w:val="none" w:sz="0" w:space="0" w:color="000000"/>
-            </w:tcBorders>
-            <w:shd w:val="clear" w:color="auto" w:fill="FFFFFF"/>
-            <w:tcMar>
-              <w:top w:w="0" w:type="dxa"/>
-              <w:bottom w:w="0" w:type="dxa"/>
-              <w:left w:w="0" w:type="dxa"/>
-              <w:right w:w="0" w:type="dxa"/>
-            </w:tcMar>
-            <w:vAlign w:val="top"/>
-          </w:tcPr>
-          <w:p>
-            <w:pPr>
-              <w:pStyle w:val="Normal"/>
-              <w:jc w:val="center"/>
-              <w:pBdr>
-                <w:bottom w:val="none" w:sz="0" w:space="0" w:color="000000"/>
-                <w:top w:val="none" w:sz="0" w:space="0" w:color="000000"/>
-                <w:left w:val="none" w:sz="0" w:space="0" w:color="000000"/>
-                <w:right w:val="none" w:sz="0" w:space="0" w:color="000000"/>
-              </w:pBdr>
-              <w:spacing w:after="100" w:before="100" w:line="240"/>
-              <w:ind w:left="100" w:right="100" w:firstLine="0" w:firstLineChars="0"/>
-              <w:rPr>
-                <w:rFonts w:ascii="Helvetica" w:hAnsi="Helvetica" w:eastAsia="Helvetica" w:cs="Helvetica"/>
-                <w:i w:val="false"/>
-                <w:b w:val="false"/>
-                <w:u w:val="none"/>
-                <w:sz w:val="22"/>
-                <w:szCs w:val="22"/>
-                <w:color w:val="000000"/>
-              </w:rPr>
-            </w:pPr>
-            <w:r>
-              <w:rPr>
-                <w:rFonts w:ascii="Helvetica" w:hAnsi="Helvetica" w:eastAsia="Helvetica" w:cs="Helvetica"/>
-                <w:i w:val="false"/>
-                <w:b w:val="false"/>
-                <w:u w:val="none"/>
-                <w:sz w:val="22"/>
-                <w:szCs w:val="22"/>
-                <w:color w:val="000000"/>
-              </w:rPr>
-              <w:t xml:space="preserve">2.61, 10.4</w:t>
+              <w:t xml:space="preserve">5.03</w:t>
+            </w:r>
+          </w:p>
+        </w:tc>
+        <w:tc>
+          <w:tcPr>
+            <w:tcBorders>
+              <w:bottom w:val="none" w:sz="0" w:space="0" w:color="000000"/>
+              <w:top w:val="none" w:sz="0" w:space="0" w:color="000000"/>
+              <w:left w:val="none" w:sz="0" w:space="0" w:color="000000"/>
+              <w:right w:val="none" w:sz="0" w:space="0" w:color="000000"/>
+            </w:tcBorders>
+            <w:shd w:val="clear" w:color="auto" w:fill="FFFFFF"/>
+            <w:tcMar>
+              <w:top w:w="0" w:type="dxa"/>
+              <w:bottom w:w="0" w:type="dxa"/>
+              <w:left w:w="0" w:type="dxa"/>
+              <w:right w:w="0" w:type="dxa"/>
+            </w:tcMar>
+            <w:vAlign w:val="top"/>
+          </w:tcPr>
+          <w:p>
+            <w:pPr>
+              <w:pStyle w:val="Normal"/>
+              <w:jc w:val="center"/>
+              <w:pBdr>
+                <w:bottom w:val="none" w:sz="0" w:space="0" w:color="000000"/>
+                <w:top w:val="none" w:sz="0" w:space="0" w:color="000000"/>
+                <w:left w:val="none" w:sz="0" w:space="0" w:color="000000"/>
+                <w:right w:val="none" w:sz="0" w:space="0" w:color="000000"/>
+              </w:pBdr>
+              <w:spacing w:after="100" w:before="100" w:line="240"/>
+              <w:ind w:left="100" w:right="100" w:firstLine="0" w:firstLineChars="0"/>
+              <w:rPr>
+                <w:rFonts w:ascii="Helvetica" w:hAnsi="Helvetica" w:eastAsia="Helvetica" w:cs="Helvetica"/>
+                <w:i w:val="false"/>
+                <w:b w:val="false"/>
+                <w:u w:val="none"/>
+                <w:sz w:val="22"/>
+                <w:szCs w:val="22"/>
+                <w:color w:val="000000"/>
+              </w:rPr>
+            </w:pPr>
+            <w:r>
+              <w:rPr>
+                <w:rFonts w:ascii="Helvetica" w:hAnsi="Helvetica" w:eastAsia="Helvetica" w:cs="Helvetica"/>
+                <w:i w:val="false"/>
+                <w:b w:val="false"/>
+                <w:u w:val="none"/>
+                <w:sz w:val="22"/>
+                <w:szCs w:val="22"/>
+                <w:color w:val="000000"/>
+              </w:rPr>
+              <w:t xml:space="preserve">2.53, 10.0</w:t>
             </w:r>
           </w:p>
         </w:tc>
@@ -14144,113 +14144,113 @@
                 <w:szCs w:val="22"/>
                 <w:color w:val="000000"/>
               </w:rPr>
-              <w:t xml:space="preserve">1.95</w:t>
-            </w:r>
-          </w:p>
-        </w:tc>
-        <w:tc>
-          <w:tcPr>
-            <w:tcBorders>
-              <w:bottom w:val="none" w:sz="0" w:space="0" w:color="000000"/>
-              <w:top w:val="none" w:sz="0" w:space="0" w:color="000000"/>
-              <w:left w:val="none" w:sz="0" w:space="0" w:color="000000"/>
-              <w:right w:val="none" w:sz="0" w:space="0" w:color="000000"/>
-            </w:tcBorders>
-            <w:shd w:val="clear" w:color="auto" w:fill="FFFFFF"/>
-            <w:tcMar>
-              <w:top w:w="0" w:type="dxa"/>
-              <w:bottom w:w="0" w:type="dxa"/>
-              <w:left w:w="0" w:type="dxa"/>
-              <w:right w:w="0" w:type="dxa"/>
-            </w:tcMar>
-            <w:vAlign w:val="top"/>
-          </w:tcPr>
-          <w:p>
-            <w:pPr>
-              <w:pStyle w:val="Normal"/>
-              <w:jc w:val="center"/>
-              <w:pBdr>
-                <w:bottom w:val="none" w:sz="0" w:space="0" w:color="000000"/>
-                <w:top w:val="none" w:sz="0" w:space="0" w:color="000000"/>
-                <w:left w:val="none" w:sz="0" w:space="0" w:color="000000"/>
-                <w:right w:val="none" w:sz="0" w:space="0" w:color="000000"/>
-              </w:pBdr>
-              <w:spacing w:after="100" w:before="100" w:line="240"/>
-              <w:ind w:left="100" w:right="100" w:firstLine="0" w:firstLineChars="0"/>
-              <w:rPr>
-                <w:rFonts w:ascii="Helvetica" w:hAnsi="Helvetica" w:eastAsia="Helvetica" w:cs="Helvetica"/>
-                <w:i w:val="false"/>
-                <w:b w:val="false"/>
-                <w:u w:val="none"/>
-                <w:sz w:val="22"/>
-                <w:szCs w:val="22"/>
-                <w:color w:val="000000"/>
-              </w:rPr>
-            </w:pPr>
-            <w:r>
-              <w:rPr>
-                <w:rFonts w:ascii="Helvetica" w:hAnsi="Helvetica" w:eastAsia="Helvetica" w:cs="Helvetica"/>
-                <w:i w:val="false"/>
-                <w:b w:val="false"/>
-                <w:u w:val="none"/>
-                <w:sz w:val="22"/>
-                <w:szCs w:val="22"/>
-                <w:color w:val="000000"/>
-              </w:rPr>
-              <w:t xml:space="preserve">1.05, 3.63</w:t>
-            </w:r>
-          </w:p>
-        </w:tc>
-        <w:tc>
-          <w:tcPr>
-            <w:tcBorders>
-              <w:bottom w:val="none" w:sz="0" w:space="0" w:color="000000"/>
-              <w:top w:val="none" w:sz="0" w:space="0" w:color="000000"/>
-              <w:left w:val="none" w:sz="0" w:space="0" w:color="000000"/>
-              <w:right w:val="none" w:sz="0" w:space="0" w:color="000000"/>
-            </w:tcBorders>
-            <w:shd w:val="clear" w:color="auto" w:fill="FFFFFF"/>
-            <w:tcMar>
-              <w:top w:w="0" w:type="dxa"/>
-              <w:bottom w:w="0" w:type="dxa"/>
-              <w:left w:w="0" w:type="dxa"/>
-              <w:right w:w="0" w:type="dxa"/>
-            </w:tcMar>
-            <w:vAlign w:val="top"/>
-          </w:tcPr>
-          <w:p>
-            <w:pPr>
-              <w:pStyle w:val="Normal"/>
-              <w:jc w:val="center"/>
-              <w:pBdr>
-                <w:bottom w:val="none" w:sz="0" w:space="0" w:color="000000"/>
-                <w:top w:val="none" w:sz="0" w:space="0" w:color="000000"/>
-                <w:left w:val="none" w:sz="0" w:space="0" w:color="000000"/>
-                <w:right w:val="none" w:sz="0" w:space="0" w:color="000000"/>
-              </w:pBdr>
-              <w:spacing w:after="100" w:before="100" w:line="240"/>
-              <w:ind w:left="100" w:right="100" w:firstLine="0" w:firstLineChars="0"/>
-              <w:rPr>
-                <w:rFonts w:ascii="Helvetica" w:hAnsi="Helvetica" w:eastAsia="Helvetica" w:cs="Helvetica"/>
-                <w:i w:val="false"/>
-                <w:b w:val="false"/>
-                <w:u w:val="none"/>
-                <w:sz w:val="22"/>
-                <w:szCs w:val="22"/>
-                <w:color w:val="000000"/>
-              </w:rPr>
-            </w:pPr>
-            <w:r>
-              <w:rPr>
-                <w:rFonts w:ascii="Helvetica" w:hAnsi="Helvetica" w:eastAsia="Helvetica" w:cs="Helvetica"/>
-                <w:i w:val="false"/>
-                <w:b w:val="false"/>
-                <w:u w:val="none"/>
-                <w:sz w:val="22"/>
-                <w:szCs w:val="22"/>
-                <w:color w:val="000000"/>
-              </w:rPr>
-              <w:t xml:space="preserve">0.035</w:t>
+              <w:t xml:space="preserve">1.87</w:t>
+            </w:r>
+          </w:p>
+        </w:tc>
+        <w:tc>
+          <w:tcPr>
+            <w:tcBorders>
+              <w:bottom w:val="none" w:sz="0" w:space="0" w:color="000000"/>
+              <w:top w:val="none" w:sz="0" w:space="0" w:color="000000"/>
+              <w:left w:val="none" w:sz="0" w:space="0" w:color="000000"/>
+              <w:right w:val="none" w:sz="0" w:space="0" w:color="000000"/>
+            </w:tcBorders>
+            <w:shd w:val="clear" w:color="auto" w:fill="FFFFFF"/>
+            <w:tcMar>
+              <w:top w:w="0" w:type="dxa"/>
+              <w:bottom w:w="0" w:type="dxa"/>
+              <w:left w:w="0" w:type="dxa"/>
+              <w:right w:w="0" w:type="dxa"/>
+            </w:tcMar>
+            <w:vAlign w:val="top"/>
+          </w:tcPr>
+          <w:p>
+            <w:pPr>
+              <w:pStyle w:val="Normal"/>
+              <w:jc w:val="center"/>
+              <w:pBdr>
+                <w:bottom w:val="none" w:sz="0" w:space="0" w:color="000000"/>
+                <w:top w:val="none" w:sz="0" w:space="0" w:color="000000"/>
+                <w:left w:val="none" w:sz="0" w:space="0" w:color="000000"/>
+                <w:right w:val="none" w:sz="0" w:space="0" w:color="000000"/>
+              </w:pBdr>
+              <w:spacing w:after="100" w:before="100" w:line="240"/>
+              <w:ind w:left="100" w:right="100" w:firstLine="0" w:firstLineChars="0"/>
+              <w:rPr>
+                <w:rFonts w:ascii="Helvetica" w:hAnsi="Helvetica" w:eastAsia="Helvetica" w:cs="Helvetica"/>
+                <w:i w:val="false"/>
+                <w:b w:val="false"/>
+                <w:u w:val="none"/>
+                <w:sz w:val="22"/>
+                <w:szCs w:val="22"/>
+                <w:color w:val="000000"/>
+              </w:rPr>
+            </w:pPr>
+            <w:r>
+              <w:rPr>
+                <w:rFonts w:ascii="Helvetica" w:hAnsi="Helvetica" w:eastAsia="Helvetica" w:cs="Helvetica"/>
+                <w:i w:val="false"/>
+                <w:b w:val="false"/>
+                <w:u w:val="none"/>
+                <w:sz w:val="22"/>
+                <w:szCs w:val="22"/>
+                <w:color w:val="000000"/>
+              </w:rPr>
+              <w:t xml:space="preserve">1.02, 3.42</w:t>
+            </w:r>
+          </w:p>
+        </w:tc>
+        <w:tc>
+          <w:tcPr>
+            <w:tcBorders>
+              <w:bottom w:val="none" w:sz="0" w:space="0" w:color="000000"/>
+              <w:top w:val="none" w:sz="0" w:space="0" w:color="000000"/>
+              <w:left w:val="none" w:sz="0" w:space="0" w:color="000000"/>
+              <w:right w:val="none" w:sz="0" w:space="0" w:color="000000"/>
+            </w:tcBorders>
+            <w:shd w:val="clear" w:color="auto" w:fill="FFFFFF"/>
+            <w:tcMar>
+              <w:top w:w="0" w:type="dxa"/>
+              <w:bottom w:w="0" w:type="dxa"/>
+              <w:left w:w="0" w:type="dxa"/>
+              <w:right w:w="0" w:type="dxa"/>
+            </w:tcMar>
+            <w:vAlign w:val="top"/>
+          </w:tcPr>
+          <w:p>
+            <w:pPr>
+              <w:pStyle w:val="Normal"/>
+              <w:jc w:val="center"/>
+              <w:pBdr>
+                <w:bottom w:val="none" w:sz="0" w:space="0" w:color="000000"/>
+                <w:top w:val="none" w:sz="0" w:space="0" w:color="000000"/>
+                <w:left w:val="none" w:sz="0" w:space="0" w:color="000000"/>
+                <w:right w:val="none" w:sz="0" w:space="0" w:color="000000"/>
+              </w:pBdr>
+              <w:spacing w:after="100" w:before="100" w:line="240"/>
+              <w:ind w:left="100" w:right="100" w:firstLine="0" w:firstLineChars="0"/>
+              <w:rPr>
+                <w:rFonts w:ascii="Helvetica" w:hAnsi="Helvetica" w:eastAsia="Helvetica" w:cs="Helvetica"/>
+                <w:i w:val="false"/>
+                <w:b w:val="false"/>
+                <w:u w:val="none"/>
+                <w:sz w:val="22"/>
+                <w:szCs w:val="22"/>
+                <w:color w:val="000000"/>
+              </w:rPr>
+            </w:pPr>
+            <w:r>
+              <w:rPr>
+                <w:rFonts w:ascii="Helvetica" w:hAnsi="Helvetica" w:eastAsia="Helvetica" w:cs="Helvetica"/>
+                <w:i w:val="false"/>
+                <w:b w:val="false"/>
+                <w:u w:val="none"/>
+                <w:sz w:val="22"/>
+                <w:szCs w:val="22"/>
+                <w:color w:val="000000"/>
+              </w:rPr>
+              <w:t xml:space="preserve">0.043</w:t>
             </w:r>
           </w:p>
         </w:tc>
@@ -14627,113 +14627,113 @@
                 <w:szCs w:val="22"/>
                 <w:color w:val="000000"/>
               </w:rPr>
-              <w:t xml:space="preserve">1.14</w:t>
-            </w:r>
-          </w:p>
-        </w:tc>
-        <w:tc>
-          <w:tcPr>
-            <w:tcBorders>
-              <w:bottom w:val="none" w:sz="0" w:space="0" w:color="000000"/>
-              <w:top w:val="none" w:sz="0" w:space="0" w:color="000000"/>
-              <w:left w:val="none" w:sz="0" w:space="0" w:color="000000"/>
-              <w:right w:val="none" w:sz="0" w:space="0" w:color="000000"/>
-            </w:tcBorders>
-            <w:shd w:val="clear" w:color="auto" w:fill="FFFFFF"/>
-            <w:tcMar>
-              <w:top w:w="0" w:type="dxa"/>
-              <w:bottom w:w="0" w:type="dxa"/>
-              <w:left w:w="0" w:type="dxa"/>
-              <w:right w:w="0" w:type="dxa"/>
-            </w:tcMar>
-            <w:vAlign w:val="top"/>
-          </w:tcPr>
-          <w:p>
-            <w:pPr>
-              <w:pStyle w:val="Normal"/>
-              <w:jc w:val="center"/>
-              <w:pBdr>
-                <w:bottom w:val="none" w:sz="0" w:space="0" w:color="000000"/>
-                <w:top w:val="none" w:sz="0" w:space="0" w:color="000000"/>
-                <w:left w:val="none" w:sz="0" w:space="0" w:color="000000"/>
-                <w:right w:val="none" w:sz="0" w:space="0" w:color="000000"/>
-              </w:pBdr>
-              <w:spacing w:after="100" w:before="100" w:line="240"/>
-              <w:ind w:left="100" w:right="100" w:firstLine="0" w:firstLineChars="0"/>
-              <w:rPr>
-                <w:rFonts w:ascii="Helvetica" w:hAnsi="Helvetica" w:eastAsia="Helvetica" w:cs="Helvetica"/>
-                <w:i w:val="false"/>
-                <w:b w:val="false"/>
-                <w:u w:val="none"/>
-                <w:sz w:val="22"/>
-                <w:szCs w:val="22"/>
-                <w:color w:val="000000"/>
-              </w:rPr>
-            </w:pPr>
-            <w:r>
-              <w:rPr>
-                <w:rFonts w:ascii="Helvetica" w:hAnsi="Helvetica" w:eastAsia="Helvetica" w:cs="Helvetica"/>
-                <w:i w:val="false"/>
-                <w:b w:val="false"/>
-                <w:u w:val="none"/>
-                <w:sz w:val="22"/>
-                <w:szCs w:val="22"/>
-                <w:color w:val="000000"/>
-              </w:rPr>
-              <w:t xml:space="preserve">0.46, 2.85</w:t>
-            </w:r>
-          </w:p>
-        </w:tc>
-        <w:tc>
-          <w:tcPr>
-            <w:tcBorders>
-              <w:bottom w:val="none" w:sz="0" w:space="0" w:color="000000"/>
-              <w:top w:val="none" w:sz="0" w:space="0" w:color="000000"/>
-              <w:left w:val="none" w:sz="0" w:space="0" w:color="000000"/>
-              <w:right w:val="none" w:sz="0" w:space="0" w:color="000000"/>
-            </w:tcBorders>
-            <w:shd w:val="clear" w:color="auto" w:fill="FFFFFF"/>
-            <w:tcMar>
-              <w:top w:w="0" w:type="dxa"/>
-              <w:bottom w:w="0" w:type="dxa"/>
-              <w:left w:w="0" w:type="dxa"/>
-              <w:right w:w="0" w:type="dxa"/>
-            </w:tcMar>
-            <w:vAlign w:val="top"/>
-          </w:tcPr>
-          <w:p>
-            <w:pPr>
-              <w:pStyle w:val="Normal"/>
-              <w:jc w:val="center"/>
-              <w:pBdr>
-                <w:bottom w:val="none" w:sz="0" w:space="0" w:color="000000"/>
-                <w:top w:val="none" w:sz="0" w:space="0" w:color="000000"/>
-                <w:left w:val="none" w:sz="0" w:space="0" w:color="000000"/>
-                <w:right w:val="none" w:sz="0" w:space="0" w:color="000000"/>
-              </w:pBdr>
-              <w:spacing w:after="100" w:before="100" w:line="240"/>
-              <w:ind w:left="100" w:right="100" w:firstLine="0" w:firstLineChars="0"/>
-              <w:rPr>
-                <w:rFonts w:ascii="Helvetica" w:hAnsi="Helvetica" w:eastAsia="Helvetica" w:cs="Helvetica"/>
-                <w:i w:val="false"/>
-                <w:b w:val="false"/>
-                <w:u w:val="none"/>
-                <w:sz w:val="22"/>
-                <w:szCs w:val="22"/>
-                <w:color w:val="000000"/>
-              </w:rPr>
-            </w:pPr>
-            <w:r>
-              <w:rPr>
-                <w:rFonts w:ascii="Helvetica" w:hAnsi="Helvetica" w:eastAsia="Helvetica" w:cs="Helvetica"/>
-                <w:i w:val="false"/>
-                <w:b w:val="false"/>
-                <w:u w:val="none"/>
-                <w:sz w:val="22"/>
-                <w:szCs w:val="22"/>
-                <w:color w:val="000000"/>
-              </w:rPr>
-              <w:t xml:space="preserve">0.780</w:t>
+              <w:t xml:space="preserve">1.17</w:t>
+            </w:r>
+          </w:p>
+        </w:tc>
+        <w:tc>
+          <w:tcPr>
+            <w:tcBorders>
+              <w:bottom w:val="none" w:sz="0" w:space="0" w:color="000000"/>
+              <w:top w:val="none" w:sz="0" w:space="0" w:color="000000"/>
+              <w:left w:val="none" w:sz="0" w:space="0" w:color="000000"/>
+              <w:right w:val="none" w:sz="0" w:space="0" w:color="000000"/>
+            </w:tcBorders>
+            <w:shd w:val="clear" w:color="auto" w:fill="FFFFFF"/>
+            <w:tcMar>
+              <w:top w:w="0" w:type="dxa"/>
+              <w:bottom w:w="0" w:type="dxa"/>
+              <w:left w:w="0" w:type="dxa"/>
+              <w:right w:w="0" w:type="dxa"/>
+            </w:tcMar>
+            <w:vAlign w:val="top"/>
+          </w:tcPr>
+          <w:p>
+            <w:pPr>
+              <w:pStyle w:val="Normal"/>
+              <w:jc w:val="center"/>
+              <w:pBdr>
+                <w:bottom w:val="none" w:sz="0" w:space="0" w:color="000000"/>
+                <w:top w:val="none" w:sz="0" w:space="0" w:color="000000"/>
+                <w:left w:val="none" w:sz="0" w:space="0" w:color="000000"/>
+                <w:right w:val="none" w:sz="0" w:space="0" w:color="000000"/>
+              </w:pBdr>
+              <w:spacing w:after="100" w:before="100" w:line="240"/>
+              <w:ind w:left="100" w:right="100" w:firstLine="0" w:firstLineChars="0"/>
+              <w:rPr>
+                <w:rFonts w:ascii="Helvetica" w:hAnsi="Helvetica" w:eastAsia="Helvetica" w:cs="Helvetica"/>
+                <w:i w:val="false"/>
+                <w:b w:val="false"/>
+                <w:u w:val="none"/>
+                <w:sz w:val="22"/>
+                <w:szCs w:val="22"/>
+                <w:color w:val="000000"/>
+              </w:rPr>
+            </w:pPr>
+            <w:r>
+              <w:rPr>
+                <w:rFonts w:ascii="Helvetica" w:hAnsi="Helvetica" w:eastAsia="Helvetica" w:cs="Helvetica"/>
+                <w:i w:val="false"/>
+                <w:b w:val="false"/>
+                <w:u w:val="none"/>
+                <w:sz w:val="22"/>
+                <w:szCs w:val="22"/>
+                <w:color w:val="000000"/>
+              </w:rPr>
+              <w:t xml:space="preserve">0.47, 2.94</w:t>
+            </w:r>
+          </w:p>
+        </w:tc>
+        <w:tc>
+          <w:tcPr>
+            <w:tcBorders>
+              <w:bottom w:val="none" w:sz="0" w:space="0" w:color="000000"/>
+              <w:top w:val="none" w:sz="0" w:space="0" w:color="000000"/>
+              <w:left w:val="none" w:sz="0" w:space="0" w:color="000000"/>
+              <w:right w:val="none" w:sz="0" w:space="0" w:color="000000"/>
+            </w:tcBorders>
+            <w:shd w:val="clear" w:color="auto" w:fill="FFFFFF"/>
+            <w:tcMar>
+              <w:top w:w="0" w:type="dxa"/>
+              <w:bottom w:w="0" w:type="dxa"/>
+              <w:left w:w="0" w:type="dxa"/>
+              <w:right w:w="0" w:type="dxa"/>
+            </w:tcMar>
+            <w:vAlign w:val="top"/>
+          </w:tcPr>
+          <w:p>
+            <w:pPr>
+              <w:pStyle w:val="Normal"/>
+              <w:jc w:val="center"/>
+              <w:pBdr>
+                <w:bottom w:val="none" w:sz="0" w:space="0" w:color="000000"/>
+                <w:top w:val="none" w:sz="0" w:space="0" w:color="000000"/>
+                <w:left w:val="none" w:sz="0" w:space="0" w:color="000000"/>
+                <w:right w:val="none" w:sz="0" w:space="0" w:color="000000"/>
+              </w:pBdr>
+              <w:spacing w:after="100" w:before="100" w:line="240"/>
+              <w:ind w:left="100" w:right="100" w:firstLine="0" w:firstLineChars="0"/>
+              <w:rPr>
+                <w:rFonts w:ascii="Helvetica" w:hAnsi="Helvetica" w:eastAsia="Helvetica" w:cs="Helvetica"/>
+                <w:i w:val="false"/>
+                <w:b w:val="false"/>
+                <w:u w:val="none"/>
+                <w:sz w:val="22"/>
+                <w:szCs w:val="22"/>
+                <w:color w:val="000000"/>
+              </w:rPr>
+            </w:pPr>
+            <w:r>
+              <w:rPr>
+                <w:rFonts w:ascii="Helvetica" w:hAnsi="Helvetica" w:eastAsia="Helvetica" w:cs="Helvetica"/>
+                <w:i w:val="false"/>
+                <w:b w:val="false"/>
+                <w:u w:val="none"/>
+                <w:sz w:val="22"/>
+                <w:szCs w:val="22"/>
+                <w:color w:val="000000"/>
+              </w:rPr>
+              <w:t xml:space="preserve">0.740</w:t>
             </w:r>
           </w:p>
         </w:tc>
@@ -15110,113 +15110,113 @@
                 <w:szCs w:val="22"/>
                 <w:color w:val="000000"/>
               </w:rPr>
-              <w:t xml:space="preserve">2.59</w:t>
-            </w:r>
-          </w:p>
-        </w:tc>
-        <w:tc>
-          <w:tcPr>
-            <w:tcBorders>
-              <w:bottom w:val="none" w:sz="0" w:space="0" w:color="000000"/>
-              <w:top w:val="none" w:sz="0" w:space="0" w:color="000000"/>
-              <w:left w:val="none" w:sz="0" w:space="0" w:color="000000"/>
-              <w:right w:val="none" w:sz="0" w:space="0" w:color="000000"/>
-            </w:tcBorders>
-            <w:shd w:val="clear" w:color="auto" w:fill="FFFFFF"/>
-            <w:tcMar>
-              <w:top w:w="0" w:type="dxa"/>
-              <w:bottom w:w="0" w:type="dxa"/>
-              <w:left w:w="0" w:type="dxa"/>
-              <w:right w:w="0" w:type="dxa"/>
-            </w:tcMar>
-            <w:vAlign w:val="top"/>
-          </w:tcPr>
-          <w:p>
-            <w:pPr>
-              <w:pStyle w:val="Normal"/>
-              <w:jc w:val="center"/>
-              <w:pBdr>
-                <w:bottom w:val="none" w:sz="0" w:space="0" w:color="000000"/>
-                <w:top w:val="none" w:sz="0" w:space="0" w:color="000000"/>
-                <w:left w:val="none" w:sz="0" w:space="0" w:color="000000"/>
-                <w:right w:val="none" w:sz="0" w:space="0" w:color="000000"/>
-              </w:pBdr>
-              <w:spacing w:after="100" w:before="100" w:line="240"/>
-              <w:ind w:left="100" w:right="100" w:firstLine="0" w:firstLineChars="0"/>
-              <w:rPr>
-                <w:rFonts w:ascii="Helvetica" w:hAnsi="Helvetica" w:eastAsia="Helvetica" w:cs="Helvetica"/>
-                <w:i w:val="false"/>
-                <w:b w:val="false"/>
-                <w:u w:val="none"/>
-                <w:sz w:val="22"/>
-                <w:szCs w:val="22"/>
-                <w:color w:val="000000"/>
-              </w:rPr>
-            </w:pPr>
-            <w:r>
-              <w:rPr>
-                <w:rFonts w:ascii="Helvetica" w:hAnsi="Helvetica" w:eastAsia="Helvetica" w:cs="Helvetica"/>
-                <w:i w:val="false"/>
-                <w:b w:val="false"/>
-                <w:u w:val="none"/>
-                <w:sz w:val="22"/>
-                <w:szCs w:val="22"/>
-                <w:color w:val="000000"/>
-              </w:rPr>
-              <w:t xml:space="preserve">0.93, 7.18</w:t>
-            </w:r>
-          </w:p>
-        </w:tc>
-        <w:tc>
-          <w:tcPr>
-            <w:tcBorders>
-              <w:bottom w:val="none" w:sz="0" w:space="0" w:color="000000"/>
-              <w:top w:val="none" w:sz="0" w:space="0" w:color="000000"/>
-              <w:left w:val="none" w:sz="0" w:space="0" w:color="000000"/>
-              <w:right w:val="none" w:sz="0" w:space="0" w:color="000000"/>
-            </w:tcBorders>
-            <w:shd w:val="clear" w:color="auto" w:fill="FFFFFF"/>
-            <w:tcMar>
-              <w:top w:w="0" w:type="dxa"/>
-              <w:bottom w:w="0" w:type="dxa"/>
-              <w:left w:w="0" w:type="dxa"/>
-              <w:right w:w="0" w:type="dxa"/>
-            </w:tcMar>
-            <w:vAlign w:val="top"/>
-          </w:tcPr>
-          <w:p>
-            <w:pPr>
-              <w:pStyle w:val="Normal"/>
-              <w:jc w:val="center"/>
-              <w:pBdr>
-                <w:bottom w:val="none" w:sz="0" w:space="0" w:color="000000"/>
-                <w:top w:val="none" w:sz="0" w:space="0" w:color="000000"/>
-                <w:left w:val="none" w:sz="0" w:space="0" w:color="000000"/>
-                <w:right w:val="none" w:sz="0" w:space="0" w:color="000000"/>
-              </w:pBdr>
-              <w:spacing w:after="100" w:before="100" w:line="240"/>
-              <w:ind w:left="100" w:right="100" w:firstLine="0" w:firstLineChars="0"/>
-              <w:rPr>
-                <w:rFonts w:ascii="Helvetica" w:hAnsi="Helvetica" w:eastAsia="Helvetica" w:cs="Helvetica"/>
-                <w:i w:val="false"/>
-                <w:b w:val="false"/>
-                <w:u w:val="none"/>
-                <w:sz w:val="22"/>
-                <w:szCs w:val="22"/>
-                <w:color w:val="000000"/>
-              </w:rPr>
-            </w:pPr>
-            <w:r>
-              <w:rPr>
-                <w:rFonts w:ascii="Helvetica" w:hAnsi="Helvetica" w:eastAsia="Helvetica" w:cs="Helvetica"/>
-                <w:i w:val="false"/>
-                <w:b w:val="false"/>
-                <w:u w:val="none"/>
-                <w:sz w:val="22"/>
-                <w:szCs w:val="22"/>
-                <w:color w:val="000000"/>
-              </w:rPr>
-              <w:t xml:space="preserve">0.068</w:t>
+              <w:t xml:space="preserve">2.67</w:t>
+            </w:r>
+          </w:p>
+        </w:tc>
+        <w:tc>
+          <w:tcPr>
+            <w:tcBorders>
+              <w:bottom w:val="none" w:sz="0" w:space="0" w:color="000000"/>
+              <w:top w:val="none" w:sz="0" w:space="0" w:color="000000"/>
+              <w:left w:val="none" w:sz="0" w:space="0" w:color="000000"/>
+              <w:right w:val="none" w:sz="0" w:space="0" w:color="000000"/>
+            </w:tcBorders>
+            <w:shd w:val="clear" w:color="auto" w:fill="FFFFFF"/>
+            <w:tcMar>
+              <w:top w:w="0" w:type="dxa"/>
+              <w:bottom w:w="0" w:type="dxa"/>
+              <w:left w:w="0" w:type="dxa"/>
+              <w:right w:w="0" w:type="dxa"/>
+            </w:tcMar>
+            <w:vAlign w:val="top"/>
+          </w:tcPr>
+          <w:p>
+            <w:pPr>
+              <w:pStyle w:val="Normal"/>
+              <w:jc w:val="center"/>
+              <w:pBdr>
+                <w:bottom w:val="none" w:sz="0" w:space="0" w:color="000000"/>
+                <w:top w:val="none" w:sz="0" w:space="0" w:color="000000"/>
+                <w:left w:val="none" w:sz="0" w:space="0" w:color="000000"/>
+                <w:right w:val="none" w:sz="0" w:space="0" w:color="000000"/>
+              </w:pBdr>
+              <w:spacing w:after="100" w:before="100" w:line="240"/>
+              <w:ind w:left="100" w:right="100" w:firstLine="0" w:firstLineChars="0"/>
+              <w:rPr>
+                <w:rFonts w:ascii="Helvetica" w:hAnsi="Helvetica" w:eastAsia="Helvetica" w:cs="Helvetica"/>
+                <w:i w:val="false"/>
+                <w:b w:val="false"/>
+                <w:u w:val="none"/>
+                <w:sz w:val="22"/>
+                <w:szCs w:val="22"/>
+                <w:color w:val="000000"/>
+              </w:rPr>
+            </w:pPr>
+            <w:r>
+              <w:rPr>
+                <w:rFonts w:ascii="Helvetica" w:hAnsi="Helvetica" w:eastAsia="Helvetica" w:cs="Helvetica"/>
+                <w:i w:val="false"/>
+                <w:b w:val="false"/>
+                <w:u w:val="none"/>
+                <w:sz w:val="22"/>
+                <w:szCs w:val="22"/>
+                <w:color w:val="000000"/>
+              </w:rPr>
+              <w:t xml:space="preserve">0.95, 7.51</w:t>
+            </w:r>
+          </w:p>
+        </w:tc>
+        <w:tc>
+          <w:tcPr>
+            <w:tcBorders>
+              <w:bottom w:val="none" w:sz="0" w:space="0" w:color="000000"/>
+              <w:top w:val="none" w:sz="0" w:space="0" w:color="000000"/>
+              <w:left w:val="none" w:sz="0" w:space="0" w:color="000000"/>
+              <w:right w:val="none" w:sz="0" w:space="0" w:color="000000"/>
+            </w:tcBorders>
+            <w:shd w:val="clear" w:color="auto" w:fill="FFFFFF"/>
+            <w:tcMar>
+              <w:top w:w="0" w:type="dxa"/>
+              <w:bottom w:w="0" w:type="dxa"/>
+              <w:left w:w="0" w:type="dxa"/>
+              <w:right w:w="0" w:type="dxa"/>
+            </w:tcMar>
+            <w:vAlign w:val="top"/>
+          </w:tcPr>
+          <w:p>
+            <w:pPr>
+              <w:pStyle w:val="Normal"/>
+              <w:jc w:val="center"/>
+              <w:pBdr>
+                <w:bottom w:val="none" w:sz="0" w:space="0" w:color="000000"/>
+                <w:top w:val="none" w:sz="0" w:space="0" w:color="000000"/>
+                <w:left w:val="none" w:sz="0" w:space="0" w:color="000000"/>
+                <w:right w:val="none" w:sz="0" w:space="0" w:color="000000"/>
+              </w:pBdr>
+              <w:spacing w:after="100" w:before="100" w:line="240"/>
+              <w:ind w:left="100" w:right="100" w:firstLine="0" w:firstLineChars="0"/>
+              <w:rPr>
+                <w:rFonts w:ascii="Helvetica" w:hAnsi="Helvetica" w:eastAsia="Helvetica" w:cs="Helvetica"/>
+                <w:i w:val="false"/>
+                <w:b w:val="false"/>
+                <w:u w:val="none"/>
+                <w:sz w:val="22"/>
+                <w:szCs w:val="22"/>
+                <w:color w:val="000000"/>
+              </w:rPr>
+            </w:pPr>
+            <w:r>
+              <w:rPr>
+                <w:rFonts w:ascii="Helvetica" w:hAnsi="Helvetica" w:eastAsia="Helvetica" w:cs="Helvetica"/>
+                <w:i w:val="false"/>
+                <w:b w:val="false"/>
+                <w:u w:val="none"/>
+                <w:sz w:val="22"/>
+                <w:szCs w:val="22"/>
+                <w:color w:val="000000"/>
+              </w:rPr>
+              <w:t xml:space="preserve">0.064</w:t>
             </w:r>
           </w:p>
         </w:tc>
@@ -15593,113 +15593,113 @@
                 <w:szCs w:val="22"/>
                 <w:color w:val="000000"/>
               </w:rPr>
-              <w:t xml:space="preserve">0.87</w:t>
-            </w:r>
-          </w:p>
-        </w:tc>
-        <w:tc>
-          <w:tcPr>
-            <w:tcBorders>
-              <w:bottom w:val="none" w:sz="0" w:space="0" w:color="000000"/>
-              <w:top w:val="none" w:sz="0" w:space="0" w:color="000000"/>
-              <w:left w:val="none" w:sz="0" w:space="0" w:color="000000"/>
-              <w:right w:val="none" w:sz="0" w:space="0" w:color="000000"/>
-            </w:tcBorders>
-            <w:shd w:val="clear" w:color="auto" w:fill="FFFFFF"/>
-            <w:tcMar>
-              <w:top w:w="0" w:type="dxa"/>
-              <w:bottom w:w="0" w:type="dxa"/>
-              <w:left w:w="0" w:type="dxa"/>
-              <w:right w:w="0" w:type="dxa"/>
-            </w:tcMar>
-            <w:vAlign w:val="top"/>
-          </w:tcPr>
-          <w:p>
-            <w:pPr>
-              <w:pStyle w:val="Normal"/>
-              <w:jc w:val="center"/>
-              <w:pBdr>
-                <w:bottom w:val="none" w:sz="0" w:space="0" w:color="000000"/>
-                <w:top w:val="none" w:sz="0" w:space="0" w:color="000000"/>
-                <w:left w:val="none" w:sz="0" w:space="0" w:color="000000"/>
-                <w:right w:val="none" w:sz="0" w:space="0" w:color="000000"/>
-              </w:pBdr>
-              <w:spacing w:after="100" w:before="100" w:line="240"/>
-              <w:ind w:left="100" w:right="100" w:firstLine="0" w:firstLineChars="0"/>
-              <w:rPr>
-                <w:rFonts w:ascii="Helvetica" w:hAnsi="Helvetica" w:eastAsia="Helvetica" w:cs="Helvetica"/>
-                <w:i w:val="false"/>
-                <w:b w:val="false"/>
-                <w:u w:val="none"/>
-                <w:sz w:val="22"/>
-                <w:szCs w:val="22"/>
-                <w:color w:val="000000"/>
-              </w:rPr>
-            </w:pPr>
-            <w:r>
-              <w:rPr>
-                <w:rFonts w:ascii="Helvetica" w:hAnsi="Helvetica" w:eastAsia="Helvetica" w:cs="Helvetica"/>
-                <w:i w:val="false"/>
-                <w:b w:val="false"/>
-                <w:u w:val="none"/>
-                <w:sz w:val="22"/>
-                <w:szCs w:val="22"/>
-                <w:color w:val="000000"/>
-              </w:rPr>
-              <w:t xml:space="preserve">0.34, 2.25</w:t>
-            </w:r>
-          </w:p>
-        </w:tc>
-        <w:tc>
-          <w:tcPr>
-            <w:tcBorders>
-              <w:bottom w:val="none" w:sz="0" w:space="0" w:color="000000"/>
-              <w:top w:val="none" w:sz="0" w:space="0" w:color="000000"/>
-              <w:left w:val="none" w:sz="0" w:space="0" w:color="000000"/>
-              <w:right w:val="none" w:sz="0" w:space="0" w:color="000000"/>
-            </w:tcBorders>
-            <w:shd w:val="clear" w:color="auto" w:fill="FFFFFF"/>
-            <w:tcMar>
-              <w:top w:w="0" w:type="dxa"/>
-              <w:bottom w:w="0" w:type="dxa"/>
-              <w:left w:w="0" w:type="dxa"/>
-              <w:right w:w="0" w:type="dxa"/>
-            </w:tcMar>
-            <w:vAlign w:val="top"/>
-          </w:tcPr>
-          <w:p>
-            <w:pPr>
-              <w:pStyle w:val="Normal"/>
-              <w:jc w:val="center"/>
-              <w:pBdr>
-                <w:bottom w:val="none" w:sz="0" w:space="0" w:color="000000"/>
-                <w:top w:val="none" w:sz="0" w:space="0" w:color="000000"/>
-                <w:left w:val="none" w:sz="0" w:space="0" w:color="000000"/>
-                <w:right w:val="none" w:sz="0" w:space="0" w:color="000000"/>
-              </w:pBdr>
-              <w:spacing w:after="100" w:before="100" w:line="240"/>
-              <w:ind w:left="100" w:right="100" w:firstLine="0" w:firstLineChars="0"/>
-              <w:rPr>
-                <w:rFonts w:ascii="Helvetica" w:hAnsi="Helvetica" w:eastAsia="Helvetica" w:cs="Helvetica"/>
-                <w:i w:val="false"/>
-                <w:b w:val="false"/>
-                <w:u w:val="none"/>
-                <w:sz w:val="22"/>
-                <w:szCs w:val="22"/>
-                <w:color w:val="000000"/>
-              </w:rPr>
-            </w:pPr>
-            <w:r>
-              <w:rPr>
-                <w:rFonts w:ascii="Helvetica" w:hAnsi="Helvetica" w:eastAsia="Helvetica" w:cs="Helvetica"/>
-                <w:i w:val="false"/>
-                <w:b w:val="false"/>
-                <w:u w:val="none"/>
-                <w:sz w:val="22"/>
-                <w:szCs w:val="22"/>
-                <w:color w:val="000000"/>
-              </w:rPr>
-              <w:t xml:space="preserve">0.780</w:t>
+              <w:t xml:space="preserve">0.82</w:t>
+            </w:r>
+          </w:p>
+        </w:tc>
+        <w:tc>
+          <w:tcPr>
+            <w:tcBorders>
+              <w:bottom w:val="none" w:sz="0" w:space="0" w:color="000000"/>
+              <w:top w:val="none" w:sz="0" w:space="0" w:color="000000"/>
+              <w:left w:val="none" w:sz="0" w:space="0" w:color="000000"/>
+              <w:right w:val="none" w:sz="0" w:space="0" w:color="000000"/>
+            </w:tcBorders>
+            <w:shd w:val="clear" w:color="auto" w:fill="FFFFFF"/>
+            <w:tcMar>
+              <w:top w:w="0" w:type="dxa"/>
+              <w:bottom w:w="0" w:type="dxa"/>
+              <w:left w:w="0" w:type="dxa"/>
+              <w:right w:w="0" w:type="dxa"/>
+            </w:tcMar>
+            <w:vAlign w:val="top"/>
+          </w:tcPr>
+          <w:p>
+            <w:pPr>
+              <w:pStyle w:val="Normal"/>
+              <w:jc w:val="center"/>
+              <w:pBdr>
+                <w:bottom w:val="none" w:sz="0" w:space="0" w:color="000000"/>
+                <w:top w:val="none" w:sz="0" w:space="0" w:color="000000"/>
+                <w:left w:val="none" w:sz="0" w:space="0" w:color="000000"/>
+                <w:right w:val="none" w:sz="0" w:space="0" w:color="000000"/>
+              </w:pBdr>
+              <w:spacing w:after="100" w:before="100" w:line="240"/>
+              <w:ind w:left="100" w:right="100" w:firstLine="0" w:firstLineChars="0"/>
+              <w:rPr>
+                <w:rFonts w:ascii="Helvetica" w:hAnsi="Helvetica" w:eastAsia="Helvetica" w:cs="Helvetica"/>
+                <w:i w:val="false"/>
+                <w:b w:val="false"/>
+                <w:u w:val="none"/>
+                <w:sz w:val="22"/>
+                <w:szCs w:val="22"/>
+                <w:color w:val="000000"/>
+              </w:rPr>
+            </w:pPr>
+            <w:r>
+              <w:rPr>
+                <w:rFonts w:ascii="Helvetica" w:hAnsi="Helvetica" w:eastAsia="Helvetica" w:cs="Helvetica"/>
+                <w:i w:val="false"/>
+                <w:b w:val="false"/>
+                <w:u w:val="none"/>
+                <w:sz w:val="22"/>
+                <w:szCs w:val="22"/>
+                <w:color w:val="000000"/>
+              </w:rPr>
+              <w:t xml:space="preserve">0.32, 2.13</w:t>
+            </w:r>
+          </w:p>
+        </w:tc>
+        <w:tc>
+          <w:tcPr>
+            <w:tcBorders>
+              <w:bottom w:val="none" w:sz="0" w:space="0" w:color="000000"/>
+              <w:top w:val="none" w:sz="0" w:space="0" w:color="000000"/>
+              <w:left w:val="none" w:sz="0" w:space="0" w:color="000000"/>
+              <w:right w:val="none" w:sz="0" w:space="0" w:color="000000"/>
+            </w:tcBorders>
+            <w:shd w:val="clear" w:color="auto" w:fill="FFFFFF"/>
+            <w:tcMar>
+              <w:top w:w="0" w:type="dxa"/>
+              <w:bottom w:w="0" w:type="dxa"/>
+              <w:left w:w="0" w:type="dxa"/>
+              <w:right w:w="0" w:type="dxa"/>
+            </w:tcMar>
+            <w:vAlign w:val="top"/>
+          </w:tcPr>
+          <w:p>
+            <w:pPr>
+              <w:pStyle w:val="Normal"/>
+              <w:jc w:val="center"/>
+              <w:pBdr>
+                <w:bottom w:val="none" w:sz="0" w:space="0" w:color="000000"/>
+                <w:top w:val="none" w:sz="0" w:space="0" w:color="000000"/>
+                <w:left w:val="none" w:sz="0" w:space="0" w:color="000000"/>
+                <w:right w:val="none" w:sz="0" w:space="0" w:color="000000"/>
+              </w:pBdr>
+              <w:spacing w:after="100" w:before="100" w:line="240"/>
+              <w:ind w:left="100" w:right="100" w:firstLine="0" w:firstLineChars="0"/>
+              <w:rPr>
+                <w:rFonts w:ascii="Helvetica" w:hAnsi="Helvetica" w:eastAsia="Helvetica" w:cs="Helvetica"/>
+                <w:i w:val="false"/>
+                <w:b w:val="false"/>
+                <w:u w:val="none"/>
+                <w:sz w:val="22"/>
+                <w:szCs w:val="22"/>
+                <w:color w:val="000000"/>
+              </w:rPr>
+            </w:pPr>
+            <w:r>
+              <w:rPr>
+                <w:rFonts w:ascii="Helvetica" w:hAnsi="Helvetica" w:eastAsia="Helvetica" w:cs="Helvetica"/>
+                <w:i w:val="false"/>
+                <w:b w:val="false"/>
+                <w:u w:val="none"/>
+                <w:sz w:val="22"/>
+                <w:szCs w:val="22"/>
+                <w:color w:val="000000"/>
+              </w:rPr>
+              <w:t xml:space="preserve">0.690</w:t>
             </w:r>
           </w:p>
         </w:tc>
@@ -16076,120 +16076,120 @@
                 <w:szCs w:val="22"/>
                 <w:color w:val="000000"/>
               </w:rPr>
-              <w:t xml:space="preserve">1.03</w:t>
-            </w:r>
-          </w:p>
-        </w:tc>
-        <w:tc>
-          <w:tcPr>
-            <w:tcBorders>
-              <w:bottom w:val="none" w:sz="0" w:space="0" w:color="000000"/>
-              <w:top w:val="none" w:sz="0" w:space="0" w:color="000000"/>
-              <w:left w:val="none" w:sz="0" w:space="0" w:color="000000"/>
-              <w:right w:val="none" w:sz="0" w:space="0" w:color="000000"/>
-            </w:tcBorders>
-            <w:shd w:val="clear" w:color="auto" w:fill="FFFFFF"/>
-            <w:tcMar>
-              <w:top w:w="0" w:type="dxa"/>
-              <w:bottom w:w="0" w:type="dxa"/>
-              <w:left w:w="0" w:type="dxa"/>
-              <w:right w:w="0" w:type="dxa"/>
-            </w:tcMar>
-            <w:vAlign w:val="top"/>
-          </w:tcPr>
-          <w:p>
-            <w:pPr>
-              <w:pStyle w:val="Normal"/>
-              <w:jc w:val="center"/>
-              <w:pBdr>
-                <w:bottom w:val="none" w:sz="0" w:space="0" w:color="000000"/>
-                <w:top w:val="none" w:sz="0" w:space="0" w:color="000000"/>
-                <w:left w:val="none" w:sz="0" w:space="0" w:color="000000"/>
-                <w:right w:val="none" w:sz="0" w:space="0" w:color="000000"/>
-              </w:pBdr>
-              <w:spacing w:after="100" w:before="100" w:line="240"/>
-              <w:ind w:left="100" w:right="100" w:firstLine="0" w:firstLineChars="0"/>
-              <w:rPr>
-                <w:rFonts w:ascii="Helvetica" w:hAnsi="Helvetica" w:eastAsia="Helvetica" w:cs="Helvetica"/>
-                <w:i w:val="false"/>
-                <w:b w:val="false"/>
-                <w:u w:val="none"/>
-                <w:sz w:val="22"/>
-                <w:szCs w:val="22"/>
-                <w:color w:val="000000"/>
-              </w:rPr>
-            </w:pPr>
-            <w:r>
-              <w:rPr>
-                <w:rFonts w:ascii="Helvetica" w:hAnsi="Helvetica" w:eastAsia="Helvetica" w:cs="Helvetica"/>
-                <w:i w:val="false"/>
-                <w:b w:val="false"/>
-                <w:u w:val="none"/>
-                <w:sz w:val="22"/>
-                <w:szCs w:val="22"/>
-                <w:color w:val="000000"/>
-              </w:rPr>
-              <w:t xml:space="preserve">0.58, 1.83</w:t>
-            </w:r>
-          </w:p>
-        </w:tc>
-        <w:tc>
-          <w:tcPr>
-            <w:tcBorders>
-              <w:bottom w:val="none" w:sz="0" w:space="0" w:color="000000"/>
-              <w:top w:val="none" w:sz="0" w:space="0" w:color="000000"/>
-              <w:left w:val="none" w:sz="0" w:space="0" w:color="000000"/>
-              <w:right w:val="none" w:sz="0" w:space="0" w:color="000000"/>
-            </w:tcBorders>
-            <w:shd w:val="clear" w:color="auto" w:fill="FFFFFF"/>
-            <w:tcMar>
-              <w:top w:w="0" w:type="dxa"/>
-              <w:bottom w:w="0" w:type="dxa"/>
-              <w:left w:w="0" w:type="dxa"/>
-              <w:right w:w="0" w:type="dxa"/>
-            </w:tcMar>
-            <w:vAlign w:val="top"/>
-          </w:tcPr>
-          <w:p>
-            <w:pPr>
-              <w:pStyle w:val="Normal"/>
-              <w:jc w:val="center"/>
-              <w:pBdr>
-                <w:bottom w:val="none" w:sz="0" w:space="0" w:color="000000"/>
-                <w:top w:val="none" w:sz="0" w:space="0" w:color="000000"/>
-                <w:left w:val="none" w:sz="0" w:space="0" w:color="000000"/>
-                <w:right w:val="none" w:sz="0" w:space="0" w:color="000000"/>
-              </w:pBdr>
-              <w:spacing w:after="100" w:before="100" w:line="240"/>
-              <w:ind w:left="100" w:right="100" w:firstLine="0" w:firstLineChars="0"/>
-              <w:rPr>
-                <w:rFonts w:ascii="Helvetica" w:hAnsi="Helvetica" w:eastAsia="Helvetica" w:cs="Helvetica"/>
-                <w:i w:val="false"/>
-                <w:b w:val="false"/>
-                <w:u w:val="none"/>
-                <w:sz w:val="22"/>
-                <w:szCs w:val="22"/>
-                <w:color w:val="000000"/>
-              </w:rPr>
-            </w:pPr>
-            <w:r>
-              <w:rPr>
-                <w:rFonts w:ascii="Helvetica" w:hAnsi="Helvetica" w:eastAsia="Helvetica" w:cs="Helvetica"/>
-                <w:i w:val="false"/>
-                <w:b w:val="false"/>
-                <w:u w:val="none"/>
-                <w:sz w:val="22"/>
-                <w:szCs w:val="22"/>
-                <w:color w:val="000000"/>
-              </w:rPr>
-              <w:t xml:space="preserve">0.910</w:t>
+              <w:t xml:space="preserve">1.02</w:t>
+            </w:r>
+          </w:p>
+        </w:tc>
+        <w:tc>
+          <w:tcPr>
+            <w:tcBorders>
+              <w:bottom w:val="none" w:sz="0" w:space="0" w:color="000000"/>
+              <w:top w:val="none" w:sz="0" w:space="0" w:color="000000"/>
+              <w:left w:val="none" w:sz="0" w:space="0" w:color="000000"/>
+              <w:right w:val="none" w:sz="0" w:space="0" w:color="000000"/>
+            </w:tcBorders>
+            <w:shd w:val="clear" w:color="auto" w:fill="FFFFFF"/>
+            <w:tcMar>
+              <w:top w:w="0" w:type="dxa"/>
+              <w:bottom w:w="0" w:type="dxa"/>
+              <w:left w:w="0" w:type="dxa"/>
+              <w:right w:w="0" w:type="dxa"/>
+            </w:tcMar>
+            <w:vAlign w:val="top"/>
+          </w:tcPr>
+          <w:p>
+            <w:pPr>
+              <w:pStyle w:val="Normal"/>
+              <w:jc w:val="center"/>
+              <w:pBdr>
+                <w:bottom w:val="none" w:sz="0" w:space="0" w:color="000000"/>
+                <w:top w:val="none" w:sz="0" w:space="0" w:color="000000"/>
+                <w:left w:val="none" w:sz="0" w:space="0" w:color="000000"/>
+                <w:right w:val="none" w:sz="0" w:space="0" w:color="000000"/>
+              </w:pBdr>
+              <w:spacing w:after="100" w:before="100" w:line="240"/>
+              <w:ind w:left="100" w:right="100" w:firstLine="0" w:firstLineChars="0"/>
+              <w:rPr>
+                <w:rFonts w:ascii="Helvetica" w:hAnsi="Helvetica" w:eastAsia="Helvetica" w:cs="Helvetica"/>
+                <w:i w:val="false"/>
+                <w:b w:val="false"/>
+                <w:u w:val="none"/>
+                <w:sz w:val="22"/>
+                <w:szCs w:val="22"/>
+                <w:color w:val="000000"/>
+              </w:rPr>
+            </w:pPr>
+            <w:r>
+              <w:rPr>
+                <w:rFonts w:ascii="Helvetica" w:hAnsi="Helvetica" w:eastAsia="Helvetica" w:cs="Helvetica"/>
+                <w:i w:val="false"/>
+                <w:b w:val="false"/>
+                <w:u w:val="none"/>
+                <w:sz w:val="22"/>
+                <w:szCs w:val="22"/>
+                <w:color w:val="000000"/>
+              </w:rPr>
+              <w:t xml:space="preserve">0.57, 1.81</w:t>
+            </w:r>
+          </w:p>
+        </w:tc>
+        <w:tc>
+          <w:tcPr>
+            <w:tcBorders>
+              <w:bottom w:val="none" w:sz="0" w:space="0" w:color="000000"/>
+              <w:top w:val="none" w:sz="0" w:space="0" w:color="000000"/>
+              <w:left w:val="none" w:sz="0" w:space="0" w:color="000000"/>
+              <w:right w:val="none" w:sz="0" w:space="0" w:color="000000"/>
+            </w:tcBorders>
+            <w:shd w:val="clear" w:color="auto" w:fill="FFFFFF"/>
+            <w:tcMar>
+              <w:top w:w="0" w:type="dxa"/>
+              <w:bottom w:w="0" w:type="dxa"/>
+              <w:left w:w="0" w:type="dxa"/>
+              <w:right w:w="0" w:type="dxa"/>
+            </w:tcMar>
+            <w:vAlign w:val="top"/>
+          </w:tcPr>
+          <w:p>
+            <w:pPr>
+              <w:pStyle w:val="Normal"/>
+              <w:jc w:val="center"/>
+              <w:pBdr>
+                <w:bottom w:val="none" w:sz="0" w:space="0" w:color="000000"/>
+                <w:top w:val="none" w:sz="0" w:space="0" w:color="000000"/>
+                <w:left w:val="none" w:sz="0" w:space="0" w:color="000000"/>
+                <w:right w:val="none" w:sz="0" w:space="0" w:color="000000"/>
+              </w:pBdr>
+              <w:spacing w:after="100" w:before="100" w:line="240"/>
+              <w:ind w:left="100" w:right="100" w:firstLine="0" w:firstLineChars="0"/>
+              <w:rPr>
+                <w:rFonts w:ascii="Helvetica" w:hAnsi="Helvetica" w:eastAsia="Helvetica" w:cs="Helvetica"/>
+                <w:i w:val="false"/>
+                <w:b w:val="false"/>
+                <w:u w:val="none"/>
+                <w:sz w:val="22"/>
+                <w:szCs w:val="22"/>
+                <w:color w:val="000000"/>
+              </w:rPr>
+            </w:pPr>
+            <w:r>
+              <w:rPr>
+                <w:rFonts w:ascii="Helvetica" w:hAnsi="Helvetica" w:eastAsia="Helvetica" w:cs="Helvetica"/>
+                <w:i w:val="false"/>
+                <w:b w:val="false"/>
+                <w:u w:val="none"/>
+                <w:sz w:val="22"/>
+                <w:szCs w:val="22"/>
+                <w:color w:val="000000"/>
+              </w:rPr>
+              <w:t xml:space="preserve">0.940</w:t>
             </w:r>
           </w:p>
         </w:tc>
       </w:tr>
       <w:tr>
         <w:trPr>
-          <w:trHeight w:val="598" w:hRule="auto"/>
+          <w:trHeight w:val="597" w:hRule="auto"/>
         </w:trPr>
         body33
         <w:tc>
@@ -16612,60 +16612,60 @@
                 <w:szCs w:val="22"/>
                 <w:color w:val="000000"/>
               </w:rPr>
-              <w:t xml:space="preserve">0.99, 1.08</w:t>
-            </w:r>
-          </w:p>
-        </w:tc>
-        <w:tc>
-          <w:tcPr>
-            <w:tcBorders>
-              <w:bottom w:val="none" w:sz="0" w:space="0" w:color="000000"/>
-              <w:top w:val="none" w:sz="0" w:space="0" w:color="000000"/>
-              <w:left w:val="none" w:sz="0" w:space="0" w:color="000000"/>
-              <w:right w:val="none" w:sz="0" w:space="0" w:color="000000"/>
-            </w:tcBorders>
-            <w:shd w:val="clear" w:color="auto" w:fill="FFFFFF"/>
-            <w:tcMar>
-              <w:top w:w="0" w:type="dxa"/>
-              <w:bottom w:w="0" w:type="dxa"/>
-              <w:left w:w="0" w:type="dxa"/>
-              <w:right w:w="0" w:type="dxa"/>
-            </w:tcMar>
-            <w:vAlign w:val="top"/>
-          </w:tcPr>
-          <w:p>
-            <w:pPr>
-              <w:pStyle w:val="Normal"/>
-              <w:jc w:val="center"/>
-              <w:pBdr>
-                <w:bottom w:val="none" w:sz="0" w:space="0" w:color="000000"/>
-                <w:top w:val="none" w:sz="0" w:space="0" w:color="000000"/>
-                <w:left w:val="none" w:sz="0" w:space="0" w:color="000000"/>
-                <w:right w:val="none" w:sz="0" w:space="0" w:color="000000"/>
-              </w:pBdr>
-              <w:spacing w:after="100" w:before="100" w:line="240"/>
-              <w:ind w:left="100" w:right="100" w:firstLine="0" w:firstLineChars="0"/>
-              <w:rPr>
-                <w:rFonts w:ascii="Helvetica" w:hAnsi="Helvetica" w:eastAsia="Helvetica" w:cs="Helvetica"/>
-                <w:i w:val="false"/>
-                <w:b w:val="false"/>
-                <w:u w:val="none"/>
-                <w:sz w:val="22"/>
-                <w:szCs w:val="22"/>
-                <w:color w:val="000000"/>
-              </w:rPr>
-            </w:pPr>
-            <w:r>
-              <w:rPr>
-                <w:rFonts w:ascii="Helvetica" w:hAnsi="Helvetica" w:eastAsia="Helvetica" w:cs="Helvetica"/>
-                <w:i w:val="false"/>
-                <w:b w:val="false"/>
-                <w:u w:val="none"/>
-                <w:sz w:val="22"/>
-                <w:szCs w:val="22"/>
-                <w:color w:val="000000"/>
-              </w:rPr>
-              <w:t xml:space="preserve">0.190</w:t>
+              <w:t xml:space="preserve">0.99, 1.07</w:t>
+            </w:r>
+          </w:p>
+        </w:tc>
+        <w:tc>
+          <w:tcPr>
+            <w:tcBorders>
+              <w:bottom w:val="none" w:sz="0" w:space="0" w:color="000000"/>
+              <w:top w:val="none" w:sz="0" w:space="0" w:color="000000"/>
+              <w:left w:val="none" w:sz="0" w:space="0" w:color="000000"/>
+              <w:right w:val="none" w:sz="0" w:space="0" w:color="000000"/>
+            </w:tcBorders>
+            <w:shd w:val="clear" w:color="auto" w:fill="FFFFFF"/>
+            <w:tcMar>
+              <w:top w:w="0" w:type="dxa"/>
+              <w:bottom w:w="0" w:type="dxa"/>
+              <w:left w:w="0" w:type="dxa"/>
+              <w:right w:w="0" w:type="dxa"/>
+            </w:tcMar>
+            <w:vAlign w:val="top"/>
+          </w:tcPr>
+          <w:p>
+            <w:pPr>
+              <w:pStyle w:val="Normal"/>
+              <w:jc w:val="center"/>
+              <w:pBdr>
+                <w:bottom w:val="none" w:sz="0" w:space="0" w:color="000000"/>
+                <w:top w:val="none" w:sz="0" w:space="0" w:color="000000"/>
+                <w:left w:val="none" w:sz="0" w:space="0" w:color="000000"/>
+                <w:right w:val="none" w:sz="0" w:space="0" w:color="000000"/>
+              </w:pBdr>
+              <w:spacing w:after="100" w:before="100" w:line="240"/>
+              <w:ind w:left="100" w:right="100" w:firstLine="0" w:firstLineChars="0"/>
+              <w:rPr>
+                <w:rFonts w:ascii="Helvetica" w:hAnsi="Helvetica" w:eastAsia="Helvetica" w:cs="Helvetica"/>
+                <w:i w:val="false"/>
+                <w:b w:val="false"/>
+                <w:u w:val="none"/>
+                <w:sz w:val="22"/>
+                <w:szCs w:val="22"/>
+                <w:color w:val="000000"/>
+              </w:rPr>
+            </w:pPr>
+            <w:r>
+              <w:rPr>
+                <w:rFonts w:ascii="Helvetica" w:hAnsi="Helvetica" w:eastAsia="Helvetica" w:cs="Helvetica"/>
+                <w:i w:val="false"/>
+                <w:b w:val="false"/>
+                <w:u w:val="none"/>
+                <w:sz w:val="22"/>
+                <w:szCs w:val="22"/>
+                <w:color w:val="000000"/>
+              </w:rPr>
+              <w:t xml:space="preserve">0.200</w:t>
             </w:r>
           </w:p>
         </w:tc>
@@ -17095,543 +17095,60 @@
                 <w:szCs w:val="22"/>
                 <w:color w:val="000000"/>
               </w:rPr>
-              <w:t xml:space="preserve">0.48, 1.25</w:t>
-            </w:r>
-          </w:p>
-        </w:tc>
-        <w:tc>
-          <w:tcPr>
-            <w:tcBorders>
-              <w:bottom w:val="none" w:sz="0" w:space="0" w:color="000000"/>
-              <w:top w:val="none" w:sz="0" w:space="0" w:color="000000"/>
-              <w:left w:val="none" w:sz="0" w:space="0" w:color="000000"/>
-              <w:right w:val="none" w:sz="0" w:space="0" w:color="000000"/>
-            </w:tcBorders>
-            <w:shd w:val="clear" w:color="auto" w:fill="FFFFFF"/>
-            <w:tcMar>
-              <w:top w:w="0" w:type="dxa"/>
-              <w:bottom w:w="0" w:type="dxa"/>
-              <w:left w:w="0" w:type="dxa"/>
-              <w:right w:w="0" w:type="dxa"/>
-            </w:tcMar>
-            <w:vAlign w:val="top"/>
-          </w:tcPr>
-          <w:p>
-            <w:pPr>
-              <w:pStyle w:val="Normal"/>
-              <w:jc w:val="center"/>
-              <w:pBdr>
-                <w:bottom w:val="none" w:sz="0" w:space="0" w:color="000000"/>
-                <w:top w:val="none" w:sz="0" w:space="0" w:color="000000"/>
-                <w:left w:val="none" w:sz="0" w:space="0" w:color="000000"/>
-                <w:right w:val="none" w:sz="0" w:space="0" w:color="000000"/>
-              </w:pBdr>
-              <w:spacing w:after="100" w:before="100" w:line="240"/>
-              <w:ind w:left="100" w:right="100" w:firstLine="0" w:firstLineChars="0"/>
-              <w:rPr>
-                <w:rFonts w:ascii="Helvetica" w:hAnsi="Helvetica" w:eastAsia="Helvetica" w:cs="Helvetica"/>
-                <w:i w:val="false"/>
-                <w:b w:val="false"/>
-                <w:u w:val="none"/>
-                <w:sz w:val="22"/>
-                <w:szCs w:val="22"/>
-                <w:color w:val="000000"/>
-              </w:rPr>
-            </w:pPr>
-            <w:r>
-              <w:rPr>
-                <w:rFonts w:ascii="Helvetica" w:hAnsi="Helvetica" w:eastAsia="Helvetica" w:cs="Helvetica"/>
-                <w:i w:val="false"/>
-                <w:b w:val="false"/>
-                <w:u w:val="none"/>
-                <w:sz w:val="22"/>
-                <w:szCs w:val="22"/>
-                <w:color w:val="000000"/>
-              </w:rPr>
-              <w:t xml:space="preserve">0.300</w:t>
-            </w:r>
-          </w:p>
-        </w:tc>
-      </w:tr>
-      <w:tr>
-        <w:trPr>
-          <w:trHeight w:val="598" w:hRule="auto"/>
-        </w:trPr>
-        body35
-        <w:tc>
-          <w:tcPr>
-            <w:tcBorders>
-              <w:bottom w:val="none" w:sz="0" w:space="0" w:color="000000"/>
-              <w:top w:val="none" w:sz="0" w:space="0" w:color="000000"/>
-              <w:left w:val="none" w:sz="0" w:space="0" w:color="000000"/>
-              <w:right w:val="none" w:sz="0" w:space="0" w:color="000000"/>
-            </w:tcBorders>
-            <w:shd w:val="clear" w:color="auto" w:fill="FFFFFF"/>
-            <w:tcMar>
-              <w:top w:w="0" w:type="dxa"/>
-              <w:bottom w:w="0" w:type="dxa"/>
-              <w:left w:w="0" w:type="dxa"/>
-              <w:right w:w="0" w:type="dxa"/>
-            </w:tcMar>
-            <w:vAlign w:val="top"/>
-          </w:tcPr>
-          <w:p>
-            <w:pPr>
-              <w:pStyle w:val="Normal"/>
-              <w:jc w:val="left"/>
-              <w:pBdr>
-                <w:bottom w:val="none" w:sz="0" w:space="0" w:color="000000"/>
-                <w:top w:val="none" w:sz="0" w:space="0" w:color="000000"/>
-                <w:left w:val="none" w:sz="0" w:space="0" w:color="000000"/>
-                <w:right w:val="none" w:sz="0" w:space="0" w:color="000000"/>
-              </w:pBdr>
-              <w:spacing w:after="100" w:before="100" w:line="240"/>
-              <w:ind w:left="100" w:right="100" w:firstLine="0" w:firstLineChars="0"/>
-              <w:rPr>
-                <w:rFonts w:ascii="Helvetica" w:hAnsi="Helvetica" w:eastAsia="Helvetica" w:cs="Helvetica"/>
-                <w:i w:val="false"/>
-                <w:b w:val="false"/>
-                <w:u w:val="none"/>
-                <w:sz w:val="22"/>
-                <w:szCs w:val="22"/>
-                <w:color w:val="000000"/>
-              </w:rPr>
-            </w:pPr>
-            <w:r>
-              <w:rPr>
-                <w:rFonts w:ascii="Helvetica" w:hAnsi="Helvetica" w:eastAsia="Helvetica" w:cs="Helvetica"/>
-                <w:i w:val="false"/>
-                <w:b w:val="false"/>
-                <w:u w:val="none"/>
-                <w:sz w:val="22"/>
-                <w:szCs w:val="22"/>
-                <w:color w:val="000000"/>
-              </w:rPr>
-              <w:t xml:space="preserve">steroids</w:t>
-            </w:r>
-          </w:p>
-        </w:tc>
-        <w:tc>
-          <w:tcPr>
-            <w:tcBorders>
-              <w:bottom w:val="none" w:sz="0" w:space="0" w:color="000000"/>
-              <w:top w:val="none" w:sz="0" w:space="0" w:color="000000"/>
-              <w:left w:val="none" w:sz="0" w:space="0" w:color="000000"/>
-              <w:right w:val="none" w:sz="0" w:space="0" w:color="000000"/>
-            </w:tcBorders>
-            <w:shd w:val="clear" w:color="auto" w:fill="FFFFFF"/>
-            <w:tcMar>
-              <w:top w:w="0" w:type="dxa"/>
-              <w:bottom w:w="0" w:type="dxa"/>
-              <w:left w:w="0" w:type="dxa"/>
-              <w:right w:w="0" w:type="dxa"/>
-            </w:tcMar>
-            <w:vAlign w:val="top"/>
-          </w:tcPr>
-          <w:p>
-            <w:pPr>
-              <w:pStyle w:val="Normal"/>
-              <w:jc w:val="center"/>
-              <w:pBdr>
-                <w:bottom w:val="none" w:sz="0" w:space="0" w:color="000000"/>
-                <w:top w:val="none" w:sz="0" w:space="0" w:color="000000"/>
-                <w:left w:val="none" w:sz="0" w:space="0" w:color="000000"/>
-                <w:right w:val="none" w:sz="0" w:space="0" w:color="000000"/>
-              </w:pBdr>
-              <w:spacing w:after="100" w:before="100" w:line="240"/>
-              <w:ind w:left="100" w:right="100" w:firstLine="0" w:firstLineChars="0"/>
-              <w:rPr>
-                <w:rFonts w:ascii="Helvetica" w:hAnsi="Helvetica" w:eastAsia="Helvetica" w:cs="Helvetica"/>
-                <w:i w:val="false"/>
-                <w:b w:val="false"/>
-                <w:u w:val="none"/>
-                <w:sz w:val="22"/>
-                <w:szCs w:val="22"/>
-                <w:color w:val="000000"/>
-              </w:rPr>
-            </w:pPr>
-            <w:r>
-              <w:rPr>
-                <w:rFonts w:ascii="Helvetica" w:hAnsi="Helvetica" w:eastAsia="Helvetica" w:cs="Helvetica"/>
-                <w:i w:val="false"/>
-                <w:b w:val="false"/>
-                <w:u w:val="none"/>
-                <w:sz w:val="22"/>
-                <w:szCs w:val="22"/>
-                <w:color w:val="000000"/>
-              </w:rPr>
-              <w:t xml:space="preserve">943</w:t>
-            </w:r>
-          </w:p>
-        </w:tc>
-        <w:tc>
-          <w:tcPr>
-            <w:tcBorders>
-              <w:bottom w:val="none" w:sz="0" w:space="0" w:color="000000"/>
-              <w:top w:val="none" w:sz="0" w:space="0" w:color="000000"/>
-              <w:left w:val="none" w:sz="0" w:space="0" w:color="000000"/>
-              <w:right w:val="none" w:sz="0" w:space="0" w:color="000000"/>
-            </w:tcBorders>
-            <w:shd w:val="clear" w:color="auto" w:fill="FFFFFF"/>
-            <w:tcMar>
-              <w:top w:w="0" w:type="dxa"/>
-              <w:bottom w:w="0" w:type="dxa"/>
-              <w:left w:w="0" w:type="dxa"/>
-              <w:right w:w="0" w:type="dxa"/>
-            </w:tcMar>
-            <w:vAlign w:val="top"/>
-          </w:tcPr>
-          <w:p>
-            <w:pPr>
-              <w:pStyle w:val="Normal"/>
-              <w:jc w:val="center"/>
-              <w:pBdr>
-                <w:bottom w:val="none" w:sz="0" w:space="0" w:color="000000"/>
-                <w:top w:val="none" w:sz="0" w:space="0" w:color="000000"/>
-                <w:left w:val="none" w:sz="0" w:space="0" w:color="000000"/>
-                <w:right w:val="none" w:sz="0" w:space="0" w:color="000000"/>
-              </w:pBdr>
-              <w:spacing w:after="100" w:before="100" w:line="240"/>
-              <w:ind w:left="100" w:right="100" w:firstLine="0" w:firstLineChars="0"/>
-              <w:rPr>
-                <w:rFonts w:ascii="Helvetica" w:hAnsi="Helvetica" w:eastAsia="Helvetica" w:cs="Helvetica"/>
-                <w:i w:val="false"/>
-                <w:b w:val="false"/>
-                <w:u w:val="none"/>
-                <w:sz w:val="22"/>
-                <w:szCs w:val="22"/>
-                <w:color w:val="000000"/>
-              </w:rPr>
-            </w:pPr>
-            <w:r>
-              <w:rPr>
-                <w:rFonts w:ascii="Helvetica" w:hAnsi="Helvetica" w:eastAsia="Helvetica" w:cs="Helvetica"/>
-                <w:i w:val="false"/>
-                <w:b w:val="false"/>
-                <w:u w:val="none"/>
-                <w:sz w:val="22"/>
-                <w:szCs w:val="22"/>
-                <w:color w:val="000000"/>
-              </w:rPr>
-              <w:t xml:space="preserve">3.52</w:t>
-            </w:r>
-          </w:p>
-        </w:tc>
-        <w:tc>
-          <w:tcPr>
-            <w:tcBorders>
-              <w:bottom w:val="none" w:sz="0" w:space="0" w:color="000000"/>
-              <w:top w:val="none" w:sz="0" w:space="0" w:color="000000"/>
-              <w:left w:val="none" w:sz="0" w:space="0" w:color="000000"/>
-              <w:right w:val="none" w:sz="0" w:space="0" w:color="000000"/>
-            </w:tcBorders>
-            <w:shd w:val="clear" w:color="auto" w:fill="FFFFFF"/>
-            <w:tcMar>
-              <w:top w:w="0" w:type="dxa"/>
-              <w:bottom w:w="0" w:type="dxa"/>
-              <w:left w:w="0" w:type="dxa"/>
-              <w:right w:w="0" w:type="dxa"/>
-            </w:tcMar>
-            <w:vAlign w:val="top"/>
-          </w:tcPr>
-          <w:p>
-            <w:pPr>
-              <w:pStyle w:val="Normal"/>
-              <w:jc w:val="center"/>
-              <w:pBdr>
-                <w:bottom w:val="none" w:sz="0" w:space="0" w:color="000000"/>
-                <w:top w:val="none" w:sz="0" w:space="0" w:color="000000"/>
-                <w:left w:val="none" w:sz="0" w:space="0" w:color="000000"/>
-                <w:right w:val="none" w:sz="0" w:space="0" w:color="000000"/>
-              </w:pBdr>
-              <w:spacing w:after="100" w:before="100" w:line="240"/>
-              <w:ind w:left="100" w:right="100" w:firstLine="0" w:firstLineChars="0"/>
-              <w:rPr>
-                <w:rFonts w:ascii="Helvetica" w:hAnsi="Helvetica" w:eastAsia="Helvetica" w:cs="Helvetica"/>
-                <w:i w:val="false"/>
-                <w:b w:val="false"/>
-                <w:u w:val="none"/>
-                <w:sz w:val="22"/>
-                <w:szCs w:val="22"/>
-                <w:color w:val="000000"/>
-              </w:rPr>
-            </w:pPr>
-            <w:r>
-              <w:rPr>
-                <w:rFonts w:ascii="Helvetica" w:hAnsi="Helvetica" w:eastAsia="Helvetica" w:cs="Helvetica"/>
-                <w:i w:val="false"/>
-                <w:b w:val="false"/>
-                <w:u w:val="none"/>
-                <w:sz w:val="22"/>
-                <w:szCs w:val="22"/>
-                <w:color w:val="000000"/>
-              </w:rPr>
-              <w:t xml:space="preserve">0.48, 25.9</w:t>
-            </w:r>
-          </w:p>
-        </w:tc>
-        <w:tc>
-          <w:tcPr>
-            <w:tcBorders>
-              <w:bottom w:val="none" w:sz="0" w:space="0" w:color="000000"/>
-              <w:top w:val="none" w:sz="0" w:space="0" w:color="000000"/>
-              <w:left w:val="none" w:sz="0" w:space="0" w:color="000000"/>
-              <w:right w:val="none" w:sz="0" w:space="0" w:color="000000"/>
-            </w:tcBorders>
-            <w:shd w:val="clear" w:color="auto" w:fill="FFFFFF"/>
-            <w:tcMar>
-              <w:top w:w="0" w:type="dxa"/>
-              <w:bottom w:w="0" w:type="dxa"/>
-              <w:left w:w="0" w:type="dxa"/>
-              <w:right w:w="0" w:type="dxa"/>
-            </w:tcMar>
-            <w:vAlign w:val="top"/>
-          </w:tcPr>
-          <w:p>
-            <w:pPr>
-              <w:pStyle w:val="Normal"/>
-              <w:jc w:val="center"/>
-              <w:pBdr>
-                <w:bottom w:val="none" w:sz="0" w:space="0" w:color="000000"/>
-                <w:top w:val="none" w:sz="0" w:space="0" w:color="000000"/>
-                <w:left w:val="none" w:sz="0" w:space="0" w:color="000000"/>
-                <w:right w:val="none" w:sz="0" w:space="0" w:color="000000"/>
-              </w:pBdr>
-              <w:spacing w:after="100" w:before="100" w:line="240"/>
-              <w:ind w:left="100" w:right="100" w:firstLine="0" w:firstLineChars="0"/>
-              <w:rPr>
-                <w:rFonts w:ascii="Helvetica" w:hAnsi="Helvetica" w:eastAsia="Helvetica" w:cs="Helvetica"/>
-                <w:i w:val="false"/>
-                <w:b w:val="false"/>
-                <w:u w:val="none"/>
-                <w:sz w:val="22"/>
-                <w:szCs w:val="22"/>
-                <w:color w:val="000000"/>
-              </w:rPr>
-            </w:pPr>
-            <w:r>
-              <w:rPr>
-                <w:rFonts w:ascii="Helvetica" w:hAnsi="Helvetica" w:eastAsia="Helvetica" w:cs="Helvetica"/>
-                <w:i w:val="false"/>
-                <w:b w:val="false"/>
-                <w:u w:val="none"/>
-                <w:sz w:val="22"/>
-                <w:szCs w:val="22"/>
-                <w:color w:val="000000"/>
-              </w:rPr>
-              <w:t xml:space="preserve">0.220</w:t>
-            </w:r>
-          </w:p>
-        </w:tc>
-        <w:tc>
-          <w:tcPr>
-            <w:tcBorders>
-              <w:bottom w:val="none" w:sz="0" w:space="0" w:color="000000"/>
-              <w:top w:val="none" w:sz="0" w:space="0" w:color="000000"/>
-              <w:left w:val="none" w:sz="0" w:space="0" w:color="000000"/>
-              <w:right w:val="none" w:sz="0" w:space="0" w:color="000000"/>
-            </w:tcBorders>
-            <w:shd w:val="clear" w:color="auto" w:fill="FFFFFF"/>
-            <w:tcMar>
-              <w:top w:w="0" w:type="dxa"/>
-              <w:bottom w:w="0" w:type="dxa"/>
-              <w:left w:w="0" w:type="dxa"/>
-              <w:right w:w="0" w:type="dxa"/>
-            </w:tcMar>
-            <w:vAlign w:val="top"/>
-          </w:tcPr>
-          <w:p>
-            <w:pPr>
-              <w:pStyle w:val="Normal"/>
-              <w:jc w:val="center"/>
-              <w:pBdr>
-                <w:bottom w:val="none" w:sz="0" w:space="0" w:color="000000"/>
-                <w:top w:val="none" w:sz="0" w:space="0" w:color="000000"/>
-                <w:left w:val="none" w:sz="0" w:space="0" w:color="000000"/>
-                <w:right w:val="none" w:sz="0" w:space="0" w:color="000000"/>
-              </w:pBdr>
-              <w:spacing w:after="100" w:before="100" w:line="240"/>
-              <w:ind w:left="100" w:right="100" w:firstLine="0" w:firstLineChars="0"/>
-              <w:rPr>
-                <w:rFonts w:ascii="Helvetica" w:hAnsi="Helvetica" w:eastAsia="Helvetica" w:cs="Helvetica"/>
-                <w:i w:val="false"/>
-                <w:b w:val="false"/>
-                <w:u w:val="none"/>
-                <w:sz w:val="22"/>
-                <w:szCs w:val="22"/>
-                <w:color w:val="000000"/>
-              </w:rPr>
-            </w:pPr>
-            <w:r>
-              <w:rPr>
-                <w:rFonts w:ascii="Helvetica" w:hAnsi="Helvetica" w:eastAsia="Helvetica" w:cs="Helvetica"/>
-                <w:i w:val="false"/>
-                <w:b w:val="false"/>
-                <w:u w:val="none"/>
-                <w:sz w:val="22"/>
-                <w:szCs w:val="22"/>
-                <w:color w:val="000000"/>
-              </w:rPr>
-              <w:t xml:space="preserve">943</w:t>
-            </w:r>
-          </w:p>
-        </w:tc>
-        <w:tc>
-          <w:tcPr>
-            <w:tcBorders>
-              <w:bottom w:val="none" w:sz="0" w:space="0" w:color="000000"/>
-              <w:top w:val="none" w:sz="0" w:space="0" w:color="000000"/>
-              <w:left w:val="none" w:sz="0" w:space="0" w:color="000000"/>
-              <w:right w:val="none" w:sz="0" w:space="0" w:color="000000"/>
-            </w:tcBorders>
-            <w:shd w:val="clear" w:color="auto" w:fill="FFFFFF"/>
-            <w:tcMar>
-              <w:top w:w="0" w:type="dxa"/>
-              <w:bottom w:w="0" w:type="dxa"/>
-              <w:left w:w="0" w:type="dxa"/>
-              <w:right w:w="0" w:type="dxa"/>
-            </w:tcMar>
-            <w:vAlign w:val="top"/>
-          </w:tcPr>
-          <w:p>
-            <w:pPr>
-              <w:pStyle w:val="Normal"/>
-              <w:jc w:val="center"/>
-              <w:pBdr>
-                <w:bottom w:val="none" w:sz="0" w:space="0" w:color="000000"/>
-                <w:top w:val="none" w:sz="0" w:space="0" w:color="000000"/>
-                <w:left w:val="none" w:sz="0" w:space="0" w:color="000000"/>
-                <w:right w:val="none" w:sz="0" w:space="0" w:color="000000"/>
-              </w:pBdr>
-              <w:spacing w:after="100" w:before="100" w:line="240"/>
-              <w:ind w:left="100" w:right="100" w:firstLine="0" w:firstLineChars="0"/>
-              <w:rPr>
-                <w:rFonts w:ascii="Helvetica" w:hAnsi="Helvetica" w:eastAsia="Helvetica" w:cs="Helvetica"/>
-                <w:i w:val="false"/>
-                <w:b w:val="false"/>
-                <w:u w:val="none"/>
-                <w:sz w:val="22"/>
-                <w:szCs w:val="22"/>
-                <w:color w:val="000000"/>
-              </w:rPr>
-            </w:pPr>
-            <w:r>
-              <w:rPr>
-                <w:rFonts w:ascii="Helvetica" w:hAnsi="Helvetica" w:eastAsia="Helvetica" w:cs="Helvetica"/>
-                <w:i w:val="false"/>
-                <w:b w:val="false"/>
-                <w:u w:val="none"/>
-                <w:sz w:val="22"/>
-                <w:szCs w:val="22"/>
-                <w:color w:val="000000"/>
-              </w:rPr>
-              <w:t xml:space="preserve">4.31</w:t>
-            </w:r>
-          </w:p>
-        </w:tc>
-        <w:tc>
-          <w:tcPr>
-            <w:tcBorders>
-              <w:bottom w:val="none" w:sz="0" w:space="0" w:color="000000"/>
-              <w:top w:val="none" w:sz="0" w:space="0" w:color="000000"/>
-              <w:left w:val="none" w:sz="0" w:space="0" w:color="000000"/>
-              <w:right w:val="none" w:sz="0" w:space="0" w:color="000000"/>
-            </w:tcBorders>
-            <w:shd w:val="clear" w:color="auto" w:fill="FFFFFF"/>
-            <w:tcMar>
-              <w:top w:w="0" w:type="dxa"/>
-              <w:bottom w:w="0" w:type="dxa"/>
-              <w:left w:w="0" w:type="dxa"/>
-              <w:right w:w="0" w:type="dxa"/>
-            </w:tcMar>
-            <w:vAlign w:val="top"/>
-          </w:tcPr>
-          <w:p>
-            <w:pPr>
-              <w:pStyle w:val="Normal"/>
-              <w:jc w:val="center"/>
-              <w:pBdr>
-                <w:bottom w:val="none" w:sz="0" w:space="0" w:color="000000"/>
-                <w:top w:val="none" w:sz="0" w:space="0" w:color="000000"/>
-                <w:left w:val="none" w:sz="0" w:space="0" w:color="000000"/>
-                <w:right w:val="none" w:sz="0" w:space="0" w:color="000000"/>
-              </w:pBdr>
-              <w:spacing w:after="100" w:before="100" w:line="240"/>
-              <w:ind w:left="100" w:right="100" w:firstLine="0" w:firstLineChars="0"/>
-              <w:rPr>
-                <w:rFonts w:ascii="Helvetica" w:hAnsi="Helvetica" w:eastAsia="Helvetica" w:cs="Helvetica"/>
-                <w:i w:val="false"/>
-                <w:b w:val="false"/>
-                <w:u w:val="none"/>
-                <w:sz w:val="22"/>
-                <w:szCs w:val="22"/>
-                <w:color w:val="000000"/>
-              </w:rPr>
-            </w:pPr>
-            <w:r>
-              <w:rPr>
-                <w:rFonts w:ascii="Helvetica" w:hAnsi="Helvetica" w:eastAsia="Helvetica" w:cs="Helvetica"/>
-                <w:i w:val="false"/>
-                <w:b w:val="false"/>
-                <w:u w:val="none"/>
-                <w:sz w:val="22"/>
-                <w:szCs w:val="22"/>
-                <w:color w:val="000000"/>
-              </w:rPr>
-              <w:t xml:space="preserve">0.51, 36.5</w:t>
-            </w:r>
-          </w:p>
-        </w:tc>
-        <w:tc>
-          <w:tcPr>
-            <w:tcBorders>
-              <w:bottom w:val="none" w:sz="0" w:space="0" w:color="000000"/>
-              <w:top w:val="none" w:sz="0" w:space="0" w:color="000000"/>
-              <w:left w:val="none" w:sz="0" w:space="0" w:color="000000"/>
-              <w:right w:val="none" w:sz="0" w:space="0" w:color="000000"/>
-            </w:tcBorders>
-            <w:shd w:val="clear" w:color="auto" w:fill="FFFFFF"/>
-            <w:tcMar>
-              <w:top w:w="0" w:type="dxa"/>
-              <w:bottom w:w="0" w:type="dxa"/>
-              <w:left w:w="0" w:type="dxa"/>
-              <w:right w:w="0" w:type="dxa"/>
-            </w:tcMar>
-            <w:vAlign w:val="top"/>
-          </w:tcPr>
-          <w:p>
-            <w:pPr>
-              <w:pStyle w:val="Normal"/>
-              <w:jc w:val="center"/>
-              <w:pBdr>
-                <w:bottom w:val="none" w:sz="0" w:space="0" w:color="000000"/>
-                <w:top w:val="none" w:sz="0" w:space="0" w:color="000000"/>
-                <w:left w:val="none" w:sz="0" w:space="0" w:color="000000"/>
-                <w:right w:val="none" w:sz="0" w:space="0" w:color="000000"/>
-              </w:pBdr>
-              <w:spacing w:after="100" w:before="100" w:line="240"/>
-              <w:ind w:left="100" w:right="100" w:firstLine="0" w:firstLineChars="0"/>
-              <w:rPr>
-                <w:rFonts w:ascii="Helvetica" w:hAnsi="Helvetica" w:eastAsia="Helvetica" w:cs="Helvetica"/>
-                <w:i w:val="false"/>
-                <w:b w:val="false"/>
-                <w:u w:val="none"/>
-                <w:sz w:val="22"/>
-                <w:szCs w:val="22"/>
-                <w:color w:val="000000"/>
-              </w:rPr>
-            </w:pPr>
-            <w:r>
-              <w:rPr>
-                <w:rFonts w:ascii="Helvetica" w:hAnsi="Helvetica" w:eastAsia="Helvetica" w:cs="Helvetica"/>
-                <w:i w:val="false"/>
-                <w:b w:val="false"/>
-                <w:u w:val="none"/>
-                <w:sz w:val="22"/>
-                <w:szCs w:val="22"/>
-                <w:color w:val="000000"/>
-              </w:rPr>
-              <w:t xml:space="preserve">0.180</w:t>
+              <w:t xml:space="preserve">0.49, 1.26</w:t>
+            </w:r>
+          </w:p>
+        </w:tc>
+        <w:tc>
+          <w:tcPr>
+            <w:tcBorders>
+              <w:bottom w:val="none" w:sz="0" w:space="0" w:color="000000"/>
+              <w:top w:val="none" w:sz="0" w:space="0" w:color="000000"/>
+              <w:left w:val="none" w:sz="0" w:space="0" w:color="000000"/>
+              <w:right w:val="none" w:sz="0" w:space="0" w:color="000000"/>
+            </w:tcBorders>
+            <w:shd w:val="clear" w:color="auto" w:fill="FFFFFF"/>
+            <w:tcMar>
+              <w:top w:w="0" w:type="dxa"/>
+              <w:bottom w:w="0" w:type="dxa"/>
+              <w:left w:w="0" w:type="dxa"/>
+              <w:right w:w="0" w:type="dxa"/>
+            </w:tcMar>
+            <w:vAlign w:val="top"/>
+          </w:tcPr>
+          <w:p>
+            <w:pPr>
+              <w:pStyle w:val="Normal"/>
+              <w:jc w:val="center"/>
+              <w:pBdr>
+                <w:bottom w:val="none" w:sz="0" w:space="0" w:color="000000"/>
+                <w:top w:val="none" w:sz="0" w:space="0" w:color="000000"/>
+                <w:left w:val="none" w:sz="0" w:space="0" w:color="000000"/>
+                <w:right w:val="none" w:sz="0" w:space="0" w:color="000000"/>
+              </w:pBdr>
+              <w:spacing w:after="100" w:before="100" w:line="240"/>
+              <w:ind w:left="100" w:right="100" w:firstLine="0" w:firstLineChars="0"/>
+              <w:rPr>
+                <w:rFonts w:ascii="Helvetica" w:hAnsi="Helvetica" w:eastAsia="Helvetica" w:cs="Helvetica"/>
+                <w:i w:val="false"/>
+                <w:b w:val="false"/>
+                <w:u w:val="none"/>
+                <w:sz w:val="22"/>
+                <w:szCs w:val="22"/>
+                <w:color w:val="000000"/>
+              </w:rPr>
+            </w:pPr>
+            <w:r>
+              <w:rPr>
+                <w:rFonts w:ascii="Helvetica" w:hAnsi="Helvetica" w:eastAsia="Helvetica" w:cs="Helvetica"/>
+                <w:i w:val="false"/>
+                <w:b w:val="false"/>
+                <w:u w:val="none"/>
+                <w:sz w:val="22"/>
+                <w:szCs w:val="22"/>
+                <w:color w:val="000000"/>
+              </w:rPr>
+              <w:t xml:space="preserve">0.310</w:t>
             </w:r>
           </w:p>
         </w:tc>
@@ -17640,7 +17157,7 @@
         <w:trPr>
           <w:trHeight w:val="616" w:hRule="auto"/>
         </w:trPr>
-        body36
+        body35
         <w:tc>
           <w:tcPr>
             <w:tcBorders>
@@ -18008,113 +17525,113 @@
                 <w:szCs w:val="22"/>
                 <w:color w:val="000000"/>
               </w:rPr>
-              <w:t xml:space="preserve">1.05</w:t>
-            </w:r>
-          </w:p>
-        </w:tc>
-        <w:tc>
-          <w:tcPr>
-            <w:tcBorders>
-              <w:bottom w:val="none" w:sz="0" w:space="0" w:color="000000"/>
-              <w:top w:val="none" w:sz="0" w:space="0" w:color="000000"/>
-              <w:left w:val="none" w:sz="0" w:space="0" w:color="000000"/>
-              <w:right w:val="none" w:sz="0" w:space="0" w:color="000000"/>
-            </w:tcBorders>
-            <w:shd w:val="clear" w:color="auto" w:fill="FFFFFF"/>
-            <w:tcMar>
-              <w:top w:w="0" w:type="dxa"/>
-              <w:bottom w:w="0" w:type="dxa"/>
-              <w:left w:w="0" w:type="dxa"/>
-              <w:right w:w="0" w:type="dxa"/>
-            </w:tcMar>
-            <w:vAlign w:val="top"/>
-          </w:tcPr>
-          <w:p>
-            <w:pPr>
-              <w:pStyle w:val="Normal"/>
-              <w:jc w:val="center"/>
-              <w:pBdr>
-                <w:bottom w:val="none" w:sz="0" w:space="0" w:color="000000"/>
-                <w:top w:val="none" w:sz="0" w:space="0" w:color="000000"/>
-                <w:left w:val="none" w:sz="0" w:space="0" w:color="000000"/>
-                <w:right w:val="none" w:sz="0" w:space="0" w:color="000000"/>
-              </w:pBdr>
-              <w:spacing w:after="100" w:before="100" w:line="240"/>
-              <w:ind w:left="100" w:right="100" w:firstLine="0" w:firstLineChars="0"/>
-              <w:rPr>
-                <w:rFonts w:ascii="Helvetica" w:hAnsi="Helvetica" w:eastAsia="Helvetica" w:cs="Helvetica"/>
-                <w:i w:val="false"/>
-                <w:b w:val="false"/>
-                <w:u w:val="none"/>
-                <w:sz w:val="22"/>
-                <w:szCs w:val="22"/>
-                <w:color w:val="000000"/>
-              </w:rPr>
-            </w:pPr>
-            <w:r>
-              <w:rPr>
-                <w:rFonts w:ascii="Helvetica" w:hAnsi="Helvetica" w:eastAsia="Helvetica" w:cs="Helvetica"/>
-                <w:i w:val="false"/>
-                <w:b w:val="false"/>
-                <w:u w:val="none"/>
-                <w:sz w:val="22"/>
-                <w:szCs w:val="22"/>
-                <w:color w:val="000000"/>
-              </w:rPr>
-              <w:t xml:space="preserve">0.58, 1.91</w:t>
-            </w:r>
-          </w:p>
-        </w:tc>
-        <w:tc>
-          <w:tcPr>
-            <w:tcBorders>
-              <w:bottom w:val="none" w:sz="0" w:space="0" w:color="000000"/>
-              <w:top w:val="none" w:sz="0" w:space="0" w:color="000000"/>
-              <w:left w:val="none" w:sz="0" w:space="0" w:color="000000"/>
-              <w:right w:val="none" w:sz="0" w:space="0" w:color="000000"/>
-            </w:tcBorders>
-            <w:shd w:val="clear" w:color="auto" w:fill="FFFFFF"/>
-            <w:tcMar>
-              <w:top w:w="0" w:type="dxa"/>
-              <w:bottom w:w="0" w:type="dxa"/>
-              <w:left w:w="0" w:type="dxa"/>
-              <w:right w:w="0" w:type="dxa"/>
-            </w:tcMar>
-            <w:vAlign w:val="top"/>
-          </w:tcPr>
-          <w:p>
-            <w:pPr>
-              <w:pStyle w:val="Normal"/>
-              <w:jc w:val="center"/>
-              <w:pBdr>
-                <w:bottom w:val="none" w:sz="0" w:space="0" w:color="000000"/>
-                <w:top w:val="none" w:sz="0" w:space="0" w:color="000000"/>
-                <w:left w:val="none" w:sz="0" w:space="0" w:color="000000"/>
-                <w:right w:val="none" w:sz="0" w:space="0" w:color="000000"/>
-              </w:pBdr>
-              <w:spacing w:after="100" w:before="100" w:line="240"/>
-              <w:ind w:left="100" w:right="100" w:firstLine="0" w:firstLineChars="0"/>
-              <w:rPr>
-                <w:rFonts w:ascii="Helvetica" w:hAnsi="Helvetica" w:eastAsia="Helvetica" w:cs="Helvetica"/>
-                <w:i w:val="false"/>
-                <w:b w:val="false"/>
-                <w:u w:val="none"/>
-                <w:sz w:val="22"/>
-                <w:szCs w:val="22"/>
-                <w:color w:val="000000"/>
-              </w:rPr>
-            </w:pPr>
-            <w:r>
-              <w:rPr>
-                <w:rFonts w:ascii="Helvetica" w:hAnsi="Helvetica" w:eastAsia="Helvetica" w:cs="Helvetica"/>
-                <w:i w:val="false"/>
-                <w:b w:val="false"/>
-                <w:u w:val="none"/>
-                <w:sz w:val="22"/>
-                <w:szCs w:val="22"/>
-                <w:color w:val="000000"/>
-              </w:rPr>
-              <w:t xml:space="preserve">0.880</w:t>
+              <w:t xml:space="preserve">1.07</w:t>
+            </w:r>
+          </w:p>
+        </w:tc>
+        <w:tc>
+          <w:tcPr>
+            <w:tcBorders>
+              <w:bottom w:val="none" w:sz="0" w:space="0" w:color="000000"/>
+              <w:top w:val="none" w:sz="0" w:space="0" w:color="000000"/>
+              <w:left w:val="none" w:sz="0" w:space="0" w:color="000000"/>
+              <w:right w:val="none" w:sz="0" w:space="0" w:color="000000"/>
+            </w:tcBorders>
+            <w:shd w:val="clear" w:color="auto" w:fill="FFFFFF"/>
+            <w:tcMar>
+              <w:top w:w="0" w:type="dxa"/>
+              <w:bottom w:w="0" w:type="dxa"/>
+              <w:left w:w="0" w:type="dxa"/>
+              <w:right w:w="0" w:type="dxa"/>
+            </w:tcMar>
+            <w:vAlign w:val="top"/>
+          </w:tcPr>
+          <w:p>
+            <w:pPr>
+              <w:pStyle w:val="Normal"/>
+              <w:jc w:val="center"/>
+              <w:pBdr>
+                <w:bottom w:val="none" w:sz="0" w:space="0" w:color="000000"/>
+                <w:top w:val="none" w:sz="0" w:space="0" w:color="000000"/>
+                <w:left w:val="none" w:sz="0" w:space="0" w:color="000000"/>
+                <w:right w:val="none" w:sz="0" w:space="0" w:color="000000"/>
+              </w:pBdr>
+              <w:spacing w:after="100" w:before="100" w:line="240"/>
+              <w:ind w:left="100" w:right="100" w:firstLine="0" w:firstLineChars="0"/>
+              <w:rPr>
+                <w:rFonts w:ascii="Helvetica" w:hAnsi="Helvetica" w:eastAsia="Helvetica" w:cs="Helvetica"/>
+                <w:i w:val="false"/>
+                <w:b w:val="false"/>
+                <w:u w:val="none"/>
+                <w:sz w:val="22"/>
+                <w:szCs w:val="22"/>
+                <w:color w:val="000000"/>
+              </w:rPr>
+            </w:pPr>
+            <w:r>
+              <w:rPr>
+                <w:rFonts w:ascii="Helvetica" w:hAnsi="Helvetica" w:eastAsia="Helvetica" w:cs="Helvetica"/>
+                <w:i w:val="false"/>
+                <w:b w:val="false"/>
+                <w:u w:val="none"/>
+                <w:sz w:val="22"/>
+                <w:szCs w:val="22"/>
+                <w:color w:val="000000"/>
+              </w:rPr>
+              <w:t xml:space="preserve">0.59, 1.94</w:t>
+            </w:r>
+          </w:p>
+        </w:tc>
+        <w:tc>
+          <w:tcPr>
+            <w:tcBorders>
+              <w:bottom w:val="none" w:sz="0" w:space="0" w:color="000000"/>
+              <w:top w:val="none" w:sz="0" w:space="0" w:color="000000"/>
+              <w:left w:val="none" w:sz="0" w:space="0" w:color="000000"/>
+              <w:right w:val="none" w:sz="0" w:space="0" w:color="000000"/>
+            </w:tcBorders>
+            <w:shd w:val="clear" w:color="auto" w:fill="FFFFFF"/>
+            <w:tcMar>
+              <w:top w:w="0" w:type="dxa"/>
+              <w:bottom w:w="0" w:type="dxa"/>
+              <w:left w:w="0" w:type="dxa"/>
+              <w:right w:w="0" w:type="dxa"/>
+            </w:tcMar>
+            <w:vAlign w:val="top"/>
+          </w:tcPr>
+          <w:p>
+            <w:pPr>
+              <w:pStyle w:val="Normal"/>
+              <w:jc w:val="center"/>
+              <w:pBdr>
+                <w:bottom w:val="none" w:sz="0" w:space="0" w:color="000000"/>
+                <w:top w:val="none" w:sz="0" w:space="0" w:color="000000"/>
+                <w:left w:val="none" w:sz="0" w:space="0" w:color="000000"/>
+                <w:right w:val="none" w:sz="0" w:space="0" w:color="000000"/>
+              </w:pBdr>
+              <w:spacing w:after="100" w:before="100" w:line="240"/>
+              <w:ind w:left="100" w:right="100" w:firstLine="0" w:firstLineChars="0"/>
+              <w:rPr>
+                <w:rFonts w:ascii="Helvetica" w:hAnsi="Helvetica" w:eastAsia="Helvetica" w:cs="Helvetica"/>
+                <w:i w:val="false"/>
+                <w:b w:val="false"/>
+                <w:u w:val="none"/>
+                <w:sz w:val="22"/>
+                <w:szCs w:val="22"/>
+                <w:color w:val="000000"/>
+              </w:rPr>
+            </w:pPr>
+            <w:r>
+              <w:rPr>
+                <w:rFonts w:ascii="Helvetica" w:hAnsi="Helvetica" w:eastAsia="Helvetica" w:cs="Helvetica"/>
+                <w:i w:val="false"/>
+                <w:b w:val="false"/>
+                <w:u w:val="none"/>
+                <w:sz w:val="22"/>
+                <w:szCs w:val="22"/>
+                <w:color w:val="000000"/>
+              </w:rPr>
+              <w:t xml:space="preserve">0.830</w:t>
             </w:r>
           </w:p>
         </w:tc>
@@ -18123,7 +17640,7 @@
         <w:trPr>
           <w:trHeight w:val="619" w:hRule="auto"/>
         </w:trPr>
-        body37
+        body36
         <w:tc>
           <w:tcPr>
             <w:tcBorders>

--- a/docs/tables/entire/sec7_ckd_c30.docx
+++ b/docs/tables/entire/sec7_ckd_c30.docx
@@ -2069,113 +2069,113 @@
                 <w:szCs w:val="22"/>
                 <w:color w:val="000000"/>
               </w:rPr>
-              <w:t xml:space="preserve">0.74</w:t>
-            </w:r>
-          </w:p>
-        </w:tc>
-        <w:tc>
-          <w:tcPr>
-            <w:tcBorders>
-              <w:bottom w:val="none" w:sz="0" w:space="0" w:color="000000"/>
-              <w:top w:val="none" w:sz="0" w:space="0" w:color="000000"/>
-              <w:left w:val="none" w:sz="0" w:space="0" w:color="000000"/>
-              <w:right w:val="none" w:sz="0" w:space="0" w:color="000000"/>
-            </w:tcBorders>
-            <w:shd w:val="clear" w:color="auto" w:fill="FFFFFF"/>
-            <w:tcMar>
-              <w:top w:w="0" w:type="dxa"/>
-              <w:bottom w:w="0" w:type="dxa"/>
-              <w:left w:w="0" w:type="dxa"/>
-              <w:right w:w="0" w:type="dxa"/>
-            </w:tcMar>
-            <w:vAlign w:val="top"/>
-          </w:tcPr>
-          <w:p>
-            <w:pPr>
-              <w:pStyle w:val="Normal"/>
-              <w:jc w:val="center"/>
-              <w:pBdr>
-                <w:bottom w:val="none" w:sz="0" w:space="0" w:color="000000"/>
-                <w:top w:val="none" w:sz="0" w:space="0" w:color="000000"/>
-                <w:left w:val="none" w:sz="0" w:space="0" w:color="000000"/>
-                <w:right w:val="none" w:sz="0" w:space="0" w:color="000000"/>
-              </w:pBdr>
-              <w:spacing w:after="100" w:before="100" w:line="240"/>
-              <w:ind w:left="100" w:right="100" w:firstLine="0" w:firstLineChars="0"/>
-              <w:rPr>
-                <w:rFonts w:ascii="Helvetica" w:hAnsi="Helvetica" w:eastAsia="Helvetica" w:cs="Helvetica"/>
-                <w:i w:val="false"/>
-                <w:b w:val="false"/>
-                <w:u w:val="none"/>
-                <w:sz w:val="22"/>
-                <w:szCs w:val="22"/>
-                <w:color w:val="000000"/>
-              </w:rPr>
-            </w:pPr>
-            <w:r>
-              <w:rPr>
-                <w:rFonts w:ascii="Helvetica" w:hAnsi="Helvetica" w:eastAsia="Helvetica" w:cs="Helvetica"/>
-                <w:i w:val="false"/>
-                <w:b w:val="false"/>
-                <w:u w:val="none"/>
-                <w:sz w:val="22"/>
-                <w:szCs w:val="22"/>
-                <w:color w:val="000000"/>
-              </w:rPr>
-              <w:t xml:space="preserve">0.42, 1.30</w:t>
-            </w:r>
-          </w:p>
-        </w:tc>
-        <w:tc>
-          <w:tcPr>
-            <w:tcBorders>
-              <w:bottom w:val="none" w:sz="0" w:space="0" w:color="000000"/>
-              <w:top w:val="none" w:sz="0" w:space="0" w:color="000000"/>
-              <w:left w:val="none" w:sz="0" w:space="0" w:color="000000"/>
-              <w:right w:val="none" w:sz="0" w:space="0" w:color="000000"/>
-            </w:tcBorders>
-            <w:shd w:val="clear" w:color="auto" w:fill="FFFFFF"/>
-            <w:tcMar>
-              <w:top w:w="0" w:type="dxa"/>
-              <w:bottom w:w="0" w:type="dxa"/>
-              <w:left w:w="0" w:type="dxa"/>
-              <w:right w:w="0" w:type="dxa"/>
-            </w:tcMar>
-            <w:vAlign w:val="top"/>
-          </w:tcPr>
-          <w:p>
-            <w:pPr>
-              <w:pStyle w:val="Normal"/>
-              <w:jc w:val="center"/>
-              <w:pBdr>
-                <w:bottom w:val="none" w:sz="0" w:space="0" w:color="000000"/>
-                <w:top w:val="none" w:sz="0" w:space="0" w:color="000000"/>
-                <w:left w:val="none" w:sz="0" w:space="0" w:color="000000"/>
-                <w:right w:val="none" w:sz="0" w:space="0" w:color="000000"/>
-              </w:pBdr>
-              <w:spacing w:after="100" w:before="100" w:line="240"/>
-              <w:ind w:left="100" w:right="100" w:firstLine="0" w:firstLineChars="0"/>
-              <w:rPr>
-                <w:rFonts w:ascii="Helvetica" w:hAnsi="Helvetica" w:eastAsia="Helvetica" w:cs="Helvetica"/>
-                <w:i w:val="false"/>
-                <w:b w:val="false"/>
-                <w:u w:val="none"/>
-                <w:sz w:val="22"/>
-                <w:szCs w:val="22"/>
-                <w:color w:val="000000"/>
-              </w:rPr>
-            </w:pPr>
-            <w:r>
-              <w:rPr>
-                <w:rFonts w:ascii="Helvetica" w:hAnsi="Helvetica" w:eastAsia="Helvetica" w:cs="Helvetica"/>
-                <w:i w:val="false"/>
-                <w:b w:val="false"/>
-                <w:u w:val="none"/>
-                <w:sz w:val="22"/>
-                <w:szCs w:val="22"/>
-                <w:color w:val="000000"/>
-              </w:rPr>
-              <w:t xml:space="preserve">0.300</w:t>
+              <w:t xml:space="preserve">1.06</w:t>
+            </w:r>
+          </w:p>
+        </w:tc>
+        <w:tc>
+          <w:tcPr>
+            <w:tcBorders>
+              <w:bottom w:val="none" w:sz="0" w:space="0" w:color="000000"/>
+              <w:top w:val="none" w:sz="0" w:space="0" w:color="000000"/>
+              <w:left w:val="none" w:sz="0" w:space="0" w:color="000000"/>
+              <w:right w:val="none" w:sz="0" w:space="0" w:color="000000"/>
+            </w:tcBorders>
+            <w:shd w:val="clear" w:color="auto" w:fill="FFFFFF"/>
+            <w:tcMar>
+              <w:top w:w="0" w:type="dxa"/>
+              <w:bottom w:w="0" w:type="dxa"/>
+              <w:left w:w="0" w:type="dxa"/>
+              <w:right w:w="0" w:type="dxa"/>
+            </w:tcMar>
+            <w:vAlign w:val="top"/>
+          </w:tcPr>
+          <w:p>
+            <w:pPr>
+              <w:pStyle w:val="Normal"/>
+              <w:jc w:val="center"/>
+              <w:pBdr>
+                <w:bottom w:val="none" w:sz="0" w:space="0" w:color="000000"/>
+                <w:top w:val="none" w:sz="0" w:space="0" w:color="000000"/>
+                <w:left w:val="none" w:sz="0" w:space="0" w:color="000000"/>
+                <w:right w:val="none" w:sz="0" w:space="0" w:color="000000"/>
+              </w:pBdr>
+              <w:spacing w:after="100" w:before="100" w:line="240"/>
+              <w:ind w:left="100" w:right="100" w:firstLine="0" w:firstLineChars="0"/>
+              <w:rPr>
+                <w:rFonts w:ascii="Helvetica" w:hAnsi="Helvetica" w:eastAsia="Helvetica" w:cs="Helvetica"/>
+                <w:i w:val="false"/>
+                <w:b w:val="false"/>
+                <w:u w:val="none"/>
+                <w:sz w:val="22"/>
+                <w:szCs w:val="22"/>
+                <w:color w:val="000000"/>
+              </w:rPr>
+            </w:pPr>
+            <w:r>
+              <w:rPr>
+                <w:rFonts w:ascii="Helvetica" w:hAnsi="Helvetica" w:eastAsia="Helvetica" w:cs="Helvetica"/>
+                <w:i w:val="false"/>
+                <w:b w:val="false"/>
+                <w:u w:val="none"/>
+                <w:sz w:val="22"/>
+                <w:szCs w:val="22"/>
+                <w:color w:val="000000"/>
+              </w:rPr>
+              <w:t xml:space="preserve">0.63, 1.77</w:t>
+            </w:r>
+          </w:p>
+        </w:tc>
+        <w:tc>
+          <w:tcPr>
+            <w:tcBorders>
+              <w:bottom w:val="none" w:sz="0" w:space="0" w:color="000000"/>
+              <w:top w:val="none" w:sz="0" w:space="0" w:color="000000"/>
+              <w:left w:val="none" w:sz="0" w:space="0" w:color="000000"/>
+              <w:right w:val="none" w:sz="0" w:space="0" w:color="000000"/>
+            </w:tcBorders>
+            <w:shd w:val="clear" w:color="auto" w:fill="FFFFFF"/>
+            <w:tcMar>
+              <w:top w:w="0" w:type="dxa"/>
+              <w:bottom w:w="0" w:type="dxa"/>
+              <w:left w:w="0" w:type="dxa"/>
+              <w:right w:w="0" w:type="dxa"/>
+            </w:tcMar>
+            <w:vAlign w:val="top"/>
+          </w:tcPr>
+          <w:p>
+            <w:pPr>
+              <w:pStyle w:val="Normal"/>
+              <w:jc w:val="center"/>
+              <w:pBdr>
+                <w:bottom w:val="none" w:sz="0" w:space="0" w:color="000000"/>
+                <w:top w:val="none" w:sz="0" w:space="0" w:color="000000"/>
+                <w:left w:val="none" w:sz="0" w:space="0" w:color="000000"/>
+                <w:right w:val="none" w:sz="0" w:space="0" w:color="000000"/>
+              </w:pBdr>
+              <w:spacing w:after="100" w:before="100" w:line="240"/>
+              <w:ind w:left="100" w:right="100" w:firstLine="0" w:firstLineChars="0"/>
+              <w:rPr>
+                <w:rFonts w:ascii="Helvetica" w:hAnsi="Helvetica" w:eastAsia="Helvetica" w:cs="Helvetica"/>
+                <w:i w:val="false"/>
+                <w:b w:val="false"/>
+                <w:u w:val="none"/>
+                <w:sz w:val="22"/>
+                <w:szCs w:val="22"/>
+                <w:color w:val="000000"/>
+              </w:rPr>
+            </w:pPr>
+            <w:r>
+              <w:rPr>
+                <w:rFonts w:ascii="Helvetica" w:hAnsi="Helvetica" w:eastAsia="Helvetica" w:cs="Helvetica"/>
+                <w:i w:val="false"/>
+                <w:b w:val="false"/>
+                <w:u w:val="none"/>
+                <w:sz w:val="22"/>
+                <w:szCs w:val="22"/>
+                <w:color w:val="000000"/>
+              </w:rPr>
+              <w:t xml:space="preserve">0.830</w:t>
             </w:r>
           </w:p>
         </w:tc>
@@ -2552,113 +2552,113 @@
                 <w:szCs w:val="22"/>
                 <w:color w:val="000000"/>
               </w:rPr>
-              <w:t xml:space="preserve">1.04</w:t>
-            </w:r>
-          </w:p>
-        </w:tc>
-        <w:tc>
-          <w:tcPr>
-            <w:tcBorders>
-              <w:bottom w:val="none" w:sz="0" w:space="0" w:color="000000"/>
-              <w:top w:val="none" w:sz="0" w:space="0" w:color="000000"/>
-              <w:left w:val="none" w:sz="0" w:space="0" w:color="000000"/>
-              <w:right w:val="none" w:sz="0" w:space="0" w:color="000000"/>
-            </w:tcBorders>
-            <w:shd w:val="clear" w:color="auto" w:fill="FFFFFF"/>
-            <w:tcMar>
-              <w:top w:w="0" w:type="dxa"/>
-              <w:bottom w:w="0" w:type="dxa"/>
-              <w:left w:w="0" w:type="dxa"/>
-              <w:right w:w="0" w:type="dxa"/>
-            </w:tcMar>
-            <w:vAlign w:val="top"/>
-          </w:tcPr>
-          <w:p>
-            <w:pPr>
-              <w:pStyle w:val="Normal"/>
-              <w:jc w:val="center"/>
-              <w:pBdr>
-                <w:bottom w:val="none" w:sz="0" w:space="0" w:color="000000"/>
-                <w:top w:val="none" w:sz="0" w:space="0" w:color="000000"/>
-                <w:left w:val="none" w:sz="0" w:space="0" w:color="000000"/>
-                <w:right w:val="none" w:sz="0" w:space="0" w:color="000000"/>
-              </w:pBdr>
-              <w:spacing w:after="100" w:before="100" w:line="240"/>
-              <w:ind w:left="100" w:right="100" w:firstLine="0" w:firstLineChars="0"/>
-              <w:rPr>
-                <w:rFonts w:ascii="Helvetica" w:hAnsi="Helvetica" w:eastAsia="Helvetica" w:cs="Helvetica"/>
-                <w:i w:val="false"/>
-                <w:b w:val="false"/>
-                <w:u w:val="none"/>
-                <w:sz w:val="22"/>
-                <w:szCs w:val="22"/>
-                <w:color w:val="000000"/>
-              </w:rPr>
-            </w:pPr>
-            <w:r>
-              <w:rPr>
-                <w:rFonts w:ascii="Helvetica" w:hAnsi="Helvetica" w:eastAsia="Helvetica" w:cs="Helvetica"/>
-                <w:i w:val="false"/>
-                <w:b w:val="false"/>
-                <w:u w:val="none"/>
-                <w:sz w:val="22"/>
-                <w:szCs w:val="22"/>
-                <w:color w:val="000000"/>
-              </w:rPr>
-              <w:t xml:space="preserve">1.01, 1.08</w:t>
-            </w:r>
-          </w:p>
-        </w:tc>
-        <w:tc>
-          <w:tcPr>
-            <w:tcBorders>
-              <w:bottom w:val="none" w:sz="0" w:space="0" w:color="000000"/>
-              <w:top w:val="none" w:sz="0" w:space="0" w:color="000000"/>
-              <w:left w:val="none" w:sz="0" w:space="0" w:color="000000"/>
-              <w:right w:val="none" w:sz="0" w:space="0" w:color="000000"/>
-            </w:tcBorders>
-            <w:shd w:val="clear" w:color="auto" w:fill="FFFFFF"/>
-            <w:tcMar>
-              <w:top w:w="0" w:type="dxa"/>
-              <w:bottom w:w="0" w:type="dxa"/>
-              <w:left w:w="0" w:type="dxa"/>
-              <w:right w:w="0" w:type="dxa"/>
-            </w:tcMar>
-            <w:vAlign w:val="top"/>
-          </w:tcPr>
-          <w:p>
-            <w:pPr>
-              <w:pStyle w:val="Normal"/>
-              <w:jc w:val="center"/>
-              <w:pBdr>
-                <w:bottom w:val="none" w:sz="0" w:space="0" w:color="000000"/>
-                <w:top w:val="none" w:sz="0" w:space="0" w:color="000000"/>
-                <w:left w:val="none" w:sz="0" w:space="0" w:color="000000"/>
-                <w:right w:val="none" w:sz="0" w:space="0" w:color="000000"/>
-              </w:pBdr>
-              <w:spacing w:after="100" w:before="100" w:line="240"/>
-              <w:ind w:left="100" w:right="100" w:firstLine="0" w:firstLineChars="0"/>
-              <w:rPr>
-                <w:rFonts w:ascii="Helvetica" w:hAnsi="Helvetica" w:eastAsia="Helvetica" w:cs="Helvetica"/>
-                <w:i w:val="false"/>
-                <w:b w:val="false"/>
-                <w:u w:val="none"/>
-                <w:sz w:val="22"/>
-                <w:szCs w:val="22"/>
-                <w:color w:val="000000"/>
-              </w:rPr>
-            </w:pPr>
-            <w:r>
-              <w:rPr>
-                <w:rFonts w:ascii="Helvetica" w:hAnsi="Helvetica" w:eastAsia="Helvetica" w:cs="Helvetica"/>
-                <w:i w:val="false"/>
-                <w:b w:val="false"/>
-                <w:u w:val="none"/>
-                <w:sz w:val="22"/>
-                <w:szCs w:val="22"/>
-                <w:color w:val="000000"/>
-              </w:rPr>
-              <w:t xml:space="preserve">0.004</w:t>
+              <w:t xml:space="preserve">1.05</w:t>
+            </w:r>
+          </w:p>
+        </w:tc>
+        <w:tc>
+          <w:tcPr>
+            <w:tcBorders>
+              <w:bottom w:val="none" w:sz="0" w:space="0" w:color="000000"/>
+              <w:top w:val="none" w:sz="0" w:space="0" w:color="000000"/>
+              <w:left w:val="none" w:sz="0" w:space="0" w:color="000000"/>
+              <w:right w:val="none" w:sz="0" w:space="0" w:color="000000"/>
+            </w:tcBorders>
+            <w:shd w:val="clear" w:color="auto" w:fill="FFFFFF"/>
+            <w:tcMar>
+              <w:top w:w="0" w:type="dxa"/>
+              <w:bottom w:w="0" w:type="dxa"/>
+              <w:left w:w="0" w:type="dxa"/>
+              <w:right w:w="0" w:type="dxa"/>
+            </w:tcMar>
+            <w:vAlign w:val="top"/>
+          </w:tcPr>
+          <w:p>
+            <w:pPr>
+              <w:pStyle w:val="Normal"/>
+              <w:jc w:val="center"/>
+              <w:pBdr>
+                <w:bottom w:val="none" w:sz="0" w:space="0" w:color="000000"/>
+                <w:top w:val="none" w:sz="0" w:space="0" w:color="000000"/>
+                <w:left w:val="none" w:sz="0" w:space="0" w:color="000000"/>
+                <w:right w:val="none" w:sz="0" w:space="0" w:color="000000"/>
+              </w:pBdr>
+              <w:spacing w:after="100" w:before="100" w:line="240"/>
+              <w:ind w:left="100" w:right="100" w:firstLine="0" w:firstLineChars="0"/>
+              <w:rPr>
+                <w:rFonts w:ascii="Helvetica" w:hAnsi="Helvetica" w:eastAsia="Helvetica" w:cs="Helvetica"/>
+                <w:i w:val="false"/>
+                <w:b w:val="false"/>
+                <w:u w:val="none"/>
+                <w:sz w:val="22"/>
+                <w:szCs w:val="22"/>
+                <w:color w:val="000000"/>
+              </w:rPr>
+            </w:pPr>
+            <w:r>
+              <w:rPr>
+                <w:rFonts w:ascii="Helvetica" w:hAnsi="Helvetica" w:eastAsia="Helvetica" w:cs="Helvetica"/>
+                <w:i w:val="false"/>
+                <w:b w:val="false"/>
+                <w:u w:val="none"/>
+                <w:sz w:val="22"/>
+                <w:szCs w:val="22"/>
+                <w:color w:val="000000"/>
+              </w:rPr>
+              <w:t xml:space="preserve">1.02, 1.08</w:t>
+            </w:r>
+          </w:p>
+        </w:tc>
+        <w:tc>
+          <w:tcPr>
+            <w:tcBorders>
+              <w:bottom w:val="none" w:sz="0" w:space="0" w:color="000000"/>
+              <w:top w:val="none" w:sz="0" w:space="0" w:color="000000"/>
+              <w:left w:val="none" w:sz="0" w:space="0" w:color="000000"/>
+              <w:right w:val="none" w:sz="0" w:space="0" w:color="000000"/>
+            </w:tcBorders>
+            <w:shd w:val="clear" w:color="auto" w:fill="FFFFFF"/>
+            <w:tcMar>
+              <w:top w:w="0" w:type="dxa"/>
+              <w:bottom w:w="0" w:type="dxa"/>
+              <w:left w:w="0" w:type="dxa"/>
+              <w:right w:w="0" w:type="dxa"/>
+            </w:tcMar>
+            <w:vAlign w:val="top"/>
+          </w:tcPr>
+          <w:p>
+            <w:pPr>
+              <w:pStyle w:val="Normal"/>
+              <w:jc w:val="center"/>
+              <w:pBdr>
+                <w:bottom w:val="none" w:sz="0" w:space="0" w:color="000000"/>
+                <w:top w:val="none" w:sz="0" w:space="0" w:color="000000"/>
+                <w:left w:val="none" w:sz="0" w:space="0" w:color="000000"/>
+                <w:right w:val="none" w:sz="0" w:space="0" w:color="000000"/>
+              </w:pBdr>
+              <w:spacing w:after="100" w:before="100" w:line="240"/>
+              <w:ind w:left="100" w:right="100" w:firstLine="0" w:firstLineChars="0"/>
+              <w:rPr>
+                <w:rFonts w:ascii="Helvetica" w:hAnsi="Helvetica" w:eastAsia="Helvetica" w:cs="Helvetica"/>
+                <w:i w:val="false"/>
+                <w:b w:val="false"/>
+                <w:u w:val="none"/>
+                <w:sz w:val="22"/>
+                <w:szCs w:val="22"/>
+                <w:color w:val="000000"/>
+              </w:rPr>
+            </w:pPr>
+            <w:r>
+              <w:rPr>
+                <w:rFonts w:ascii="Helvetica" w:hAnsi="Helvetica" w:eastAsia="Helvetica" w:cs="Helvetica"/>
+                <w:i w:val="false"/>
+                <w:b w:val="false"/>
+                <w:u w:val="none"/>
+                <w:sz w:val="22"/>
+                <w:szCs w:val="22"/>
+                <w:color w:val="000000"/>
+              </w:rPr>
+              <w:t xml:space="preserve">0.002</w:t>
             </w:r>
           </w:p>
         </w:tc>
@@ -4001,120 +4001,120 @@
                 <w:szCs w:val="22"/>
                 <w:color w:val="000000"/>
               </w:rPr>
-              <w:t xml:space="preserve">0.98</w:t>
-            </w:r>
-          </w:p>
-        </w:tc>
-        <w:tc>
-          <w:tcPr>
-            <w:tcBorders>
-              <w:bottom w:val="none" w:sz="0" w:space="0" w:color="000000"/>
-              <w:top w:val="none" w:sz="0" w:space="0" w:color="000000"/>
-              <w:left w:val="none" w:sz="0" w:space="0" w:color="000000"/>
-              <w:right w:val="none" w:sz="0" w:space="0" w:color="000000"/>
-            </w:tcBorders>
-            <w:shd w:val="clear" w:color="auto" w:fill="FFFFFF"/>
-            <w:tcMar>
-              <w:top w:w="0" w:type="dxa"/>
-              <w:bottom w:w="0" w:type="dxa"/>
-              <w:left w:w="0" w:type="dxa"/>
-              <w:right w:w="0" w:type="dxa"/>
-            </w:tcMar>
-            <w:vAlign w:val="top"/>
-          </w:tcPr>
-          <w:p>
-            <w:pPr>
-              <w:pStyle w:val="Normal"/>
-              <w:jc w:val="center"/>
-              <w:pBdr>
-                <w:bottom w:val="none" w:sz="0" w:space="0" w:color="000000"/>
-                <w:top w:val="none" w:sz="0" w:space="0" w:color="000000"/>
-                <w:left w:val="none" w:sz="0" w:space="0" w:color="000000"/>
-                <w:right w:val="none" w:sz="0" w:space="0" w:color="000000"/>
-              </w:pBdr>
-              <w:spacing w:after="100" w:before="100" w:line="240"/>
-              <w:ind w:left="100" w:right="100" w:firstLine="0" w:firstLineChars="0"/>
-              <w:rPr>
-                <w:rFonts w:ascii="Helvetica" w:hAnsi="Helvetica" w:eastAsia="Helvetica" w:cs="Helvetica"/>
-                <w:i w:val="false"/>
-                <w:b w:val="false"/>
-                <w:u w:val="none"/>
-                <w:sz w:val="22"/>
-                <w:szCs w:val="22"/>
-                <w:color w:val="000000"/>
-              </w:rPr>
-            </w:pPr>
-            <w:r>
-              <w:rPr>
-                <w:rFonts w:ascii="Helvetica" w:hAnsi="Helvetica" w:eastAsia="Helvetica" w:cs="Helvetica"/>
-                <w:i w:val="false"/>
-                <w:b w:val="false"/>
-                <w:u w:val="none"/>
-                <w:sz w:val="22"/>
-                <w:szCs w:val="22"/>
-                <w:color w:val="000000"/>
-              </w:rPr>
-              <w:t xml:space="preserve">0.55, 1.72</w:t>
-            </w:r>
-          </w:p>
-        </w:tc>
-        <w:tc>
-          <w:tcPr>
-            <w:tcBorders>
-              <w:bottom w:val="none" w:sz="0" w:space="0" w:color="000000"/>
-              <w:top w:val="none" w:sz="0" w:space="0" w:color="000000"/>
-              <w:left w:val="none" w:sz="0" w:space="0" w:color="000000"/>
-              <w:right w:val="none" w:sz="0" w:space="0" w:color="000000"/>
-            </w:tcBorders>
-            <w:shd w:val="clear" w:color="auto" w:fill="FFFFFF"/>
-            <w:tcMar>
-              <w:top w:w="0" w:type="dxa"/>
-              <w:bottom w:w="0" w:type="dxa"/>
-              <w:left w:w="0" w:type="dxa"/>
-              <w:right w:w="0" w:type="dxa"/>
-            </w:tcMar>
-            <w:vAlign w:val="top"/>
-          </w:tcPr>
-          <w:p>
-            <w:pPr>
-              <w:pStyle w:val="Normal"/>
-              <w:jc w:val="center"/>
-              <w:pBdr>
-                <w:bottom w:val="none" w:sz="0" w:space="0" w:color="000000"/>
-                <w:top w:val="none" w:sz="0" w:space="0" w:color="000000"/>
-                <w:left w:val="none" w:sz="0" w:space="0" w:color="000000"/>
-                <w:right w:val="none" w:sz="0" w:space="0" w:color="000000"/>
-              </w:pBdr>
-              <w:spacing w:after="100" w:before="100" w:line="240"/>
-              <w:ind w:left="100" w:right="100" w:firstLine="0" w:firstLineChars="0"/>
-              <w:rPr>
-                <w:rFonts w:ascii="Helvetica" w:hAnsi="Helvetica" w:eastAsia="Helvetica" w:cs="Helvetica"/>
-                <w:i w:val="false"/>
-                <w:b w:val="false"/>
-                <w:u w:val="none"/>
-                <w:sz w:val="22"/>
-                <w:szCs w:val="22"/>
-                <w:color w:val="000000"/>
-              </w:rPr>
-            </w:pPr>
-            <w:r>
-              <w:rPr>
-                <w:rFonts w:ascii="Helvetica" w:hAnsi="Helvetica" w:eastAsia="Helvetica" w:cs="Helvetica"/>
-                <w:i w:val="false"/>
-                <w:b w:val="false"/>
-                <w:u w:val="none"/>
-                <w:sz w:val="22"/>
-                <w:szCs w:val="22"/>
-                <w:color w:val="000000"/>
-              </w:rPr>
-              <w:t xml:space="preserve">0.930</w:t>
+              <w:t xml:space="preserve">0.95</w:t>
+            </w:r>
+          </w:p>
+        </w:tc>
+        <w:tc>
+          <w:tcPr>
+            <w:tcBorders>
+              <w:bottom w:val="none" w:sz="0" w:space="0" w:color="000000"/>
+              <w:top w:val="none" w:sz="0" w:space="0" w:color="000000"/>
+              <w:left w:val="none" w:sz="0" w:space="0" w:color="000000"/>
+              <w:right w:val="none" w:sz="0" w:space="0" w:color="000000"/>
+            </w:tcBorders>
+            <w:shd w:val="clear" w:color="auto" w:fill="FFFFFF"/>
+            <w:tcMar>
+              <w:top w:w="0" w:type="dxa"/>
+              <w:bottom w:w="0" w:type="dxa"/>
+              <w:left w:w="0" w:type="dxa"/>
+              <w:right w:w="0" w:type="dxa"/>
+            </w:tcMar>
+            <w:vAlign w:val="top"/>
+          </w:tcPr>
+          <w:p>
+            <w:pPr>
+              <w:pStyle w:val="Normal"/>
+              <w:jc w:val="center"/>
+              <w:pBdr>
+                <w:bottom w:val="none" w:sz="0" w:space="0" w:color="000000"/>
+                <w:top w:val="none" w:sz="0" w:space="0" w:color="000000"/>
+                <w:left w:val="none" w:sz="0" w:space="0" w:color="000000"/>
+                <w:right w:val="none" w:sz="0" w:space="0" w:color="000000"/>
+              </w:pBdr>
+              <w:spacing w:after="100" w:before="100" w:line="240"/>
+              <w:ind w:left="100" w:right="100" w:firstLine="0" w:firstLineChars="0"/>
+              <w:rPr>
+                <w:rFonts w:ascii="Helvetica" w:hAnsi="Helvetica" w:eastAsia="Helvetica" w:cs="Helvetica"/>
+                <w:i w:val="false"/>
+                <w:b w:val="false"/>
+                <w:u w:val="none"/>
+                <w:sz w:val="22"/>
+                <w:szCs w:val="22"/>
+                <w:color w:val="000000"/>
+              </w:rPr>
+            </w:pPr>
+            <w:r>
+              <w:rPr>
+                <w:rFonts w:ascii="Helvetica" w:hAnsi="Helvetica" w:eastAsia="Helvetica" w:cs="Helvetica"/>
+                <w:i w:val="false"/>
+                <w:b w:val="false"/>
+                <w:u w:val="none"/>
+                <w:sz w:val="22"/>
+                <w:szCs w:val="22"/>
+                <w:color w:val="000000"/>
+              </w:rPr>
+              <w:t xml:space="preserve">0.54, 1.67</w:t>
+            </w:r>
+          </w:p>
+        </w:tc>
+        <w:tc>
+          <w:tcPr>
+            <w:tcBorders>
+              <w:bottom w:val="none" w:sz="0" w:space="0" w:color="000000"/>
+              <w:top w:val="none" w:sz="0" w:space="0" w:color="000000"/>
+              <w:left w:val="none" w:sz="0" w:space="0" w:color="000000"/>
+              <w:right w:val="none" w:sz="0" w:space="0" w:color="000000"/>
+            </w:tcBorders>
+            <w:shd w:val="clear" w:color="auto" w:fill="FFFFFF"/>
+            <w:tcMar>
+              <w:top w:w="0" w:type="dxa"/>
+              <w:bottom w:w="0" w:type="dxa"/>
+              <w:left w:w="0" w:type="dxa"/>
+              <w:right w:w="0" w:type="dxa"/>
+            </w:tcMar>
+            <w:vAlign w:val="top"/>
+          </w:tcPr>
+          <w:p>
+            <w:pPr>
+              <w:pStyle w:val="Normal"/>
+              <w:jc w:val="center"/>
+              <w:pBdr>
+                <w:bottom w:val="none" w:sz="0" w:space="0" w:color="000000"/>
+                <w:top w:val="none" w:sz="0" w:space="0" w:color="000000"/>
+                <w:left w:val="none" w:sz="0" w:space="0" w:color="000000"/>
+                <w:right w:val="none" w:sz="0" w:space="0" w:color="000000"/>
+              </w:pBdr>
+              <w:spacing w:after="100" w:before="100" w:line="240"/>
+              <w:ind w:left="100" w:right="100" w:firstLine="0" w:firstLineChars="0"/>
+              <w:rPr>
+                <w:rFonts w:ascii="Helvetica" w:hAnsi="Helvetica" w:eastAsia="Helvetica" w:cs="Helvetica"/>
+                <w:i w:val="false"/>
+                <w:b w:val="false"/>
+                <w:u w:val="none"/>
+                <w:sz w:val="22"/>
+                <w:szCs w:val="22"/>
+                <w:color w:val="000000"/>
+              </w:rPr>
+            </w:pPr>
+            <w:r>
+              <w:rPr>
+                <w:rFonts w:ascii="Helvetica" w:hAnsi="Helvetica" w:eastAsia="Helvetica" w:cs="Helvetica"/>
+                <w:i w:val="false"/>
+                <w:b w:val="false"/>
+                <w:u w:val="none"/>
+                <w:sz w:val="22"/>
+                <w:szCs w:val="22"/>
+                <w:color w:val="000000"/>
+              </w:rPr>
+              <w:t xml:space="preserve">0.860</w:t>
             </w:r>
           </w:p>
         </w:tc>
       </w:tr>
       <w:tr>
         <w:trPr>
-          <w:trHeight w:val="598" w:hRule="auto"/>
+          <w:trHeight w:val="597" w:hRule="auto"/>
         </w:trPr>
         body 8
         <w:tc>
@@ -4484,113 +4484,113 @@
                 <w:szCs w:val="22"/>
                 <w:color w:val="000000"/>
               </w:rPr>
-              <w:t xml:space="preserve">0.99</w:t>
-            </w:r>
-          </w:p>
-        </w:tc>
-        <w:tc>
-          <w:tcPr>
-            <w:tcBorders>
-              <w:bottom w:val="none" w:sz="0" w:space="0" w:color="000000"/>
-              <w:top w:val="none" w:sz="0" w:space="0" w:color="000000"/>
-              <w:left w:val="none" w:sz="0" w:space="0" w:color="000000"/>
-              <w:right w:val="none" w:sz="0" w:space="0" w:color="000000"/>
-            </w:tcBorders>
-            <w:shd w:val="clear" w:color="auto" w:fill="FFFFFF"/>
-            <w:tcMar>
-              <w:top w:w="0" w:type="dxa"/>
-              <w:bottom w:w="0" w:type="dxa"/>
-              <w:left w:w="0" w:type="dxa"/>
-              <w:right w:w="0" w:type="dxa"/>
-            </w:tcMar>
-            <w:vAlign w:val="top"/>
-          </w:tcPr>
-          <w:p>
-            <w:pPr>
-              <w:pStyle w:val="Normal"/>
-              <w:jc w:val="center"/>
-              <w:pBdr>
-                <w:bottom w:val="none" w:sz="0" w:space="0" w:color="000000"/>
-                <w:top w:val="none" w:sz="0" w:space="0" w:color="000000"/>
-                <w:left w:val="none" w:sz="0" w:space="0" w:color="000000"/>
-                <w:right w:val="none" w:sz="0" w:space="0" w:color="000000"/>
-              </w:pBdr>
-              <w:spacing w:after="100" w:before="100" w:line="240"/>
-              <w:ind w:left="100" w:right="100" w:firstLine="0" w:firstLineChars="0"/>
-              <w:rPr>
-                <w:rFonts w:ascii="Helvetica" w:hAnsi="Helvetica" w:eastAsia="Helvetica" w:cs="Helvetica"/>
-                <w:i w:val="false"/>
-                <w:b w:val="false"/>
-                <w:u w:val="none"/>
-                <w:sz w:val="22"/>
-                <w:szCs w:val="22"/>
-                <w:color w:val="000000"/>
-              </w:rPr>
-            </w:pPr>
-            <w:r>
-              <w:rPr>
-                <w:rFonts w:ascii="Helvetica" w:hAnsi="Helvetica" w:eastAsia="Helvetica" w:cs="Helvetica"/>
-                <w:i w:val="false"/>
-                <w:b w:val="false"/>
-                <w:u w:val="none"/>
-                <w:sz w:val="22"/>
-                <w:szCs w:val="22"/>
-                <w:color w:val="000000"/>
-              </w:rPr>
-              <w:t xml:space="preserve">0.90, 1.08</w:t>
-            </w:r>
-          </w:p>
-        </w:tc>
-        <w:tc>
-          <w:tcPr>
-            <w:tcBorders>
-              <w:bottom w:val="none" w:sz="0" w:space="0" w:color="000000"/>
-              <w:top w:val="none" w:sz="0" w:space="0" w:color="000000"/>
-              <w:left w:val="none" w:sz="0" w:space="0" w:color="000000"/>
-              <w:right w:val="none" w:sz="0" w:space="0" w:color="000000"/>
-            </w:tcBorders>
-            <w:shd w:val="clear" w:color="auto" w:fill="FFFFFF"/>
-            <w:tcMar>
-              <w:top w:w="0" w:type="dxa"/>
-              <w:bottom w:w="0" w:type="dxa"/>
-              <w:left w:w="0" w:type="dxa"/>
-              <w:right w:w="0" w:type="dxa"/>
-            </w:tcMar>
-            <w:vAlign w:val="top"/>
-          </w:tcPr>
-          <w:p>
-            <w:pPr>
-              <w:pStyle w:val="Normal"/>
-              <w:jc w:val="center"/>
-              <w:pBdr>
-                <w:bottom w:val="none" w:sz="0" w:space="0" w:color="000000"/>
-                <w:top w:val="none" w:sz="0" w:space="0" w:color="000000"/>
-                <w:left w:val="none" w:sz="0" w:space="0" w:color="000000"/>
-                <w:right w:val="none" w:sz="0" w:space="0" w:color="000000"/>
-              </w:pBdr>
-              <w:spacing w:after="100" w:before="100" w:line="240"/>
-              <w:ind w:left="100" w:right="100" w:firstLine="0" w:firstLineChars="0"/>
-              <w:rPr>
-                <w:rFonts w:ascii="Helvetica" w:hAnsi="Helvetica" w:eastAsia="Helvetica" w:cs="Helvetica"/>
-                <w:i w:val="false"/>
-                <w:b w:val="false"/>
-                <w:u w:val="none"/>
-                <w:sz w:val="22"/>
-                <w:szCs w:val="22"/>
-                <w:color w:val="000000"/>
-              </w:rPr>
-            </w:pPr>
-            <w:r>
-              <w:rPr>
-                <w:rFonts w:ascii="Helvetica" w:hAnsi="Helvetica" w:eastAsia="Helvetica" w:cs="Helvetica"/>
-                <w:i w:val="false"/>
-                <w:b w:val="false"/>
-                <w:u w:val="none"/>
-                <w:sz w:val="22"/>
-                <w:szCs w:val="22"/>
-                <w:color w:val="000000"/>
-              </w:rPr>
-              <w:t xml:space="preserve">0.760</w:t>
+              <w:t xml:space="preserve">1.00</w:t>
+            </w:r>
+          </w:p>
+        </w:tc>
+        <w:tc>
+          <w:tcPr>
+            <w:tcBorders>
+              <w:bottom w:val="none" w:sz="0" w:space="0" w:color="000000"/>
+              <w:top w:val="none" w:sz="0" w:space="0" w:color="000000"/>
+              <w:left w:val="none" w:sz="0" w:space="0" w:color="000000"/>
+              <w:right w:val="none" w:sz="0" w:space="0" w:color="000000"/>
+            </w:tcBorders>
+            <w:shd w:val="clear" w:color="auto" w:fill="FFFFFF"/>
+            <w:tcMar>
+              <w:top w:w="0" w:type="dxa"/>
+              <w:bottom w:w="0" w:type="dxa"/>
+              <w:left w:w="0" w:type="dxa"/>
+              <w:right w:w="0" w:type="dxa"/>
+            </w:tcMar>
+            <w:vAlign w:val="top"/>
+          </w:tcPr>
+          <w:p>
+            <w:pPr>
+              <w:pStyle w:val="Normal"/>
+              <w:jc w:val="center"/>
+              <w:pBdr>
+                <w:bottom w:val="none" w:sz="0" w:space="0" w:color="000000"/>
+                <w:top w:val="none" w:sz="0" w:space="0" w:color="000000"/>
+                <w:left w:val="none" w:sz="0" w:space="0" w:color="000000"/>
+                <w:right w:val="none" w:sz="0" w:space="0" w:color="000000"/>
+              </w:pBdr>
+              <w:spacing w:after="100" w:before="100" w:line="240"/>
+              <w:ind w:left="100" w:right="100" w:firstLine="0" w:firstLineChars="0"/>
+              <w:rPr>
+                <w:rFonts w:ascii="Helvetica" w:hAnsi="Helvetica" w:eastAsia="Helvetica" w:cs="Helvetica"/>
+                <w:i w:val="false"/>
+                <w:b w:val="false"/>
+                <w:u w:val="none"/>
+                <w:sz w:val="22"/>
+                <w:szCs w:val="22"/>
+                <w:color w:val="000000"/>
+              </w:rPr>
+            </w:pPr>
+            <w:r>
+              <w:rPr>
+                <w:rFonts w:ascii="Helvetica" w:hAnsi="Helvetica" w:eastAsia="Helvetica" w:cs="Helvetica"/>
+                <w:i w:val="false"/>
+                <w:b w:val="false"/>
+                <w:u w:val="none"/>
+                <w:sz w:val="22"/>
+                <w:szCs w:val="22"/>
+                <w:color w:val="000000"/>
+              </w:rPr>
+              <w:t xml:space="preserve">0.91, 1.09</w:t>
+            </w:r>
+          </w:p>
+        </w:tc>
+        <w:tc>
+          <w:tcPr>
+            <w:tcBorders>
+              <w:bottom w:val="none" w:sz="0" w:space="0" w:color="000000"/>
+              <w:top w:val="none" w:sz="0" w:space="0" w:color="000000"/>
+              <w:left w:val="none" w:sz="0" w:space="0" w:color="000000"/>
+              <w:right w:val="none" w:sz="0" w:space="0" w:color="000000"/>
+            </w:tcBorders>
+            <w:shd w:val="clear" w:color="auto" w:fill="FFFFFF"/>
+            <w:tcMar>
+              <w:top w:w="0" w:type="dxa"/>
+              <w:bottom w:w="0" w:type="dxa"/>
+              <w:left w:w="0" w:type="dxa"/>
+              <w:right w:w="0" w:type="dxa"/>
+            </w:tcMar>
+            <w:vAlign w:val="top"/>
+          </w:tcPr>
+          <w:p>
+            <w:pPr>
+              <w:pStyle w:val="Normal"/>
+              <w:jc w:val="center"/>
+              <w:pBdr>
+                <w:bottom w:val="none" w:sz="0" w:space="0" w:color="000000"/>
+                <w:top w:val="none" w:sz="0" w:space="0" w:color="000000"/>
+                <w:left w:val="none" w:sz="0" w:space="0" w:color="000000"/>
+                <w:right w:val="none" w:sz="0" w:space="0" w:color="000000"/>
+              </w:pBdr>
+              <w:spacing w:after="100" w:before="100" w:line="240"/>
+              <w:ind w:left="100" w:right="100" w:firstLine="0" w:firstLineChars="0"/>
+              <w:rPr>
+                <w:rFonts w:ascii="Helvetica" w:hAnsi="Helvetica" w:eastAsia="Helvetica" w:cs="Helvetica"/>
+                <w:i w:val="false"/>
+                <w:b w:val="false"/>
+                <w:u w:val="none"/>
+                <w:sz w:val="22"/>
+                <w:szCs w:val="22"/>
+                <w:color w:val="000000"/>
+              </w:rPr>
+            </w:pPr>
+            <w:r>
+              <w:rPr>
+                <w:rFonts w:ascii="Helvetica" w:hAnsi="Helvetica" w:eastAsia="Helvetica" w:cs="Helvetica"/>
+                <w:i w:val="false"/>
+                <w:b w:val="false"/>
+                <w:u w:val="none"/>
+                <w:sz w:val="22"/>
+                <w:szCs w:val="22"/>
+                <w:color w:val="000000"/>
+              </w:rPr>
+              <w:t xml:space="preserve">0.940</w:t>
             </w:r>
           </w:p>
         </w:tc>
@@ -5933,113 +5933,113 @@
                 <w:szCs w:val="22"/>
                 <w:color w:val="000000"/>
               </w:rPr>
-              <w:t xml:space="preserve">0.89</w:t>
-            </w:r>
-          </w:p>
-        </w:tc>
-        <w:tc>
-          <w:tcPr>
-            <w:tcBorders>
-              <w:bottom w:val="none" w:sz="0" w:space="0" w:color="000000"/>
-              <w:top w:val="none" w:sz="0" w:space="0" w:color="000000"/>
-              <w:left w:val="none" w:sz="0" w:space="0" w:color="000000"/>
-              <w:right w:val="none" w:sz="0" w:space="0" w:color="000000"/>
-            </w:tcBorders>
-            <w:shd w:val="clear" w:color="auto" w:fill="FFFFFF"/>
-            <w:tcMar>
-              <w:top w:w="0" w:type="dxa"/>
-              <w:bottom w:w="0" w:type="dxa"/>
-              <w:left w:w="0" w:type="dxa"/>
-              <w:right w:w="0" w:type="dxa"/>
-            </w:tcMar>
-            <w:vAlign w:val="top"/>
-          </w:tcPr>
-          <w:p>
-            <w:pPr>
-              <w:pStyle w:val="Normal"/>
-              <w:jc w:val="center"/>
-              <w:pBdr>
-                <w:bottom w:val="none" w:sz="0" w:space="0" w:color="000000"/>
-                <w:top w:val="none" w:sz="0" w:space="0" w:color="000000"/>
-                <w:left w:val="none" w:sz="0" w:space="0" w:color="000000"/>
-                <w:right w:val="none" w:sz="0" w:space="0" w:color="000000"/>
-              </w:pBdr>
-              <w:spacing w:after="100" w:before="100" w:line="240"/>
-              <w:ind w:left="100" w:right="100" w:firstLine="0" w:firstLineChars="0"/>
-              <w:rPr>
-                <w:rFonts w:ascii="Helvetica" w:hAnsi="Helvetica" w:eastAsia="Helvetica" w:cs="Helvetica"/>
-                <w:i w:val="false"/>
-                <w:b w:val="false"/>
-                <w:u w:val="none"/>
-                <w:sz w:val="22"/>
-                <w:szCs w:val="22"/>
-                <w:color w:val="000000"/>
-              </w:rPr>
-            </w:pPr>
-            <w:r>
-              <w:rPr>
-                <w:rFonts w:ascii="Helvetica" w:hAnsi="Helvetica" w:eastAsia="Helvetica" w:cs="Helvetica"/>
-                <w:i w:val="false"/>
-                <w:b w:val="false"/>
-                <w:u w:val="none"/>
-                <w:sz w:val="22"/>
-                <w:szCs w:val="22"/>
-                <w:color w:val="000000"/>
-              </w:rPr>
-              <w:t xml:space="preserve">0.53, 1.50</w:t>
-            </w:r>
-          </w:p>
-        </w:tc>
-        <w:tc>
-          <w:tcPr>
-            <w:tcBorders>
-              <w:bottom w:val="none" w:sz="0" w:space="0" w:color="000000"/>
-              <w:top w:val="none" w:sz="0" w:space="0" w:color="000000"/>
-              <w:left w:val="none" w:sz="0" w:space="0" w:color="000000"/>
-              <w:right w:val="none" w:sz="0" w:space="0" w:color="000000"/>
-            </w:tcBorders>
-            <w:shd w:val="clear" w:color="auto" w:fill="FFFFFF"/>
-            <w:tcMar>
-              <w:top w:w="0" w:type="dxa"/>
-              <w:bottom w:w="0" w:type="dxa"/>
-              <w:left w:w="0" w:type="dxa"/>
-              <w:right w:w="0" w:type="dxa"/>
-            </w:tcMar>
-            <w:vAlign w:val="top"/>
-          </w:tcPr>
-          <w:p>
-            <w:pPr>
-              <w:pStyle w:val="Normal"/>
-              <w:jc w:val="center"/>
-              <w:pBdr>
-                <w:bottom w:val="none" w:sz="0" w:space="0" w:color="000000"/>
-                <w:top w:val="none" w:sz="0" w:space="0" w:color="000000"/>
-                <w:left w:val="none" w:sz="0" w:space="0" w:color="000000"/>
-                <w:right w:val="none" w:sz="0" w:space="0" w:color="000000"/>
-              </w:pBdr>
-              <w:spacing w:after="100" w:before="100" w:line="240"/>
-              <w:ind w:left="100" w:right="100" w:firstLine="0" w:firstLineChars="0"/>
-              <w:rPr>
-                <w:rFonts w:ascii="Helvetica" w:hAnsi="Helvetica" w:eastAsia="Helvetica" w:cs="Helvetica"/>
-                <w:i w:val="false"/>
-                <w:b w:val="false"/>
-                <w:u w:val="none"/>
-                <w:sz w:val="22"/>
-                <w:szCs w:val="22"/>
-                <w:color w:val="000000"/>
-              </w:rPr>
-            </w:pPr>
-            <w:r>
-              <w:rPr>
-                <w:rFonts w:ascii="Helvetica" w:hAnsi="Helvetica" w:eastAsia="Helvetica" w:cs="Helvetica"/>
-                <w:i w:val="false"/>
-                <w:b w:val="false"/>
-                <w:u w:val="none"/>
-                <w:sz w:val="22"/>
-                <w:szCs w:val="22"/>
-                <w:color w:val="000000"/>
-              </w:rPr>
-              <w:t xml:space="preserve">0.670</w:t>
+              <w:t xml:space="preserve">0.93</w:t>
+            </w:r>
+          </w:p>
+        </w:tc>
+        <w:tc>
+          <w:tcPr>
+            <w:tcBorders>
+              <w:bottom w:val="none" w:sz="0" w:space="0" w:color="000000"/>
+              <w:top w:val="none" w:sz="0" w:space="0" w:color="000000"/>
+              <w:left w:val="none" w:sz="0" w:space="0" w:color="000000"/>
+              <w:right w:val="none" w:sz="0" w:space="0" w:color="000000"/>
+            </w:tcBorders>
+            <w:shd w:val="clear" w:color="auto" w:fill="FFFFFF"/>
+            <w:tcMar>
+              <w:top w:w="0" w:type="dxa"/>
+              <w:bottom w:w="0" w:type="dxa"/>
+              <w:left w:w="0" w:type="dxa"/>
+              <w:right w:w="0" w:type="dxa"/>
+            </w:tcMar>
+            <w:vAlign w:val="top"/>
+          </w:tcPr>
+          <w:p>
+            <w:pPr>
+              <w:pStyle w:val="Normal"/>
+              <w:jc w:val="center"/>
+              <w:pBdr>
+                <w:bottom w:val="none" w:sz="0" w:space="0" w:color="000000"/>
+                <w:top w:val="none" w:sz="0" w:space="0" w:color="000000"/>
+                <w:left w:val="none" w:sz="0" w:space="0" w:color="000000"/>
+                <w:right w:val="none" w:sz="0" w:space="0" w:color="000000"/>
+              </w:pBdr>
+              <w:spacing w:after="100" w:before="100" w:line="240"/>
+              <w:ind w:left="100" w:right="100" w:firstLine="0" w:firstLineChars="0"/>
+              <w:rPr>
+                <w:rFonts w:ascii="Helvetica" w:hAnsi="Helvetica" w:eastAsia="Helvetica" w:cs="Helvetica"/>
+                <w:i w:val="false"/>
+                <w:b w:val="false"/>
+                <w:u w:val="none"/>
+                <w:sz w:val="22"/>
+                <w:szCs w:val="22"/>
+                <w:color w:val="000000"/>
+              </w:rPr>
+            </w:pPr>
+            <w:r>
+              <w:rPr>
+                <w:rFonts w:ascii="Helvetica" w:hAnsi="Helvetica" w:eastAsia="Helvetica" w:cs="Helvetica"/>
+                <w:i w:val="false"/>
+                <w:b w:val="false"/>
+                <w:u w:val="none"/>
+                <w:sz w:val="22"/>
+                <w:szCs w:val="22"/>
+                <w:color w:val="000000"/>
+              </w:rPr>
+              <w:t xml:space="preserve">0.55, 1.57</w:t>
+            </w:r>
+          </w:p>
+        </w:tc>
+        <w:tc>
+          <w:tcPr>
+            <w:tcBorders>
+              <w:bottom w:val="none" w:sz="0" w:space="0" w:color="000000"/>
+              <w:top w:val="none" w:sz="0" w:space="0" w:color="000000"/>
+              <w:left w:val="none" w:sz="0" w:space="0" w:color="000000"/>
+              <w:right w:val="none" w:sz="0" w:space="0" w:color="000000"/>
+            </w:tcBorders>
+            <w:shd w:val="clear" w:color="auto" w:fill="FFFFFF"/>
+            <w:tcMar>
+              <w:top w:w="0" w:type="dxa"/>
+              <w:bottom w:w="0" w:type="dxa"/>
+              <w:left w:w="0" w:type="dxa"/>
+              <w:right w:w="0" w:type="dxa"/>
+            </w:tcMar>
+            <w:vAlign w:val="top"/>
+          </w:tcPr>
+          <w:p>
+            <w:pPr>
+              <w:pStyle w:val="Normal"/>
+              <w:jc w:val="center"/>
+              <w:pBdr>
+                <w:bottom w:val="none" w:sz="0" w:space="0" w:color="000000"/>
+                <w:top w:val="none" w:sz="0" w:space="0" w:color="000000"/>
+                <w:left w:val="none" w:sz="0" w:space="0" w:color="000000"/>
+                <w:right w:val="none" w:sz="0" w:space="0" w:color="000000"/>
+              </w:pBdr>
+              <w:spacing w:after="100" w:before="100" w:line="240"/>
+              <w:ind w:left="100" w:right="100" w:firstLine="0" w:firstLineChars="0"/>
+              <w:rPr>
+                <w:rFonts w:ascii="Helvetica" w:hAnsi="Helvetica" w:eastAsia="Helvetica" w:cs="Helvetica"/>
+                <w:i w:val="false"/>
+                <w:b w:val="false"/>
+                <w:u w:val="none"/>
+                <w:sz w:val="22"/>
+                <w:szCs w:val="22"/>
+                <w:color w:val="000000"/>
+              </w:rPr>
+            </w:pPr>
+            <w:r>
+              <w:rPr>
+                <w:rFonts w:ascii="Helvetica" w:hAnsi="Helvetica" w:eastAsia="Helvetica" w:cs="Helvetica"/>
+                <w:i w:val="false"/>
+                <w:b w:val="false"/>
+                <w:u w:val="none"/>
+                <w:sz w:val="22"/>
+                <w:szCs w:val="22"/>
+                <w:color w:val="000000"/>
+              </w:rPr>
+              <w:t xml:space="preserve">0.770</w:t>
             </w:r>
           </w:p>
         </w:tc>
@@ -7382,113 +7382,113 @@
                 <w:szCs w:val="22"/>
                 <w:color w:val="000000"/>
               </w:rPr>
-              <w:t xml:space="preserve">1.64</w:t>
-            </w:r>
-          </w:p>
-        </w:tc>
-        <w:tc>
-          <w:tcPr>
-            <w:tcBorders>
-              <w:bottom w:val="none" w:sz="0" w:space="0" w:color="000000"/>
-              <w:top w:val="none" w:sz="0" w:space="0" w:color="000000"/>
-              <w:left w:val="none" w:sz="0" w:space="0" w:color="000000"/>
-              <w:right w:val="none" w:sz="0" w:space="0" w:color="000000"/>
-            </w:tcBorders>
-            <w:shd w:val="clear" w:color="auto" w:fill="FFFFFF"/>
-            <w:tcMar>
-              <w:top w:w="0" w:type="dxa"/>
-              <w:bottom w:w="0" w:type="dxa"/>
-              <w:left w:w="0" w:type="dxa"/>
-              <w:right w:w="0" w:type="dxa"/>
-            </w:tcMar>
-            <w:vAlign w:val="top"/>
-          </w:tcPr>
-          <w:p>
-            <w:pPr>
-              <w:pStyle w:val="Normal"/>
-              <w:jc w:val="center"/>
-              <w:pBdr>
-                <w:bottom w:val="none" w:sz="0" w:space="0" w:color="000000"/>
-                <w:top w:val="none" w:sz="0" w:space="0" w:color="000000"/>
-                <w:left w:val="none" w:sz="0" w:space="0" w:color="000000"/>
-                <w:right w:val="none" w:sz="0" w:space="0" w:color="000000"/>
-              </w:pBdr>
-              <w:spacing w:after="100" w:before="100" w:line="240"/>
-              <w:ind w:left="100" w:right="100" w:firstLine="0" w:firstLineChars="0"/>
-              <w:rPr>
-                <w:rFonts w:ascii="Helvetica" w:hAnsi="Helvetica" w:eastAsia="Helvetica" w:cs="Helvetica"/>
-                <w:i w:val="false"/>
-                <w:b w:val="false"/>
-                <w:u w:val="none"/>
-                <w:sz w:val="22"/>
-                <w:szCs w:val="22"/>
-                <w:color w:val="000000"/>
-              </w:rPr>
-            </w:pPr>
-            <w:r>
-              <w:rPr>
-                <w:rFonts w:ascii="Helvetica" w:hAnsi="Helvetica" w:eastAsia="Helvetica" w:cs="Helvetica"/>
-                <w:i w:val="false"/>
-                <w:b w:val="false"/>
-                <w:u w:val="none"/>
-                <w:sz w:val="22"/>
-                <w:szCs w:val="22"/>
-                <w:color w:val="000000"/>
-              </w:rPr>
-              <w:t xml:space="preserve">0.32, 8.27</w:t>
-            </w:r>
-          </w:p>
-        </w:tc>
-        <w:tc>
-          <w:tcPr>
-            <w:tcBorders>
-              <w:bottom w:val="none" w:sz="0" w:space="0" w:color="000000"/>
-              <w:top w:val="none" w:sz="0" w:space="0" w:color="000000"/>
-              <w:left w:val="none" w:sz="0" w:space="0" w:color="000000"/>
-              <w:right w:val="none" w:sz="0" w:space="0" w:color="000000"/>
-            </w:tcBorders>
-            <w:shd w:val="clear" w:color="auto" w:fill="FFFFFF"/>
-            <w:tcMar>
-              <w:top w:w="0" w:type="dxa"/>
-              <w:bottom w:w="0" w:type="dxa"/>
-              <w:left w:w="0" w:type="dxa"/>
-              <w:right w:w="0" w:type="dxa"/>
-            </w:tcMar>
-            <w:vAlign w:val="top"/>
-          </w:tcPr>
-          <w:p>
-            <w:pPr>
-              <w:pStyle w:val="Normal"/>
-              <w:jc w:val="center"/>
-              <w:pBdr>
-                <w:bottom w:val="none" w:sz="0" w:space="0" w:color="000000"/>
-                <w:top w:val="none" w:sz="0" w:space="0" w:color="000000"/>
-                <w:left w:val="none" w:sz="0" w:space="0" w:color="000000"/>
-                <w:right w:val="none" w:sz="0" w:space="0" w:color="000000"/>
-              </w:pBdr>
-              <w:spacing w:after="100" w:before="100" w:line="240"/>
-              <w:ind w:left="100" w:right="100" w:firstLine="0" w:firstLineChars="0"/>
-              <w:rPr>
-                <w:rFonts w:ascii="Helvetica" w:hAnsi="Helvetica" w:eastAsia="Helvetica" w:cs="Helvetica"/>
-                <w:i w:val="false"/>
-                <w:b w:val="false"/>
-                <w:u w:val="none"/>
-                <w:sz w:val="22"/>
-                <w:szCs w:val="22"/>
-                <w:color w:val="000000"/>
-              </w:rPr>
-            </w:pPr>
-            <w:r>
-              <w:rPr>
-                <w:rFonts w:ascii="Helvetica" w:hAnsi="Helvetica" w:eastAsia="Helvetica" w:cs="Helvetica"/>
-                <w:i w:val="false"/>
-                <w:b w:val="false"/>
-                <w:u w:val="none"/>
-                <w:sz w:val="22"/>
-                <w:szCs w:val="22"/>
-                <w:color w:val="000000"/>
-              </w:rPr>
-              <w:t xml:space="preserve">0.550</w:t>
+              <w:t xml:space="preserve">1.68</w:t>
+            </w:r>
+          </w:p>
+        </w:tc>
+        <w:tc>
+          <w:tcPr>
+            <w:tcBorders>
+              <w:bottom w:val="none" w:sz="0" w:space="0" w:color="000000"/>
+              <w:top w:val="none" w:sz="0" w:space="0" w:color="000000"/>
+              <w:left w:val="none" w:sz="0" w:space="0" w:color="000000"/>
+              <w:right w:val="none" w:sz="0" w:space="0" w:color="000000"/>
+            </w:tcBorders>
+            <w:shd w:val="clear" w:color="auto" w:fill="FFFFFF"/>
+            <w:tcMar>
+              <w:top w:w="0" w:type="dxa"/>
+              <w:bottom w:w="0" w:type="dxa"/>
+              <w:left w:w="0" w:type="dxa"/>
+              <w:right w:w="0" w:type="dxa"/>
+            </w:tcMar>
+            <w:vAlign w:val="top"/>
+          </w:tcPr>
+          <w:p>
+            <w:pPr>
+              <w:pStyle w:val="Normal"/>
+              <w:jc w:val="center"/>
+              <w:pBdr>
+                <w:bottom w:val="none" w:sz="0" w:space="0" w:color="000000"/>
+                <w:top w:val="none" w:sz="0" w:space="0" w:color="000000"/>
+                <w:left w:val="none" w:sz="0" w:space="0" w:color="000000"/>
+                <w:right w:val="none" w:sz="0" w:space="0" w:color="000000"/>
+              </w:pBdr>
+              <w:spacing w:after="100" w:before="100" w:line="240"/>
+              <w:ind w:left="100" w:right="100" w:firstLine="0" w:firstLineChars="0"/>
+              <w:rPr>
+                <w:rFonts w:ascii="Helvetica" w:hAnsi="Helvetica" w:eastAsia="Helvetica" w:cs="Helvetica"/>
+                <w:i w:val="false"/>
+                <w:b w:val="false"/>
+                <w:u w:val="none"/>
+                <w:sz w:val="22"/>
+                <w:szCs w:val="22"/>
+                <w:color w:val="000000"/>
+              </w:rPr>
+            </w:pPr>
+            <w:r>
+              <w:rPr>
+                <w:rFonts w:ascii="Helvetica" w:hAnsi="Helvetica" w:eastAsia="Helvetica" w:cs="Helvetica"/>
+                <w:i w:val="false"/>
+                <w:b w:val="false"/>
+                <w:u w:val="none"/>
+                <w:sz w:val="22"/>
+                <w:szCs w:val="22"/>
+                <w:color w:val="000000"/>
+              </w:rPr>
+              <w:t xml:space="preserve">0.34, 8.38</w:t>
+            </w:r>
+          </w:p>
+        </w:tc>
+        <w:tc>
+          <w:tcPr>
+            <w:tcBorders>
+              <w:bottom w:val="none" w:sz="0" w:space="0" w:color="000000"/>
+              <w:top w:val="none" w:sz="0" w:space="0" w:color="000000"/>
+              <w:left w:val="none" w:sz="0" w:space="0" w:color="000000"/>
+              <w:right w:val="none" w:sz="0" w:space="0" w:color="000000"/>
+            </w:tcBorders>
+            <w:shd w:val="clear" w:color="auto" w:fill="FFFFFF"/>
+            <w:tcMar>
+              <w:top w:w="0" w:type="dxa"/>
+              <w:bottom w:w="0" w:type="dxa"/>
+              <w:left w:w="0" w:type="dxa"/>
+              <w:right w:w="0" w:type="dxa"/>
+            </w:tcMar>
+            <w:vAlign w:val="top"/>
+          </w:tcPr>
+          <w:p>
+            <w:pPr>
+              <w:pStyle w:val="Normal"/>
+              <w:jc w:val="center"/>
+              <w:pBdr>
+                <w:bottom w:val="none" w:sz="0" w:space="0" w:color="000000"/>
+                <w:top w:val="none" w:sz="0" w:space="0" w:color="000000"/>
+                <w:left w:val="none" w:sz="0" w:space="0" w:color="000000"/>
+                <w:right w:val="none" w:sz="0" w:space="0" w:color="000000"/>
+              </w:pBdr>
+              <w:spacing w:after="100" w:before="100" w:line="240"/>
+              <w:ind w:left="100" w:right="100" w:firstLine="0" w:firstLineChars="0"/>
+              <w:rPr>
+                <w:rFonts w:ascii="Helvetica" w:hAnsi="Helvetica" w:eastAsia="Helvetica" w:cs="Helvetica"/>
+                <w:i w:val="false"/>
+                <w:b w:val="false"/>
+                <w:u w:val="none"/>
+                <w:sz w:val="22"/>
+                <w:szCs w:val="22"/>
+                <w:color w:val="000000"/>
+              </w:rPr>
+            </w:pPr>
+            <w:r>
+              <w:rPr>
+                <w:rFonts w:ascii="Helvetica" w:hAnsi="Helvetica" w:eastAsia="Helvetica" w:cs="Helvetica"/>
+                <w:i w:val="false"/>
+                <w:b w:val="false"/>
+                <w:u w:val="none"/>
+                <w:sz w:val="22"/>
+                <w:szCs w:val="22"/>
+                <w:color w:val="000000"/>
+              </w:rPr>
+              <w:t xml:space="preserve">0.520</w:t>
             </w:r>
           </w:p>
         </w:tc>
@@ -7865,113 +7865,113 @@
                 <w:szCs w:val="22"/>
                 <w:color w:val="000000"/>
               </w:rPr>
-              <w:t xml:space="preserve">2.11</w:t>
-            </w:r>
-          </w:p>
-        </w:tc>
-        <w:tc>
-          <w:tcPr>
-            <w:tcBorders>
-              <w:bottom w:val="none" w:sz="0" w:space="0" w:color="000000"/>
-              <w:top w:val="none" w:sz="0" w:space="0" w:color="000000"/>
-              <w:left w:val="none" w:sz="0" w:space="0" w:color="000000"/>
-              <w:right w:val="none" w:sz="0" w:space="0" w:color="000000"/>
-            </w:tcBorders>
-            <w:shd w:val="clear" w:color="auto" w:fill="FFFFFF"/>
-            <w:tcMar>
-              <w:top w:w="0" w:type="dxa"/>
-              <w:bottom w:w="0" w:type="dxa"/>
-              <w:left w:w="0" w:type="dxa"/>
-              <w:right w:w="0" w:type="dxa"/>
-            </w:tcMar>
-            <w:vAlign w:val="top"/>
-          </w:tcPr>
-          <w:p>
-            <w:pPr>
-              <w:pStyle w:val="Normal"/>
-              <w:jc w:val="center"/>
-              <w:pBdr>
-                <w:bottom w:val="none" w:sz="0" w:space="0" w:color="000000"/>
-                <w:top w:val="none" w:sz="0" w:space="0" w:color="000000"/>
-                <w:left w:val="none" w:sz="0" w:space="0" w:color="000000"/>
-                <w:right w:val="none" w:sz="0" w:space="0" w:color="000000"/>
-              </w:pBdr>
-              <w:spacing w:after="100" w:before="100" w:line="240"/>
-              <w:ind w:left="100" w:right="100" w:firstLine="0" w:firstLineChars="0"/>
-              <w:rPr>
-                <w:rFonts w:ascii="Helvetica" w:hAnsi="Helvetica" w:eastAsia="Helvetica" w:cs="Helvetica"/>
-                <w:i w:val="false"/>
-                <w:b w:val="false"/>
-                <w:u w:val="none"/>
-                <w:sz w:val="22"/>
-                <w:szCs w:val="22"/>
-                <w:color w:val="000000"/>
-              </w:rPr>
-            </w:pPr>
-            <w:r>
-              <w:rPr>
-                <w:rFonts w:ascii="Helvetica" w:hAnsi="Helvetica" w:eastAsia="Helvetica" w:cs="Helvetica"/>
-                <w:i w:val="false"/>
-                <w:b w:val="false"/>
-                <w:u w:val="none"/>
-                <w:sz w:val="22"/>
-                <w:szCs w:val="22"/>
-                <w:color w:val="000000"/>
-              </w:rPr>
-              <w:t xml:space="preserve">0.62, 7.13</w:t>
-            </w:r>
-          </w:p>
-        </w:tc>
-        <w:tc>
-          <w:tcPr>
-            <w:tcBorders>
-              <w:bottom w:val="none" w:sz="0" w:space="0" w:color="000000"/>
-              <w:top w:val="none" w:sz="0" w:space="0" w:color="000000"/>
-              <w:left w:val="none" w:sz="0" w:space="0" w:color="000000"/>
-              <w:right w:val="none" w:sz="0" w:space="0" w:color="000000"/>
-            </w:tcBorders>
-            <w:shd w:val="clear" w:color="auto" w:fill="FFFFFF"/>
-            <w:tcMar>
-              <w:top w:w="0" w:type="dxa"/>
-              <w:bottom w:w="0" w:type="dxa"/>
-              <w:left w:w="0" w:type="dxa"/>
-              <w:right w:w="0" w:type="dxa"/>
-            </w:tcMar>
-            <w:vAlign w:val="top"/>
-          </w:tcPr>
-          <w:p>
-            <w:pPr>
-              <w:pStyle w:val="Normal"/>
-              <w:jc w:val="center"/>
-              <w:pBdr>
-                <w:bottom w:val="none" w:sz="0" w:space="0" w:color="000000"/>
-                <w:top w:val="none" w:sz="0" w:space="0" w:color="000000"/>
-                <w:left w:val="none" w:sz="0" w:space="0" w:color="000000"/>
-                <w:right w:val="none" w:sz="0" w:space="0" w:color="000000"/>
-              </w:pBdr>
-              <w:spacing w:after="100" w:before="100" w:line="240"/>
-              <w:ind w:left="100" w:right="100" w:firstLine="0" w:firstLineChars="0"/>
-              <w:rPr>
-                <w:rFonts w:ascii="Helvetica" w:hAnsi="Helvetica" w:eastAsia="Helvetica" w:cs="Helvetica"/>
-                <w:i w:val="false"/>
-                <w:b w:val="false"/>
-                <w:u w:val="none"/>
-                <w:sz w:val="22"/>
-                <w:szCs w:val="22"/>
-                <w:color w:val="000000"/>
-              </w:rPr>
-            </w:pPr>
-            <w:r>
-              <w:rPr>
-                <w:rFonts w:ascii="Helvetica" w:hAnsi="Helvetica" w:eastAsia="Helvetica" w:cs="Helvetica"/>
-                <w:i w:val="false"/>
-                <w:b w:val="false"/>
-                <w:u w:val="none"/>
-                <w:sz w:val="22"/>
-                <w:szCs w:val="22"/>
-                <w:color w:val="000000"/>
-              </w:rPr>
-              <w:t xml:space="preserve">0.230</w:t>
+              <w:t xml:space="preserve">2.07</w:t>
+            </w:r>
+          </w:p>
+        </w:tc>
+        <w:tc>
+          <w:tcPr>
+            <w:tcBorders>
+              <w:bottom w:val="none" w:sz="0" w:space="0" w:color="000000"/>
+              <w:top w:val="none" w:sz="0" w:space="0" w:color="000000"/>
+              <w:left w:val="none" w:sz="0" w:space="0" w:color="000000"/>
+              <w:right w:val="none" w:sz="0" w:space="0" w:color="000000"/>
+            </w:tcBorders>
+            <w:shd w:val="clear" w:color="auto" w:fill="FFFFFF"/>
+            <w:tcMar>
+              <w:top w:w="0" w:type="dxa"/>
+              <w:bottom w:w="0" w:type="dxa"/>
+              <w:left w:w="0" w:type="dxa"/>
+              <w:right w:w="0" w:type="dxa"/>
+            </w:tcMar>
+            <w:vAlign w:val="top"/>
+          </w:tcPr>
+          <w:p>
+            <w:pPr>
+              <w:pStyle w:val="Normal"/>
+              <w:jc w:val="center"/>
+              <w:pBdr>
+                <w:bottom w:val="none" w:sz="0" w:space="0" w:color="000000"/>
+                <w:top w:val="none" w:sz="0" w:space="0" w:color="000000"/>
+                <w:left w:val="none" w:sz="0" w:space="0" w:color="000000"/>
+                <w:right w:val="none" w:sz="0" w:space="0" w:color="000000"/>
+              </w:pBdr>
+              <w:spacing w:after="100" w:before="100" w:line="240"/>
+              <w:ind w:left="100" w:right="100" w:firstLine="0" w:firstLineChars="0"/>
+              <w:rPr>
+                <w:rFonts w:ascii="Helvetica" w:hAnsi="Helvetica" w:eastAsia="Helvetica" w:cs="Helvetica"/>
+                <w:i w:val="false"/>
+                <w:b w:val="false"/>
+                <w:u w:val="none"/>
+                <w:sz w:val="22"/>
+                <w:szCs w:val="22"/>
+                <w:color w:val="000000"/>
+              </w:rPr>
+            </w:pPr>
+            <w:r>
+              <w:rPr>
+                <w:rFonts w:ascii="Helvetica" w:hAnsi="Helvetica" w:eastAsia="Helvetica" w:cs="Helvetica"/>
+                <w:i w:val="false"/>
+                <w:b w:val="false"/>
+                <w:u w:val="none"/>
+                <w:sz w:val="22"/>
+                <w:szCs w:val="22"/>
+                <w:color w:val="000000"/>
+              </w:rPr>
+              <w:t xml:space="preserve">0.60, 7.11</w:t>
+            </w:r>
+          </w:p>
+        </w:tc>
+        <w:tc>
+          <w:tcPr>
+            <w:tcBorders>
+              <w:bottom w:val="none" w:sz="0" w:space="0" w:color="000000"/>
+              <w:top w:val="none" w:sz="0" w:space="0" w:color="000000"/>
+              <w:left w:val="none" w:sz="0" w:space="0" w:color="000000"/>
+              <w:right w:val="none" w:sz="0" w:space="0" w:color="000000"/>
+            </w:tcBorders>
+            <w:shd w:val="clear" w:color="auto" w:fill="FFFFFF"/>
+            <w:tcMar>
+              <w:top w:w="0" w:type="dxa"/>
+              <w:bottom w:w="0" w:type="dxa"/>
+              <w:left w:w="0" w:type="dxa"/>
+              <w:right w:w="0" w:type="dxa"/>
+            </w:tcMar>
+            <w:vAlign w:val="top"/>
+          </w:tcPr>
+          <w:p>
+            <w:pPr>
+              <w:pStyle w:val="Normal"/>
+              <w:jc w:val="center"/>
+              <w:pBdr>
+                <w:bottom w:val="none" w:sz="0" w:space="0" w:color="000000"/>
+                <w:top w:val="none" w:sz="0" w:space="0" w:color="000000"/>
+                <w:left w:val="none" w:sz="0" w:space="0" w:color="000000"/>
+                <w:right w:val="none" w:sz="0" w:space="0" w:color="000000"/>
+              </w:pBdr>
+              <w:spacing w:after="100" w:before="100" w:line="240"/>
+              <w:ind w:left="100" w:right="100" w:firstLine="0" w:firstLineChars="0"/>
+              <w:rPr>
+                <w:rFonts w:ascii="Helvetica" w:hAnsi="Helvetica" w:eastAsia="Helvetica" w:cs="Helvetica"/>
+                <w:i w:val="false"/>
+                <w:b w:val="false"/>
+                <w:u w:val="none"/>
+                <w:sz w:val="22"/>
+                <w:szCs w:val="22"/>
+                <w:color w:val="000000"/>
+              </w:rPr>
+            </w:pPr>
+            <w:r>
+              <w:rPr>
+                <w:rFonts w:ascii="Helvetica" w:hAnsi="Helvetica" w:eastAsia="Helvetica" w:cs="Helvetica"/>
+                <w:i w:val="false"/>
+                <w:b w:val="false"/>
+                <w:u w:val="none"/>
+                <w:sz w:val="22"/>
+                <w:szCs w:val="22"/>
+                <w:color w:val="000000"/>
+              </w:rPr>
+              <w:t xml:space="preserve">0.250</w:t>
             </w:r>
           </w:p>
         </w:tc>
@@ -8348,113 +8348,113 @@
                 <w:szCs w:val="22"/>
                 <w:color w:val="000000"/>
               </w:rPr>
-              <w:t xml:space="preserve">2.29</w:t>
-            </w:r>
-          </w:p>
-        </w:tc>
-        <w:tc>
-          <w:tcPr>
-            <w:tcBorders>
-              <w:bottom w:val="none" w:sz="0" w:space="0" w:color="000000"/>
-              <w:top w:val="none" w:sz="0" w:space="0" w:color="000000"/>
-              <w:left w:val="none" w:sz="0" w:space="0" w:color="000000"/>
-              <w:right w:val="none" w:sz="0" w:space="0" w:color="000000"/>
-            </w:tcBorders>
-            <w:shd w:val="clear" w:color="auto" w:fill="FFFFFF"/>
-            <w:tcMar>
-              <w:top w:w="0" w:type="dxa"/>
-              <w:bottom w:w="0" w:type="dxa"/>
-              <w:left w:w="0" w:type="dxa"/>
-              <w:right w:w="0" w:type="dxa"/>
-            </w:tcMar>
-            <w:vAlign w:val="top"/>
-          </w:tcPr>
-          <w:p>
-            <w:pPr>
-              <w:pStyle w:val="Normal"/>
-              <w:jc w:val="center"/>
-              <w:pBdr>
-                <w:bottom w:val="none" w:sz="0" w:space="0" w:color="000000"/>
-                <w:top w:val="none" w:sz="0" w:space="0" w:color="000000"/>
-                <w:left w:val="none" w:sz="0" w:space="0" w:color="000000"/>
-                <w:right w:val="none" w:sz="0" w:space="0" w:color="000000"/>
-              </w:pBdr>
-              <w:spacing w:after="100" w:before="100" w:line="240"/>
-              <w:ind w:left="100" w:right="100" w:firstLine="0" w:firstLineChars="0"/>
-              <w:rPr>
-                <w:rFonts w:ascii="Helvetica" w:hAnsi="Helvetica" w:eastAsia="Helvetica" w:cs="Helvetica"/>
-                <w:i w:val="false"/>
-                <w:b w:val="false"/>
-                <w:u w:val="none"/>
-                <w:sz w:val="22"/>
-                <w:szCs w:val="22"/>
-                <w:color w:val="000000"/>
-              </w:rPr>
-            </w:pPr>
-            <w:r>
-              <w:rPr>
-                <w:rFonts w:ascii="Helvetica" w:hAnsi="Helvetica" w:eastAsia="Helvetica" w:cs="Helvetica"/>
-                <w:i w:val="false"/>
-                <w:b w:val="false"/>
-                <w:u w:val="none"/>
-                <w:sz w:val="22"/>
-                <w:szCs w:val="22"/>
-                <w:color w:val="000000"/>
-              </w:rPr>
-              <w:t xml:space="preserve">0.63, 8.38</w:t>
-            </w:r>
-          </w:p>
-        </w:tc>
-        <w:tc>
-          <w:tcPr>
-            <w:tcBorders>
-              <w:bottom w:val="none" w:sz="0" w:space="0" w:color="000000"/>
-              <w:top w:val="none" w:sz="0" w:space="0" w:color="000000"/>
-              <w:left w:val="none" w:sz="0" w:space="0" w:color="000000"/>
-              <w:right w:val="none" w:sz="0" w:space="0" w:color="000000"/>
-            </w:tcBorders>
-            <w:shd w:val="clear" w:color="auto" w:fill="FFFFFF"/>
-            <w:tcMar>
-              <w:top w:w="0" w:type="dxa"/>
-              <w:bottom w:w="0" w:type="dxa"/>
-              <w:left w:w="0" w:type="dxa"/>
-              <w:right w:w="0" w:type="dxa"/>
-            </w:tcMar>
-            <w:vAlign w:val="top"/>
-          </w:tcPr>
-          <w:p>
-            <w:pPr>
-              <w:pStyle w:val="Normal"/>
-              <w:jc w:val="center"/>
-              <w:pBdr>
-                <w:bottom w:val="none" w:sz="0" w:space="0" w:color="000000"/>
-                <w:top w:val="none" w:sz="0" w:space="0" w:color="000000"/>
-                <w:left w:val="none" w:sz="0" w:space="0" w:color="000000"/>
-                <w:right w:val="none" w:sz="0" w:space="0" w:color="000000"/>
-              </w:pBdr>
-              <w:spacing w:after="100" w:before="100" w:line="240"/>
-              <w:ind w:left="100" w:right="100" w:firstLine="0" w:firstLineChars="0"/>
-              <w:rPr>
-                <w:rFonts w:ascii="Helvetica" w:hAnsi="Helvetica" w:eastAsia="Helvetica" w:cs="Helvetica"/>
-                <w:i w:val="false"/>
-                <w:b w:val="false"/>
-                <w:u w:val="none"/>
-                <w:sz w:val="22"/>
-                <w:szCs w:val="22"/>
-                <w:color w:val="000000"/>
-              </w:rPr>
-            </w:pPr>
-            <w:r>
-              <w:rPr>
-                <w:rFonts w:ascii="Helvetica" w:hAnsi="Helvetica" w:eastAsia="Helvetica" w:cs="Helvetica"/>
-                <w:i w:val="false"/>
-                <w:b w:val="false"/>
-                <w:u w:val="none"/>
-                <w:sz w:val="22"/>
-                <w:szCs w:val="22"/>
-                <w:color w:val="000000"/>
-              </w:rPr>
-              <w:t xml:space="preserve">0.210</w:t>
+              <w:t xml:space="preserve">2.36</w:t>
+            </w:r>
+          </w:p>
+        </w:tc>
+        <w:tc>
+          <w:tcPr>
+            <w:tcBorders>
+              <w:bottom w:val="none" w:sz="0" w:space="0" w:color="000000"/>
+              <w:top w:val="none" w:sz="0" w:space="0" w:color="000000"/>
+              <w:left w:val="none" w:sz="0" w:space="0" w:color="000000"/>
+              <w:right w:val="none" w:sz="0" w:space="0" w:color="000000"/>
+            </w:tcBorders>
+            <w:shd w:val="clear" w:color="auto" w:fill="FFFFFF"/>
+            <w:tcMar>
+              <w:top w:w="0" w:type="dxa"/>
+              <w:bottom w:w="0" w:type="dxa"/>
+              <w:left w:w="0" w:type="dxa"/>
+              <w:right w:w="0" w:type="dxa"/>
+            </w:tcMar>
+            <w:vAlign w:val="top"/>
+          </w:tcPr>
+          <w:p>
+            <w:pPr>
+              <w:pStyle w:val="Normal"/>
+              <w:jc w:val="center"/>
+              <w:pBdr>
+                <w:bottom w:val="none" w:sz="0" w:space="0" w:color="000000"/>
+                <w:top w:val="none" w:sz="0" w:space="0" w:color="000000"/>
+                <w:left w:val="none" w:sz="0" w:space="0" w:color="000000"/>
+                <w:right w:val="none" w:sz="0" w:space="0" w:color="000000"/>
+              </w:pBdr>
+              <w:spacing w:after="100" w:before="100" w:line="240"/>
+              <w:ind w:left="100" w:right="100" w:firstLine="0" w:firstLineChars="0"/>
+              <w:rPr>
+                <w:rFonts w:ascii="Helvetica" w:hAnsi="Helvetica" w:eastAsia="Helvetica" w:cs="Helvetica"/>
+                <w:i w:val="false"/>
+                <w:b w:val="false"/>
+                <w:u w:val="none"/>
+                <w:sz w:val="22"/>
+                <w:szCs w:val="22"/>
+                <w:color w:val="000000"/>
+              </w:rPr>
+            </w:pPr>
+            <w:r>
+              <w:rPr>
+                <w:rFonts w:ascii="Helvetica" w:hAnsi="Helvetica" w:eastAsia="Helvetica" w:cs="Helvetica"/>
+                <w:i w:val="false"/>
+                <w:b w:val="false"/>
+                <w:u w:val="none"/>
+                <w:sz w:val="22"/>
+                <w:szCs w:val="22"/>
+                <w:color w:val="000000"/>
+              </w:rPr>
+              <w:t xml:space="preserve">0.64, 8.69</w:t>
+            </w:r>
+          </w:p>
+        </w:tc>
+        <w:tc>
+          <w:tcPr>
+            <w:tcBorders>
+              <w:bottom w:val="none" w:sz="0" w:space="0" w:color="000000"/>
+              <w:top w:val="none" w:sz="0" w:space="0" w:color="000000"/>
+              <w:left w:val="none" w:sz="0" w:space="0" w:color="000000"/>
+              <w:right w:val="none" w:sz="0" w:space="0" w:color="000000"/>
+            </w:tcBorders>
+            <w:shd w:val="clear" w:color="auto" w:fill="FFFFFF"/>
+            <w:tcMar>
+              <w:top w:w="0" w:type="dxa"/>
+              <w:bottom w:w="0" w:type="dxa"/>
+              <w:left w:w="0" w:type="dxa"/>
+              <w:right w:w="0" w:type="dxa"/>
+            </w:tcMar>
+            <w:vAlign w:val="top"/>
+          </w:tcPr>
+          <w:p>
+            <w:pPr>
+              <w:pStyle w:val="Normal"/>
+              <w:jc w:val="center"/>
+              <w:pBdr>
+                <w:bottom w:val="none" w:sz="0" w:space="0" w:color="000000"/>
+                <w:top w:val="none" w:sz="0" w:space="0" w:color="000000"/>
+                <w:left w:val="none" w:sz="0" w:space="0" w:color="000000"/>
+                <w:right w:val="none" w:sz="0" w:space="0" w:color="000000"/>
+              </w:pBdr>
+              <w:spacing w:after="100" w:before="100" w:line="240"/>
+              <w:ind w:left="100" w:right="100" w:firstLine="0" w:firstLineChars="0"/>
+              <w:rPr>
+                <w:rFonts w:ascii="Helvetica" w:hAnsi="Helvetica" w:eastAsia="Helvetica" w:cs="Helvetica"/>
+                <w:i w:val="false"/>
+                <w:b w:val="false"/>
+                <w:u w:val="none"/>
+                <w:sz w:val="22"/>
+                <w:szCs w:val="22"/>
+                <w:color w:val="000000"/>
+              </w:rPr>
+            </w:pPr>
+            <w:r>
+              <w:rPr>
+                <w:rFonts w:ascii="Helvetica" w:hAnsi="Helvetica" w:eastAsia="Helvetica" w:cs="Helvetica"/>
+                <w:i w:val="false"/>
+                <w:b w:val="false"/>
+                <w:u w:val="none"/>
+                <w:sz w:val="22"/>
+                <w:szCs w:val="22"/>
+                <w:color w:val="000000"/>
+              </w:rPr>
+              <w:t xml:space="preserve">0.200</w:t>
             </w:r>
           </w:p>
         </w:tc>
@@ -8831,113 +8831,113 @@
                 <w:szCs w:val="22"/>
                 <w:color w:val="000000"/>
               </w:rPr>
-              <w:t xml:space="preserve">1.02</w:t>
-            </w:r>
-          </w:p>
-        </w:tc>
-        <w:tc>
-          <w:tcPr>
-            <w:tcBorders>
-              <w:bottom w:val="none" w:sz="0" w:space="0" w:color="000000"/>
-              <w:top w:val="none" w:sz="0" w:space="0" w:color="000000"/>
-              <w:left w:val="none" w:sz="0" w:space="0" w:color="000000"/>
-              <w:right w:val="none" w:sz="0" w:space="0" w:color="000000"/>
-            </w:tcBorders>
-            <w:shd w:val="clear" w:color="auto" w:fill="FFFFFF"/>
-            <w:tcMar>
-              <w:top w:w="0" w:type="dxa"/>
-              <w:bottom w:w="0" w:type="dxa"/>
-              <w:left w:w="0" w:type="dxa"/>
-              <w:right w:w="0" w:type="dxa"/>
-            </w:tcMar>
-            <w:vAlign w:val="top"/>
-          </w:tcPr>
-          <w:p>
-            <w:pPr>
-              <w:pStyle w:val="Normal"/>
-              <w:jc w:val="center"/>
-              <w:pBdr>
-                <w:bottom w:val="none" w:sz="0" w:space="0" w:color="000000"/>
-                <w:top w:val="none" w:sz="0" w:space="0" w:color="000000"/>
-                <w:left w:val="none" w:sz="0" w:space="0" w:color="000000"/>
-                <w:right w:val="none" w:sz="0" w:space="0" w:color="000000"/>
-              </w:pBdr>
-              <w:spacing w:after="100" w:before="100" w:line="240"/>
-              <w:ind w:left="100" w:right="100" w:firstLine="0" w:firstLineChars="0"/>
-              <w:rPr>
-                <w:rFonts w:ascii="Helvetica" w:hAnsi="Helvetica" w:eastAsia="Helvetica" w:cs="Helvetica"/>
-                <w:i w:val="false"/>
-                <w:b w:val="false"/>
-                <w:u w:val="none"/>
-                <w:sz w:val="22"/>
-                <w:szCs w:val="22"/>
-                <w:color w:val="000000"/>
-              </w:rPr>
-            </w:pPr>
-            <w:r>
-              <w:rPr>
-                <w:rFonts w:ascii="Helvetica" w:hAnsi="Helvetica" w:eastAsia="Helvetica" w:cs="Helvetica"/>
-                <w:i w:val="false"/>
-                <w:b w:val="false"/>
-                <w:u w:val="none"/>
-                <w:sz w:val="22"/>
-                <w:szCs w:val="22"/>
-                <w:color w:val="000000"/>
-              </w:rPr>
-              <w:t xml:space="preserve">0.31, 3.31</w:t>
-            </w:r>
-          </w:p>
-        </w:tc>
-        <w:tc>
-          <w:tcPr>
-            <w:tcBorders>
-              <w:bottom w:val="none" w:sz="0" w:space="0" w:color="000000"/>
-              <w:top w:val="none" w:sz="0" w:space="0" w:color="000000"/>
-              <w:left w:val="none" w:sz="0" w:space="0" w:color="000000"/>
-              <w:right w:val="none" w:sz="0" w:space="0" w:color="000000"/>
-            </w:tcBorders>
-            <w:shd w:val="clear" w:color="auto" w:fill="FFFFFF"/>
-            <w:tcMar>
-              <w:top w:w="0" w:type="dxa"/>
-              <w:bottom w:w="0" w:type="dxa"/>
-              <w:left w:w="0" w:type="dxa"/>
-              <w:right w:w="0" w:type="dxa"/>
-            </w:tcMar>
-            <w:vAlign w:val="top"/>
-          </w:tcPr>
-          <w:p>
-            <w:pPr>
-              <w:pStyle w:val="Normal"/>
-              <w:jc w:val="center"/>
-              <w:pBdr>
-                <w:bottom w:val="none" w:sz="0" w:space="0" w:color="000000"/>
-                <w:top w:val="none" w:sz="0" w:space="0" w:color="000000"/>
-                <w:left w:val="none" w:sz="0" w:space="0" w:color="000000"/>
-                <w:right w:val="none" w:sz="0" w:space="0" w:color="000000"/>
-              </w:pBdr>
-              <w:spacing w:after="100" w:before="100" w:line="240"/>
-              <w:ind w:left="100" w:right="100" w:firstLine="0" w:firstLineChars="0"/>
-              <w:rPr>
-                <w:rFonts w:ascii="Helvetica" w:hAnsi="Helvetica" w:eastAsia="Helvetica" w:cs="Helvetica"/>
-                <w:i w:val="false"/>
-                <w:b w:val="false"/>
-                <w:u w:val="none"/>
-                <w:sz w:val="22"/>
-                <w:szCs w:val="22"/>
-                <w:color w:val="000000"/>
-              </w:rPr>
-            </w:pPr>
-            <w:r>
-              <w:rPr>
-                <w:rFonts w:ascii="Helvetica" w:hAnsi="Helvetica" w:eastAsia="Helvetica" w:cs="Helvetica"/>
-                <w:i w:val="false"/>
-                <w:b w:val="false"/>
-                <w:u w:val="none"/>
-                <w:sz w:val="22"/>
-                <w:szCs w:val="22"/>
-                <w:color w:val="000000"/>
-              </w:rPr>
-              <w:t xml:space="preserve">0.980</w:t>
+              <w:t xml:space="preserve">0.98</w:t>
+            </w:r>
+          </w:p>
+        </w:tc>
+        <w:tc>
+          <w:tcPr>
+            <w:tcBorders>
+              <w:bottom w:val="none" w:sz="0" w:space="0" w:color="000000"/>
+              <w:top w:val="none" w:sz="0" w:space="0" w:color="000000"/>
+              <w:left w:val="none" w:sz="0" w:space="0" w:color="000000"/>
+              <w:right w:val="none" w:sz="0" w:space="0" w:color="000000"/>
+            </w:tcBorders>
+            <w:shd w:val="clear" w:color="auto" w:fill="FFFFFF"/>
+            <w:tcMar>
+              <w:top w:w="0" w:type="dxa"/>
+              <w:bottom w:w="0" w:type="dxa"/>
+              <w:left w:w="0" w:type="dxa"/>
+              <w:right w:w="0" w:type="dxa"/>
+            </w:tcMar>
+            <w:vAlign w:val="top"/>
+          </w:tcPr>
+          <w:p>
+            <w:pPr>
+              <w:pStyle w:val="Normal"/>
+              <w:jc w:val="center"/>
+              <w:pBdr>
+                <w:bottom w:val="none" w:sz="0" w:space="0" w:color="000000"/>
+                <w:top w:val="none" w:sz="0" w:space="0" w:color="000000"/>
+                <w:left w:val="none" w:sz="0" w:space="0" w:color="000000"/>
+                <w:right w:val="none" w:sz="0" w:space="0" w:color="000000"/>
+              </w:pBdr>
+              <w:spacing w:after="100" w:before="100" w:line="240"/>
+              <w:ind w:left="100" w:right="100" w:firstLine="0" w:firstLineChars="0"/>
+              <w:rPr>
+                <w:rFonts w:ascii="Helvetica" w:hAnsi="Helvetica" w:eastAsia="Helvetica" w:cs="Helvetica"/>
+                <w:i w:val="false"/>
+                <w:b w:val="false"/>
+                <w:u w:val="none"/>
+                <w:sz w:val="22"/>
+                <w:szCs w:val="22"/>
+                <w:color w:val="000000"/>
+              </w:rPr>
+            </w:pPr>
+            <w:r>
+              <w:rPr>
+                <w:rFonts w:ascii="Helvetica" w:hAnsi="Helvetica" w:eastAsia="Helvetica" w:cs="Helvetica"/>
+                <w:i w:val="false"/>
+                <w:b w:val="false"/>
+                <w:u w:val="none"/>
+                <w:sz w:val="22"/>
+                <w:szCs w:val="22"/>
+                <w:color w:val="000000"/>
+              </w:rPr>
+              <w:t xml:space="preserve">0.30, 3.16</w:t>
+            </w:r>
+          </w:p>
+        </w:tc>
+        <w:tc>
+          <w:tcPr>
+            <w:tcBorders>
+              <w:bottom w:val="none" w:sz="0" w:space="0" w:color="000000"/>
+              <w:top w:val="none" w:sz="0" w:space="0" w:color="000000"/>
+              <w:left w:val="none" w:sz="0" w:space="0" w:color="000000"/>
+              <w:right w:val="none" w:sz="0" w:space="0" w:color="000000"/>
+            </w:tcBorders>
+            <w:shd w:val="clear" w:color="auto" w:fill="FFFFFF"/>
+            <w:tcMar>
+              <w:top w:w="0" w:type="dxa"/>
+              <w:bottom w:w="0" w:type="dxa"/>
+              <w:left w:w="0" w:type="dxa"/>
+              <w:right w:w="0" w:type="dxa"/>
+            </w:tcMar>
+            <w:vAlign w:val="top"/>
+          </w:tcPr>
+          <w:p>
+            <w:pPr>
+              <w:pStyle w:val="Normal"/>
+              <w:jc w:val="center"/>
+              <w:pBdr>
+                <w:bottom w:val="none" w:sz="0" w:space="0" w:color="000000"/>
+                <w:top w:val="none" w:sz="0" w:space="0" w:color="000000"/>
+                <w:left w:val="none" w:sz="0" w:space="0" w:color="000000"/>
+                <w:right w:val="none" w:sz="0" w:space="0" w:color="000000"/>
+              </w:pBdr>
+              <w:spacing w:after="100" w:before="100" w:line="240"/>
+              <w:ind w:left="100" w:right="100" w:firstLine="0" w:firstLineChars="0"/>
+              <w:rPr>
+                <w:rFonts w:ascii="Helvetica" w:hAnsi="Helvetica" w:eastAsia="Helvetica" w:cs="Helvetica"/>
+                <w:i w:val="false"/>
+                <w:b w:val="false"/>
+                <w:u w:val="none"/>
+                <w:sz w:val="22"/>
+                <w:szCs w:val="22"/>
+                <w:color w:val="000000"/>
+              </w:rPr>
+            </w:pPr>
+            <w:r>
+              <w:rPr>
+                <w:rFonts w:ascii="Helvetica" w:hAnsi="Helvetica" w:eastAsia="Helvetica" w:cs="Helvetica"/>
+                <w:i w:val="false"/>
+                <w:b w:val="false"/>
+                <w:u w:val="none"/>
+                <w:sz w:val="22"/>
+                <w:szCs w:val="22"/>
+                <w:color w:val="000000"/>
+              </w:rPr>
+              <w:t xml:space="preserve">0.970</w:t>
             </w:r>
           </w:p>
         </w:tc>
@@ -9314,113 +9314,113 @@
                 <w:szCs w:val="22"/>
                 <w:color w:val="000000"/>
               </w:rPr>
-              <w:t xml:space="preserve">0.44</w:t>
-            </w:r>
-          </w:p>
-        </w:tc>
-        <w:tc>
-          <w:tcPr>
-            <w:tcBorders>
-              <w:bottom w:val="none" w:sz="0" w:space="0" w:color="000000"/>
-              <w:top w:val="none" w:sz="0" w:space="0" w:color="000000"/>
-              <w:left w:val="none" w:sz="0" w:space="0" w:color="000000"/>
-              <w:right w:val="none" w:sz="0" w:space="0" w:color="000000"/>
-            </w:tcBorders>
-            <w:shd w:val="clear" w:color="auto" w:fill="FFFFFF"/>
-            <w:tcMar>
-              <w:top w:w="0" w:type="dxa"/>
-              <w:bottom w:w="0" w:type="dxa"/>
-              <w:left w:w="0" w:type="dxa"/>
-              <w:right w:w="0" w:type="dxa"/>
-            </w:tcMar>
-            <w:vAlign w:val="top"/>
-          </w:tcPr>
-          <w:p>
-            <w:pPr>
-              <w:pStyle w:val="Normal"/>
-              <w:jc w:val="center"/>
-              <w:pBdr>
-                <w:bottom w:val="none" w:sz="0" w:space="0" w:color="000000"/>
-                <w:top w:val="none" w:sz="0" w:space="0" w:color="000000"/>
-                <w:left w:val="none" w:sz="0" w:space="0" w:color="000000"/>
-                <w:right w:val="none" w:sz="0" w:space="0" w:color="000000"/>
-              </w:pBdr>
-              <w:spacing w:after="100" w:before="100" w:line="240"/>
-              <w:ind w:left="100" w:right="100" w:firstLine="0" w:firstLineChars="0"/>
-              <w:rPr>
-                <w:rFonts w:ascii="Helvetica" w:hAnsi="Helvetica" w:eastAsia="Helvetica" w:cs="Helvetica"/>
-                <w:i w:val="false"/>
-                <w:b w:val="false"/>
-                <w:u w:val="none"/>
-                <w:sz w:val="22"/>
-                <w:szCs w:val="22"/>
-                <w:color w:val="000000"/>
-              </w:rPr>
-            </w:pPr>
-            <w:r>
-              <w:rPr>
-                <w:rFonts w:ascii="Helvetica" w:hAnsi="Helvetica" w:eastAsia="Helvetica" w:cs="Helvetica"/>
-                <w:i w:val="false"/>
-                <w:b w:val="false"/>
-                <w:u w:val="none"/>
-                <w:sz w:val="22"/>
-                <w:szCs w:val="22"/>
-                <w:color w:val="000000"/>
-              </w:rPr>
-              <w:t xml:space="preserve">0.11, 1.79</w:t>
-            </w:r>
-          </w:p>
-        </w:tc>
-        <w:tc>
-          <w:tcPr>
-            <w:tcBorders>
-              <w:bottom w:val="none" w:sz="0" w:space="0" w:color="000000"/>
-              <w:top w:val="none" w:sz="0" w:space="0" w:color="000000"/>
-              <w:left w:val="none" w:sz="0" w:space="0" w:color="000000"/>
-              <w:right w:val="none" w:sz="0" w:space="0" w:color="000000"/>
-            </w:tcBorders>
-            <w:shd w:val="clear" w:color="auto" w:fill="FFFFFF"/>
-            <w:tcMar>
-              <w:top w:w="0" w:type="dxa"/>
-              <w:bottom w:w="0" w:type="dxa"/>
-              <w:left w:w="0" w:type="dxa"/>
-              <w:right w:w="0" w:type="dxa"/>
-            </w:tcMar>
-            <w:vAlign w:val="top"/>
-          </w:tcPr>
-          <w:p>
-            <w:pPr>
-              <w:pStyle w:val="Normal"/>
-              <w:jc w:val="center"/>
-              <w:pBdr>
-                <w:bottom w:val="none" w:sz="0" w:space="0" w:color="000000"/>
-                <w:top w:val="none" w:sz="0" w:space="0" w:color="000000"/>
-                <w:left w:val="none" w:sz="0" w:space="0" w:color="000000"/>
-                <w:right w:val="none" w:sz="0" w:space="0" w:color="000000"/>
-              </w:pBdr>
-              <w:spacing w:after="100" w:before="100" w:line="240"/>
-              <w:ind w:left="100" w:right="100" w:firstLine="0" w:firstLineChars="0"/>
-              <w:rPr>
-                <w:rFonts w:ascii="Helvetica" w:hAnsi="Helvetica" w:eastAsia="Helvetica" w:cs="Helvetica"/>
-                <w:i w:val="false"/>
-                <w:b w:val="false"/>
-                <w:u w:val="none"/>
-                <w:sz w:val="22"/>
-                <w:szCs w:val="22"/>
-                <w:color w:val="000000"/>
-              </w:rPr>
-            </w:pPr>
-            <w:r>
-              <w:rPr>
-                <w:rFonts w:ascii="Helvetica" w:hAnsi="Helvetica" w:eastAsia="Helvetica" w:cs="Helvetica"/>
-                <w:i w:val="false"/>
-                <w:b w:val="false"/>
-                <w:u w:val="none"/>
-                <w:sz w:val="22"/>
-                <w:szCs w:val="22"/>
-                <w:color w:val="000000"/>
-              </w:rPr>
-              <w:t xml:space="preserve">0.250</w:t>
+              <w:t xml:space="preserve">0.45</w:t>
+            </w:r>
+          </w:p>
+        </w:tc>
+        <w:tc>
+          <w:tcPr>
+            <w:tcBorders>
+              <w:bottom w:val="none" w:sz="0" w:space="0" w:color="000000"/>
+              <w:top w:val="none" w:sz="0" w:space="0" w:color="000000"/>
+              <w:left w:val="none" w:sz="0" w:space="0" w:color="000000"/>
+              <w:right w:val="none" w:sz="0" w:space="0" w:color="000000"/>
+            </w:tcBorders>
+            <w:shd w:val="clear" w:color="auto" w:fill="FFFFFF"/>
+            <w:tcMar>
+              <w:top w:w="0" w:type="dxa"/>
+              <w:bottom w:w="0" w:type="dxa"/>
+              <w:left w:w="0" w:type="dxa"/>
+              <w:right w:w="0" w:type="dxa"/>
+            </w:tcMar>
+            <w:vAlign w:val="top"/>
+          </w:tcPr>
+          <w:p>
+            <w:pPr>
+              <w:pStyle w:val="Normal"/>
+              <w:jc w:val="center"/>
+              <w:pBdr>
+                <w:bottom w:val="none" w:sz="0" w:space="0" w:color="000000"/>
+                <w:top w:val="none" w:sz="0" w:space="0" w:color="000000"/>
+                <w:left w:val="none" w:sz="0" w:space="0" w:color="000000"/>
+                <w:right w:val="none" w:sz="0" w:space="0" w:color="000000"/>
+              </w:pBdr>
+              <w:spacing w:after="100" w:before="100" w:line="240"/>
+              <w:ind w:left="100" w:right="100" w:firstLine="0" w:firstLineChars="0"/>
+              <w:rPr>
+                <w:rFonts w:ascii="Helvetica" w:hAnsi="Helvetica" w:eastAsia="Helvetica" w:cs="Helvetica"/>
+                <w:i w:val="false"/>
+                <w:b w:val="false"/>
+                <w:u w:val="none"/>
+                <w:sz w:val="22"/>
+                <w:szCs w:val="22"/>
+                <w:color w:val="000000"/>
+              </w:rPr>
+            </w:pPr>
+            <w:r>
+              <w:rPr>
+                <w:rFonts w:ascii="Helvetica" w:hAnsi="Helvetica" w:eastAsia="Helvetica" w:cs="Helvetica"/>
+                <w:i w:val="false"/>
+                <w:b w:val="false"/>
+                <w:u w:val="none"/>
+                <w:sz w:val="22"/>
+                <w:szCs w:val="22"/>
+                <w:color w:val="000000"/>
+              </w:rPr>
+              <w:t xml:space="preserve">0.11, 1.83</w:t>
+            </w:r>
+          </w:p>
+        </w:tc>
+        <w:tc>
+          <w:tcPr>
+            <w:tcBorders>
+              <w:bottom w:val="none" w:sz="0" w:space="0" w:color="000000"/>
+              <w:top w:val="none" w:sz="0" w:space="0" w:color="000000"/>
+              <w:left w:val="none" w:sz="0" w:space="0" w:color="000000"/>
+              <w:right w:val="none" w:sz="0" w:space="0" w:color="000000"/>
+            </w:tcBorders>
+            <w:shd w:val="clear" w:color="auto" w:fill="FFFFFF"/>
+            <w:tcMar>
+              <w:top w:w="0" w:type="dxa"/>
+              <w:bottom w:w="0" w:type="dxa"/>
+              <w:left w:w="0" w:type="dxa"/>
+              <w:right w:w="0" w:type="dxa"/>
+            </w:tcMar>
+            <w:vAlign w:val="top"/>
+          </w:tcPr>
+          <w:p>
+            <w:pPr>
+              <w:pStyle w:val="Normal"/>
+              <w:jc w:val="center"/>
+              <w:pBdr>
+                <w:bottom w:val="none" w:sz="0" w:space="0" w:color="000000"/>
+                <w:top w:val="none" w:sz="0" w:space="0" w:color="000000"/>
+                <w:left w:val="none" w:sz="0" w:space="0" w:color="000000"/>
+                <w:right w:val="none" w:sz="0" w:space="0" w:color="000000"/>
+              </w:pBdr>
+              <w:spacing w:after="100" w:before="100" w:line="240"/>
+              <w:ind w:left="100" w:right="100" w:firstLine="0" w:firstLineChars="0"/>
+              <w:rPr>
+                <w:rFonts w:ascii="Helvetica" w:hAnsi="Helvetica" w:eastAsia="Helvetica" w:cs="Helvetica"/>
+                <w:i w:val="false"/>
+                <w:b w:val="false"/>
+                <w:u w:val="none"/>
+                <w:sz w:val="22"/>
+                <w:szCs w:val="22"/>
+                <w:color w:val="000000"/>
+              </w:rPr>
+            </w:pPr>
+            <w:r>
+              <w:rPr>
+                <w:rFonts w:ascii="Helvetica" w:hAnsi="Helvetica" w:eastAsia="Helvetica" w:cs="Helvetica"/>
+                <w:i w:val="false"/>
+                <w:b w:val="false"/>
+                <w:u w:val="none"/>
+                <w:sz w:val="22"/>
+                <w:szCs w:val="22"/>
+                <w:color w:val="000000"/>
+              </w:rPr>
+              <w:t xml:space="preserve">0.260</w:t>
             </w:r>
           </w:p>
         </w:tc>
@@ -9797,113 +9797,113 @@
                 <w:szCs w:val="22"/>
                 <w:color w:val="000000"/>
               </w:rPr>
-              <w:t xml:space="preserve">0.63</w:t>
-            </w:r>
-          </w:p>
-        </w:tc>
-        <w:tc>
-          <w:tcPr>
-            <w:tcBorders>
-              <w:bottom w:val="none" w:sz="0" w:space="0" w:color="000000"/>
-              <w:top w:val="none" w:sz="0" w:space="0" w:color="000000"/>
-              <w:left w:val="none" w:sz="0" w:space="0" w:color="000000"/>
-              <w:right w:val="none" w:sz="0" w:space="0" w:color="000000"/>
-            </w:tcBorders>
-            <w:shd w:val="clear" w:color="auto" w:fill="FFFFFF"/>
-            <w:tcMar>
-              <w:top w:w="0" w:type="dxa"/>
-              <w:bottom w:w="0" w:type="dxa"/>
-              <w:left w:w="0" w:type="dxa"/>
-              <w:right w:w="0" w:type="dxa"/>
-            </w:tcMar>
-            <w:vAlign w:val="top"/>
-          </w:tcPr>
-          <w:p>
-            <w:pPr>
-              <w:pStyle w:val="Normal"/>
-              <w:jc w:val="center"/>
-              <w:pBdr>
-                <w:bottom w:val="none" w:sz="0" w:space="0" w:color="000000"/>
-                <w:top w:val="none" w:sz="0" w:space="0" w:color="000000"/>
-                <w:left w:val="none" w:sz="0" w:space="0" w:color="000000"/>
-                <w:right w:val="none" w:sz="0" w:space="0" w:color="000000"/>
-              </w:pBdr>
-              <w:spacing w:after="100" w:before="100" w:line="240"/>
-              <w:ind w:left="100" w:right="100" w:firstLine="0" w:firstLineChars="0"/>
-              <w:rPr>
-                <w:rFonts w:ascii="Helvetica" w:hAnsi="Helvetica" w:eastAsia="Helvetica" w:cs="Helvetica"/>
-                <w:i w:val="false"/>
-                <w:b w:val="false"/>
-                <w:u w:val="none"/>
-                <w:sz w:val="22"/>
-                <w:szCs w:val="22"/>
-                <w:color w:val="000000"/>
-              </w:rPr>
-            </w:pPr>
-            <w:r>
-              <w:rPr>
-                <w:rFonts w:ascii="Helvetica" w:hAnsi="Helvetica" w:eastAsia="Helvetica" w:cs="Helvetica"/>
-                <w:i w:val="false"/>
-                <w:b w:val="false"/>
-                <w:u w:val="none"/>
-                <w:sz w:val="22"/>
-                <w:szCs w:val="22"/>
-                <w:color w:val="000000"/>
-              </w:rPr>
-              <w:t xml:space="preserve">0.16, 2.52</w:t>
-            </w:r>
-          </w:p>
-        </w:tc>
-        <w:tc>
-          <w:tcPr>
-            <w:tcBorders>
-              <w:bottom w:val="none" w:sz="0" w:space="0" w:color="000000"/>
-              <w:top w:val="none" w:sz="0" w:space="0" w:color="000000"/>
-              <w:left w:val="none" w:sz="0" w:space="0" w:color="000000"/>
-              <w:right w:val="none" w:sz="0" w:space="0" w:color="000000"/>
-            </w:tcBorders>
-            <w:shd w:val="clear" w:color="auto" w:fill="FFFFFF"/>
-            <w:tcMar>
-              <w:top w:w="0" w:type="dxa"/>
-              <w:bottom w:w="0" w:type="dxa"/>
-              <w:left w:w="0" w:type="dxa"/>
-              <w:right w:w="0" w:type="dxa"/>
-            </w:tcMar>
-            <w:vAlign w:val="top"/>
-          </w:tcPr>
-          <w:p>
-            <w:pPr>
-              <w:pStyle w:val="Normal"/>
-              <w:jc w:val="center"/>
-              <w:pBdr>
-                <w:bottom w:val="none" w:sz="0" w:space="0" w:color="000000"/>
-                <w:top w:val="none" w:sz="0" w:space="0" w:color="000000"/>
-                <w:left w:val="none" w:sz="0" w:space="0" w:color="000000"/>
-                <w:right w:val="none" w:sz="0" w:space="0" w:color="000000"/>
-              </w:pBdr>
-              <w:spacing w:after="100" w:before="100" w:line="240"/>
-              <w:ind w:left="100" w:right="100" w:firstLine="0" w:firstLineChars="0"/>
-              <w:rPr>
-                <w:rFonts w:ascii="Helvetica" w:hAnsi="Helvetica" w:eastAsia="Helvetica" w:cs="Helvetica"/>
-                <w:i w:val="false"/>
-                <w:b w:val="false"/>
-                <w:u w:val="none"/>
-                <w:sz w:val="22"/>
-                <w:szCs w:val="22"/>
-                <w:color w:val="000000"/>
-              </w:rPr>
-            </w:pPr>
-            <w:r>
-              <w:rPr>
-                <w:rFonts w:ascii="Helvetica" w:hAnsi="Helvetica" w:eastAsia="Helvetica" w:cs="Helvetica"/>
-                <w:i w:val="false"/>
-                <w:b w:val="false"/>
-                <w:u w:val="none"/>
-                <w:sz w:val="22"/>
-                <w:szCs w:val="22"/>
-                <w:color w:val="000000"/>
-              </w:rPr>
-              <w:t xml:space="preserve">0.520</w:t>
+              <w:t xml:space="preserve">0.67</w:t>
+            </w:r>
+          </w:p>
+        </w:tc>
+        <w:tc>
+          <w:tcPr>
+            <w:tcBorders>
+              <w:bottom w:val="none" w:sz="0" w:space="0" w:color="000000"/>
+              <w:top w:val="none" w:sz="0" w:space="0" w:color="000000"/>
+              <w:left w:val="none" w:sz="0" w:space="0" w:color="000000"/>
+              <w:right w:val="none" w:sz="0" w:space="0" w:color="000000"/>
+            </w:tcBorders>
+            <w:shd w:val="clear" w:color="auto" w:fill="FFFFFF"/>
+            <w:tcMar>
+              <w:top w:w="0" w:type="dxa"/>
+              <w:bottom w:w="0" w:type="dxa"/>
+              <w:left w:w="0" w:type="dxa"/>
+              <w:right w:w="0" w:type="dxa"/>
+            </w:tcMar>
+            <w:vAlign w:val="top"/>
+          </w:tcPr>
+          <w:p>
+            <w:pPr>
+              <w:pStyle w:val="Normal"/>
+              <w:jc w:val="center"/>
+              <w:pBdr>
+                <w:bottom w:val="none" w:sz="0" w:space="0" w:color="000000"/>
+                <w:top w:val="none" w:sz="0" w:space="0" w:color="000000"/>
+                <w:left w:val="none" w:sz="0" w:space="0" w:color="000000"/>
+                <w:right w:val="none" w:sz="0" w:space="0" w:color="000000"/>
+              </w:pBdr>
+              <w:spacing w:after="100" w:before="100" w:line="240"/>
+              <w:ind w:left="100" w:right="100" w:firstLine="0" w:firstLineChars="0"/>
+              <w:rPr>
+                <w:rFonts w:ascii="Helvetica" w:hAnsi="Helvetica" w:eastAsia="Helvetica" w:cs="Helvetica"/>
+                <w:i w:val="false"/>
+                <w:b w:val="false"/>
+                <w:u w:val="none"/>
+                <w:sz w:val="22"/>
+                <w:szCs w:val="22"/>
+                <w:color w:val="000000"/>
+              </w:rPr>
+            </w:pPr>
+            <w:r>
+              <w:rPr>
+                <w:rFonts w:ascii="Helvetica" w:hAnsi="Helvetica" w:eastAsia="Helvetica" w:cs="Helvetica"/>
+                <w:i w:val="false"/>
+                <w:b w:val="false"/>
+                <w:u w:val="none"/>
+                <w:sz w:val="22"/>
+                <w:szCs w:val="22"/>
+                <w:color w:val="000000"/>
+              </w:rPr>
+              <w:t xml:space="preserve">0.16, 2.72</w:t>
+            </w:r>
+          </w:p>
+        </w:tc>
+        <w:tc>
+          <w:tcPr>
+            <w:tcBorders>
+              <w:bottom w:val="none" w:sz="0" w:space="0" w:color="000000"/>
+              <w:top w:val="none" w:sz="0" w:space="0" w:color="000000"/>
+              <w:left w:val="none" w:sz="0" w:space="0" w:color="000000"/>
+              <w:right w:val="none" w:sz="0" w:space="0" w:color="000000"/>
+            </w:tcBorders>
+            <w:shd w:val="clear" w:color="auto" w:fill="FFFFFF"/>
+            <w:tcMar>
+              <w:top w:w="0" w:type="dxa"/>
+              <w:bottom w:w="0" w:type="dxa"/>
+              <w:left w:w="0" w:type="dxa"/>
+              <w:right w:w="0" w:type="dxa"/>
+            </w:tcMar>
+            <w:vAlign w:val="top"/>
+          </w:tcPr>
+          <w:p>
+            <w:pPr>
+              <w:pStyle w:val="Normal"/>
+              <w:jc w:val="center"/>
+              <w:pBdr>
+                <w:bottom w:val="none" w:sz="0" w:space="0" w:color="000000"/>
+                <w:top w:val="none" w:sz="0" w:space="0" w:color="000000"/>
+                <w:left w:val="none" w:sz="0" w:space="0" w:color="000000"/>
+                <w:right w:val="none" w:sz="0" w:space="0" w:color="000000"/>
+              </w:pBdr>
+              <w:spacing w:after="100" w:before="100" w:line="240"/>
+              <w:ind w:left="100" w:right="100" w:firstLine="0" w:firstLineChars="0"/>
+              <w:rPr>
+                <w:rFonts w:ascii="Helvetica" w:hAnsi="Helvetica" w:eastAsia="Helvetica" w:cs="Helvetica"/>
+                <w:i w:val="false"/>
+                <w:b w:val="false"/>
+                <w:u w:val="none"/>
+                <w:sz w:val="22"/>
+                <w:szCs w:val="22"/>
+                <w:color w:val="000000"/>
+              </w:rPr>
+            </w:pPr>
+            <w:r>
+              <w:rPr>
+                <w:rFonts w:ascii="Helvetica" w:hAnsi="Helvetica" w:eastAsia="Helvetica" w:cs="Helvetica"/>
+                <w:i w:val="false"/>
+                <w:b w:val="false"/>
+                <w:u w:val="none"/>
+                <w:sz w:val="22"/>
+                <w:szCs w:val="22"/>
+                <w:color w:val="000000"/>
+              </w:rPr>
+              <w:t xml:space="preserve">0.570</w:t>
             </w:r>
           </w:p>
         </w:tc>
@@ -11246,113 +11246,113 @@
                 <w:szCs w:val="22"/>
                 <w:color w:val="000000"/>
               </w:rPr>
-              <w:t xml:space="preserve">0.99</w:t>
-            </w:r>
-          </w:p>
-        </w:tc>
-        <w:tc>
-          <w:tcPr>
-            <w:tcBorders>
-              <w:bottom w:val="none" w:sz="0" w:space="0" w:color="000000"/>
-              <w:top w:val="none" w:sz="0" w:space="0" w:color="000000"/>
-              <w:left w:val="none" w:sz="0" w:space="0" w:color="000000"/>
-              <w:right w:val="none" w:sz="0" w:space="0" w:color="000000"/>
-            </w:tcBorders>
-            <w:shd w:val="clear" w:color="auto" w:fill="FFFFFF"/>
-            <w:tcMar>
-              <w:top w:w="0" w:type="dxa"/>
-              <w:bottom w:w="0" w:type="dxa"/>
-              <w:left w:w="0" w:type="dxa"/>
-              <w:right w:w="0" w:type="dxa"/>
-            </w:tcMar>
-            <w:vAlign w:val="top"/>
-          </w:tcPr>
-          <w:p>
-            <w:pPr>
-              <w:pStyle w:val="Normal"/>
-              <w:jc w:val="center"/>
-              <w:pBdr>
-                <w:bottom w:val="none" w:sz="0" w:space="0" w:color="000000"/>
-                <w:top w:val="none" w:sz="0" w:space="0" w:color="000000"/>
-                <w:left w:val="none" w:sz="0" w:space="0" w:color="000000"/>
-                <w:right w:val="none" w:sz="0" w:space="0" w:color="000000"/>
-              </w:pBdr>
-              <w:spacing w:after="100" w:before="100" w:line="240"/>
-              <w:ind w:left="100" w:right="100" w:firstLine="0" w:firstLineChars="0"/>
-              <w:rPr>
-                <w:rFonts w:ascii="Helvetica" w:hAnsi="Helvetica" w:eastAsia="Helvetica" w:cs="Helvetica"/>
-                <w:i w:val="false"/>
-                <w:b w:val="false"/>
-                <w:u w:val="none"/>
-                <w:sz w:val="22"/>
-                <w:szCs w:val="22"/>
-                <w:color w:val="000000"/>
-              </w:rPr>
-            </w:pPr>
-            <w:r>
-              <w:rPr>
-                <w:rFonts w:ascii="Helvetica" w:hAnsi="Helvetica" w:eastAsia="Helvetica" w:cs="Helvetica"/>
-                <w:i w:val="false"/>
-                <w:b w:val="false"/>
-                <w:u w:val="none"/>
-                <w:sz w:val="22"/>
-                <w:szCs w:val="22"/>
-                <w:color w:val="000000"/>
-              </w:rPr>
-              <w:t xml:space="preserve">0.54, 1.82</w:t>
-            </w:r>
-          </w:p>
-        </w:tc>
-        <w:tc>
-          <w:tcPr>
-            <w:tcBorders>
-              <w:bottom w:val="none" w:sz="0" w:space="0" w:color="000000"/>
-              <w:top w:val="none" w:sz="0" w:space="0" w:color="000000"/>
-              <w:left w:val="none" w:sz="0" w:space="0" w:color="000000"/>
-              <w:right w:val="none" w:sz="0" w:space="0" w:color="000000"/>
-            </w:tcBorders>
-            <w:shd w:val="clear" w:color="auto" w:fill="FFFFFF"/>
-            <w:tcMar>
-              <w:top w:w="0" w:type="dxa"/>
-              <w:bottom w:w="0" w:type="dxa"/>
-              <w:left w:w="0" w:type="dxa"/>
-              <w:right w:w="0" w:type="dxa"/>
-            </w:tcMar>
-            <w:vAlign w:val="top"/>
-          </w:tcPr>
-          <w:p>
-            <w:pPr>
-              <w:pStyle w:val="Normal"/>
-              <w:jc w:val="center"/>
-              <w:pBdr>
-                <w:bottom w:val="none" w:sz="0" w:space="0" w:color="000000"/>
-                <w:top w:val="none" w:sz="0" w:space="0" w:color="000000"/>
-                <w:left w:val="none" w:sz="0" w:space="0" w:color="000000"/>
-                <w:right w:val="none" w:sz="0" w:space="0" w:color="000000"/>
-              </w:pBdr>
-              <w:spacing w:after="100" w:before="100" w:line="240"/>
-              <w:ind w:left="100" w:right="100" w:firstLine="0" w:firstLineChars="0"/>
-              <w:rPr>
-                <w:rFonts w:ascii="Helvetica" w:hAnsi="Helvetica" w:eastAsia="Helvetica" w:cs="Helvetica"/>
-                <w:i w:val="false"/>
-                <w:b w:val="false"/>
-                <w:u w:val="none"/>
-                <w:sz w:val="22"/>
-                <w:szCs w:val="22"/>
-                <w:color w:val="000000"/>
-              </w:rPr>
-            </w:pPr>
-            <w:r>
-              <w:rPr>
-                <w:rFonts w:ascii="Helvetica" w:hAnsi="Helvetica" w:eastAsia="Helvetica" w:cs="Helvetica"/>
-                <w:i w:val="false"/>
-                <w:b w:val="false"/>
-                <w:u w:val="none"/>
-                <w:sz w:val="22"/>
-                <w:szCs w:val="22"/>
-                <w:color w:val="000000"/>
-              </w:rPr>
-              <w:t xml:space="preserve">0.970</w:t>
+              <w:t xml:space="preserve">1.01</w:t>
+            </w:r>
+          </w:p>
+        </w:tc>
+        <w:tc>
+          <w:tcPr>
+            <w:tcBorders>
+              <w:bottom w:val="none" w:sz="0" w:space="0" w:color="000000"/>
+              <w:top w:val="none" w:sz="0" w:space="0" w:color="000000"/>
+              <w:left w:val="none" w:sz="0" w:space="0" w:color="000000"/>
+              <w:right w:val="none" w:sz="0" w:space="0" w:color="000000"/>
+            </w:tcBorders>
+            <w:shd w:val="clear" w:color="auto" w:fill="FFFFFF"/>
+            <w:tcMar>
+              <w:top w:w="0" w:type="dxa"/>
+              <w:bottom w:w="0" w:type="dxa"/>
+              <w:left w:w="0" w:type="dxa"/>
+              <w:right w:w="0" w:type="dxa"/>
+            </w:tcMar>
+            <w:vAlign w:val="top"/>
+          </w:tcPr>
+          <w:p>
+            <w:pPr>
+              <w:pStyle w:val="Normal"/>
+              <w:jc w:val="center"/>
+              <w:pBdr>
+                <w:bottom w:val="none" w:sz="0" w:space="0" w:color="000000"/>
+                <w:top w:val="none" w:sz="0" w:space="0" w:color="000000"/>
+                <w:left w:val="none" w:sz="0" w:space="0" w:color="000000"/>
+                <w:right w:val="none" w:sz="0" w:space="0" w:color="000000"/>
+              </w:pBdr>
+              <w:spacing w:after="100" w:before="100" w:line="240"/>
+              <w:ind w:left="100" w:right="100" w:firstLine="0" w:firstLineChars="0"/>
+              <w:rPr>
+                <w:rFonts w:ascii="Helvetica" w:hAnsi="Helvetica" w:eastAsia="Helvetica" w:cs="Helvetica"/>
+                <w:i w:val="false"/>
+                <w:b w:val="false"/>
+                <w:u w:val="none"/>
+                <w:sz w:val="22"/>
+                <w:szCs w:val="22"/>
+                <w:color w:val="000000"/>
+              </w:rPr>
+            </w:pPr>
+            <w:r>
+              <w:rPr>
+                <w:rFonts w:ascii="Helvetica" w:hAnsi="Helvetica" w:eastAsia="Helvetica" w:cs="Helvetica"/>
+                <w:i w:val="false"/>
+                <w:b w:val="false"/>
+                <w:u w:val="none"/>
+                <w:sz w:val="22"/>
+                <w:szCs w:val="22"/>
+                <w:color w:val="000000"/>
+              </w:rPr>
+              <w:t xml:space="preserve">0.55, 1.84</w:t>
+            </w:r>
+          </w:p>
+        </w:tc>
+        <w:tc>
+          <w:tcPr>
+            <w:tcBorders>
+              <w:bottom w:val="none" w:sz="0" w:space="0" w:color="000000"/>
+              <w:top w:val="none" w:sz="0" w:space="0" w:color="000000"/>
+              <w:left w:val="none" w:sz="0" w:space="0" w:color="000000"/>
+              <w:right w:val="none" w:sz="0" w:space="0" w:color="000000"/>
+            </w:tcBorders>
+            <w:shd w:val="clear" w:color="auto" w:fill="FFFFFF"/>
+            <w:tcMar>
+              <w:top w:w="0" w:type="dxa"/>
+              <w:bottom w:w="0" w:type="dxa"/>
+              <w:left w:w="0" w:type="dxa"/>
+              <w:right w:w="0" w:type="dxa"/>
+            </w:tcMar>
+            <w:vAlign w:val="top"/>
+          </w:tcPr>
+          <w:p>
+            <w:pPr>
+              <w:pStyle w:val="Normal"/>
+              <w:jc w:val="center"/>
+              <w:pBdr>
+                <w:bottom w:val="none" w:sz="0" w:space="0" w:color="000000"/>
+                <w:top w:val="none" w:sz="0" w:space="0" w:color="000000"/>
+                <w:left w:val="none" w:sz="0" w:space="0" w:color="000000"/>
+                <w:right w:val="none" w:sz="0" w:space="0" w:color="000000"/>
+              </w:pBdr>
+              <w:spacing w:after="100" w:before="100" w:line="240"/>
+              <w:ind w:left="100" w:right="100" w:firstLine="0" w:firstLineChars="0"/>
+              <w:rPr>
+                <w:rFonts w:ascii="Helvetica" w:hAnsi="Helvetica" w:eastAsia="Helvetica" w:cs="Helvetica"/>
+                <w:i w:val="false"/>
+                <w:b w:val="false"/>
+                <w:u w:val="none"/>
+                <w:sz w:val="22"/>
+                <w:szCs w:val="22"/>
+                <w:color w:val="000000"/>
+              </w:rPr>
+            </w:pPr>
+            <w:r>
+              <w:rPr>
+                <w:rFonts w:ascii="Helvetica" w:hAnsi="Helvetica" w:eastAsia="Helvetica" w:cs="Helvetica"/>
+                <w:i w:val="false"/>
+                <w:b w:val="false"/>
+                <w:u w:val="none"/>
+                <w:sz w:val="22"/>
+                <w:szCs w:val="22"/>
+                <w:color w:val="000000"/>
+              </w:rPr>
+              <w:t xml:space="preserve">0.980</w:t>
             </w:r>
           </w:p>
         </w:tc>
@@ -12695,60 +12695,60 @@
                 <w:szCs w:val="22"/>
                 <w:color w:val="000000"/>
               </w:rPr>
-              <w:t xml:space="preserve">5.03</w:t>
-            </w:r>
-          </w:p>
-        </w:tc>
-        <w:tc>
-          <w:tcPr>
-            <w:tcBorders>
-              <w:bottom w:val="none" w:sz="0" w:space="0" w:color="000000"/>
-              <w:top w:val="none" w:sz="0" w:space="0" w:color="000000"/>
-              <w:left w:val="none" w:sz="0" w:space="0" w:color="000000"/>
-              <w:right w:val="none" w:sz="0" w:space="0" w:color="000000"/>
-            </w:tcBorders>
-            <w:shd w:val="clear" w:color="auto" w:fill="FFFFFF"/>
-            <w:tcMar>
-              <w:top w:w="0" w:type="dxa"/>
-              <w:bottom w:w="0" w:type="dxa"/>
-              <w:left w:w="0" w:type="dxa"/>
-              <w:right w:w="0" w:type="dxa"/>
-            </w:tcMar>
-            <w:vAlign w:val="top"/>
-          </w:tcPr>
-          <w:p>
-            <w:pPr>
-              <w:pStyle w:val="Normal"/>
-              <w:jc w:val="center"/>
-              <w:pBdr>
-                <w:bottom w:val="none" w:sz="0" w:space="0" w:color="000000"/>
-                <w:top w:val="none" w:sz="0" w:space="0" w:color="000000"/>
-                <w:left w:val="none" w:sz="0" w:space="0" w:color="000000"/>
-                <w:right w:val="none" w:sz="0" w:space="0" w:color="000000"/>
-              </w:pBdr>
-              <w:spacing w:after="100" w:before="100" w:line="240"/>
-              <w:ind w:left="100" w:right="100" w:firstLine="0" w:firstLineChars="0"/>
-              <w:rPr>
-                <w:rFonts w:ascii="Helvetica" w:hAnsi="Helvetica" w:eastAsia="Helvetica" w:cs="Helvetica"/>
-                <w:i w:val="false"/>
-                <w:b w:val="false"/>
-                <w:u w:val="none"/>
-                <w:sz w:val="22"/>
-                <w:szCs w:val="22"/>
-                <w:color w:val="000000"/>
-              </w:rPr>
-            </w:pPr>
-            <w:r>
-              <w:rPr>
-                <w:rFonts w:ascii="Helvetica" w:hAnsi="Helvetica" w:eastAsia="Helvetica" w:cs="Helvetica"/>
-                <w:i w:val="false"/>
-                <w:b w:val="false"/>
-                <w:u w:val="none"/>
-                <w:sz w:val="22"/>
-                <w:szCs w:val="22"/>
-                <w:color w:val="000000"/>
-              </w:rPr>
-              <w:t xml:space="preserve">2.53, 10.0</w:t>
+              <w:t xml:space="preserve">4.89</w:t>
+            </w:r>
+          </w:p>
+        </w:tc>
+        <w:tc>
+          <w:tcPr>
+            <w:tcBorders>
+              <w:bottom w:val="none" w:sz="0" w:space="0" w:color="000000"/>
+              <w:top w:val="none" w:sz="0" w:space="0" w:color="000000"/>
+              <w:left w:val="none" w:sz="0" w:space="0" w:color="000000"/>
+              <w:right w:val="none" w:sz="0" w:space="0" w:color="000000"/>
+            </w:tcBorders>
+            <w:shd w:val="clear" w:color="auto" w:fill="FFFFFF"/>
+            <w:tcMar>
+              <w:top w:w="0" w:type="dxa"/>
+              <w:bottom w:w="0" w:type="dxa"/>
+              <w:left w:w="0" w:type="dxa"/>
+              <w:right w:w="0" w:type="dxa"/>
+            </w:tcMar>
+            <w:vAlign w:val="top"/>
+          </w:tcPr>
+          <w:p>
+            <w:pPr>
+              <w:pStyle w:val="Normal"/>
+              <w:jc w:val="center"/>
+              <w:pBdr>
+                <w:bottom w:val="none" w:sz="0" w:space="0" w:color="000000"/>
+                <w:top w:val="none" w:sz="0" w:space="0" w:color="000000"/>
+                <w:left w:val="none" w:sz="0" w:space="0" w:color="000000"/>
+                <w:right w:val="none" w:sz="0" w:space="0" w:color="000000"/>
+              </w:pBdr>
+              <w:spacing w:after="100" w:before="100" w:line="240"/>
+              <w:ind w:left="100" w:right="100" w:firstLine="0" w:firstLineChars="0"/>
+              <w:rPr>
+                <w:rFonts w:ascii="Helvetica" w:hAnsi="Helvetica" w:eastAsia="Helvetica" w:cs="Helvetica"/>
+                <w:i w:val="false"/>
+                <w:b w:val="false"/>
+                <w:u w:val="none"/>
+                <w:sz w:val="22"/>
+                <w:szCs w:val="22"/>
+                <w:color w:val="000000"/>
+              </w:rPr>
+            </w:pPr>
+            <w:r>
+              <w:rPr>
+                <w:rFonts w:ascii="Helvetica" w:hAnsi="Helvetica" w:eastAsia="Helvetica" w:cs="Helvetica"/>
+                <w:i w:val="false"/>
+                <w:b w:val="false"/>
+                <w:u w:val="none"/>
+                <w:sz w:val="22"/>
+                <w:szCs w:val="22"/>
+                <w:color w:val="000000"/>
+              </w:rPr>
+              <w:t xml:space="preserve">2.46, 9.73</w:t>
             </w:r>
           </w:p>
         </w:tc>
@@ -14144,113 +14144,113 @@
                 <w:szCs w:val="22"/>
                 <w:color w:val="000000"/>
               </w:rPr>
-              <w:t xml:space="preserve">1.87</w:t>
-            </w:r>
-          </w:p>
-        </w:tc>
-        <w:tc>
-          <w:tcPr>
-            <w:tcBorders>
-              <w:bottom w:val="none" w:sz="0" w:space="0" w:color="000000"/>
-              <w:top w:val="none" w:sz="0" w:space="0" w:color="000000"/>
-              <w:left w:val="none" w:sz="0" w:space="0" w:color="000000"/>
-              <w:right w:val="none" w:sz="0" w:space="0" w:color="000000"/>
-            </w:tcBorders>
-            <w:shd w:val="clear" w:color="auto" w:fill="FFFFFF"/>
-            <w:tcMar>
-              <w:top w:w="0" w:type="dxa"/>
-              <w:bottom w:w="0" w:type="dxa"/>
-              <w:left w:w="0" w:type="dxa"/>
-              <w:right w:w="0" w:type="dxa"/>
-            </w:tcMar>
-            <w:vAlign w:val="top"/>
-          </w:tcPr>
-          <w:p>
-            <w:pPr>
-              <w:pStyle w:val="Normal"/>
-              <w:jc w:val="center"/>
-              <w:pBdr>
-                <w:bottom w:val="none" w:sz="0" w:space="0" w:color="000000"/>
-                <w:top w:val="none" w:sz="0" w:space="0" w:color="000000"/>
-                <w:left w:val="none" w:sz="0" w:space="0" w:color="000000"/>
-                <w:right w:val="none" w:sz="0" w:space="0" w:color="000000"/>
-              </w:pBdr>
-              <w:spacing w:after="100" w:before="100" w:line="240"/>
-              <w:ind w:left="100" w:right="100" w:firstLine="0" w:firstLineChars="0"/>
-              <w:rPr>
-                <w:rFonts w:ascii="Helvetica" w:hAnsi="Helvetica" w:eastAsia="Helvetica" w:cs="Helvetica"/>
-                <w:i w:val="false"/>
-                <w:b w:val="false"/>
-                <w:u w:val="none"/>
-                <w:sz w:val="22"/>
-                <w:szCs w:val="22"/>
-                <w:color w:val="000000"/>
-              </w:rPr>
-            </w:pPr>
-            <w:r>
-              <w:rPr>
-                <w:rFonts w:ascii="Helvetica" w:hAnsi="Helvetica" w:eastAsia="Helvetica" w:cs="Helvetica"/>
-                <w:i w:val="false"/>
-                <w:b w:val="false"/>
-                <w:u w:val="none"/>
-                <w:sz w:val="22"/>
-                <w:szCs w:val="22"/>
-                <w:color w:val="000000"/>
-              </w:rPr>
-              <w:t xml:space="preserve">1.02, 3.42</w:t>
-            </w:r>
-          </w:p>
-        </w:tc>
-        <w:tc>
-          <w:tcPr>
-            <w:tcBorders>
-              <w:bottom w:val="none" w:sz="0" w:space="0" w:color="000000"/>
-              <w:top w:val="none" w:sz="0" w:space="0" w:color="000000"/>
-              <w:left w:val="none" w:sz="0" w:space="0" w:color="000000"/>
-              <w:right w:val="none" w:sz="0" w:space="0" w:color="000000"/>
-            </w:tcBorders>
-            <w:shd w:val="clear" w:color="auto" w:fill="FFFFFF"/>
-            <w:tcMar>
-              <w:top w:w="0" w:type="dxa"/>
-              <w:bottom w:w="0" w:type="dxa"/>
-              <w:left w:w="0" w:type="dxa"/>
-              <w:right w:w="0" w:type="dxa"/>
-            </w:tcMar>
-            <w:vAlign w:val="top"/>
-          </w:tcPr>
-          <w:p>
-            <w:pPr>
-              <w:pStyle w:val="Normal"/>
-              <w:jc w:val="center"/>
-              <w:pBdr>
-                <w:bottom w:val="none" w:sz="0" w:space="0" w:color="000000"/>
-                <w:top w:val="none" w:sz="0" w:space="0" w:color="000000"/>
-                <w:left w:val="none" w:sz="0" w:space="0" w:color="000000"/>
-                <w:right w:val="none" w:sz="0" w:space="0" w:color="000000"/>
-              </w:pBdr>
-              <w:spacing w:after="100" w:before="100" w:line="240"/>
-              <w:ind w:left="100" w:right="100" w:firstLine="0" w:firstLineChars="0"/>
-              <w:rPr>
-                <w:rFonts w:ascii="Helvetica" w:hAnsi="Helvetica" w:eastAsia="Helvetica" w:cs="Helvetica"/>
-                <w:i w:val="false"/>
-                <w:b w:val="false"/>
-                <w:u w:val="none"/>
-                <w:sz w:val="22"/>
-                <w:szCs w:val="22"/>
-                <w:color w:val="000000"/>
-              </w:rPr>
-            </w:pPr>
-            <w:r>
-              <w:rPr>
-                <w:rFonts w:ascii="Helvetica" w:hAnsi="Helvetica" w:eastAsia="Helvetica" w:cs="Helvetica"/>
-                <w:i w:val="false"/>
-                <w:b w:val="false"/>
-                <w:u w:val="none"/>
-                <w:sz w:val="22"/>
-                <w:szCs w:val="22"/>
-                <w:color w:val="000000"/>
-              </w:rPr>
-              <w:t xml:space="preserve">0.043</w:t>
+              <w:t xml:space="preserve">1.88</w:t>
+            </w:r>
+          </w:p>
+        </w:tc>
+        <w:tc>
+          <w:tcPr>
+            <w:tcBorders>
+              <w:bottom w:val="none" w:sz="0" w:space="0" w:color="000000"/>
+              <w:top w:val="none" w:sz="0" w:space="0" w:color="000000"/>
+              <w:left w:val="none" w:sz="0" w:space="0" w:color="000000"/>
+              <w:right w:val="none" w:sz="0" w:space="0" w:color="000000"/>
+            </w:tcBorders>
+            <w:shd w:val="clear" w:color="auto" w:fill="FFFFFF"/>
+            <w:tcMar>
+              <w:top w:w="0" w:type="dxa"/>
+              <w:bottom w:w="0" w:type="dxa"/>
+              <w:left w:w="0" w:type="dxa"/>
+              <w:right w:w="0" w:type="dxa"/>
+            </w:tcMar>
+            <w:vAlign w:val="top"/>
+          </w:tcPr>
+          <w:p>
+            <w:pPr>
+              <w:pStyle w:val="Normal"/>
+              <w:jc w:val="center"/>
+              <w:pBdr>
+                <w:bottom w:val="none" w:sz="0" w:space="0" w:color="000000"/>
+                <w:top w:val="none" w:sz="0" w:space="0" w:color="000000"/>
+                <w:left w:val="none" w:sz="0" w:space="0" w:color="000000"/>
+                <w:right w:val="none" w:sz="0" w:space="0" w:color="000000"/>
+              </w:pBdr>
+              <w:spacing w:after="100" w:before="100" w:line="240"/>
+              <w:ind w:left="100" w:right="100" w:firstLine="0" w:firstLineChars="0"/>
+              <w:rPr>
+                <w:rFonts w:ascii="Helvetica" w:hAnsi="Helvetica" w:eastAsia="Helvetica" w:cs="Helvetica"/>
+                <w:i w:val="false"/>
+                <w:b w:val="false"/>
+                <w:u w:val="none"/>
+                <w:sz w:val="22"/>
+                <w:szCs w:val="22"/>
+                <w:color w:val="000000"/>
+              </w:rPr>
+            </w:pPr>
+            <w:r>
+              <w:rPr>
+                <w:rFonts w:ascii="Helvetica" w:hAnsi="Helvetica" w:eastAsia="Helvetica" w:cs="Helvetica"/>
+                <w:i w:val="false"/>
+                <w:b w:val="false"/>
+                <w:u w:val="none"/>
+                <w:sz w:val="22"/>
+                <w:szCs w:val="22"/>
+                <w:color w:val="000000"/>
+              </w:rPr>
+              <w:t xml:space="preserve">1.02, 3.46</w:t>
+            </w:r>
+          </w:p>
+        </w:tc>
+        <w:tc>
+          <w:tcPr>
+            <w:tcBorders>
+              <w:bottom w:val="none" w:sz="0" w:space="0" w:color="000000"/>
+              <w:top w:val="none" w:sz="0" w:space="0" w:color="000000"/>
+              <w:left w:val="none" w:sz="0" w:space="0" w:color="000000"/>
+              <w:right w:val="none" w:sz="0" w:space="0" w:color="000000"/>
+            </w:tcBorders>
+            <w:shd w:val="clear" w:color="auto" w:fill="FFFFFF"/>
+            <w:tcMar>
+              <w:top w:w="0" w:type="dxa"/>
+              <w:bottom w:w="0" w:type="dxa"/>
+              <w:left w:w="0" w:type="dxa"/>
+              <w:right w:w="0" w:type="dxa"/>
+            </w:tcMar>
+            <w:vAlign w:val="top"/>
+          </w:tcPr>
+          <w:p>
+            <w:pPr>
+              <w:pStyle w:val="Normal"/>
+              <w:jc w:val="center"/>
+              <w:pBdr>
+                <w:bottom w:val="none" w:sz="0" w:space="0" w:color="000000"/>
+                <w:top w:val="none" w:sz="0" w:space="0" w:color="000000"/>
+                <w:left w:val="none" w:sz="0" w:space="0" w:color="000000"/>
+                <w:right w:val="none" w:sz="0" w:space="0" w:color="000000"/>
+              </w:pBdr>
+              <w:spacing w:after="100" w:before="100" w:line="240"/>
+              <w:ind w:left="100" w:right="100" w:firstLine="0" w:firstLineChars="0"/>
+              <w:rPr>
+                <w:rFonts w:ascii="Helvetica" w:hAnsi="Helvetica" w:eastAsia="Helvetica" w:cs="Helvetica"/>
+                <w:i w:val="false"/>
+                <w:b w:val="false"/>
+                <w:u w:val="none"/>
+                <w:sz w:val="22"/>
+                <w:szCs w:val="22"/>
+                <w:color w:val="000000"/>
+              </w:rPr>
+            </w:pPr>
+            <w:r>
+              <w:rPr>
+                <w:rFonts w:ascii="Helvetica" w:hAnsi="Helvetica" w:eastAsia="Helvetica" w:cs="Helvetica"/>
+                <w:i w:val="false"/>
+                <w:b w:val="false"/>
+                <w:u w:val="none"/>
+                <w:sz w:val="22"/>
+                <w:szCs w:val="22"/>
+                <w:color w:val="000000"/>
+              </w:rPr>
+              <w:t xml:space="preserve">0.042</w:t>
             </w:r>
           </w:p>
         </w:tc>
@@ -14627,113 +14627,113 @@
                 <w:szCs w:val="22"/>
                 <w:color w:val="000000"/>
               </w:rPr>
-              <w:t xml:space="preserve">1.17</w:t>
-            </w:r>
-          </w:p>
-        </w:tc>
-        <w:tc>
-          <w:tcPr>
-            <w:tcBorders>
-              <w:bottom w:val="none" w:sz="0" w:space="0" w:color="000000"/>
-              <w:top w:val="none" w:sz="0" w:space="0" w:color="000000"/>
-              <w:left w:val="none" w:sz="0" w:space="0" w:color="000000"/>
-              <w:right w:val="none" w:sz="0" w:space="0" w:color="000000"/>
-            </w:tcBorders>
-            <w:shd w:val="clear" w:color="auto" w:fill="FFFFFF"/>
-            <w:tcMar>
-              <w:top w:w="0" w:type="dxa"/>
-              <w:bottom w:w="0" w:type="dxa"/>
-              <w:left w:w="0" w:type="dxa"/>
-              <w:right w:w="0" w:type="dxa"/>
-            </w:tcMar>
-            <w:vAlign w:val="top"/>
-          </w:tcPr>
-          <w:p>
-            <w:pPr>
-              <w:pStyle w:val="Normal"/>
-              <w:jc w:val="center"/>
-              <w:pBdr>
-                <w:bottom w:val="none" w:sz="0" w:space="0" w:color="000000"/>
-                <w:top w:val="none" w:sz="0" w:space="0" w:color="000000"/>
-                <w:left w:val="none" w:sz="0" w:space="0" w:color="000000"/>
-                <w:right w:val="none" w:sz="0" w:space="0" w:color="000000"/>
-              </w:pBdr>
-              <w:spacing w:after="100" w:before="100" w:line="240"/>
-              <w:ind w:left="100" w:right="100" w:firstLine="0" w:firstLineChars="0"/>
-              <w:rPr>
-                <w:rFonts w:ascii="Helvetica" w:hAnsi="Helvetica" w:eastAsia="Helvetica" w:cs="Helvetica"/>
-                <w:i w:val="false"/>
-                <w:b w:val="false"/>
-                <w:u w:val="none"/>
-                <w:sz w:val="22"/>
-                <w:szCs w:val="22"/>
-                <w:color w:val="000000"/>
-              </w:rPr>
-            </w:pPr>
-            <w:r>
-              <w:rPr>
-                <w:rFonts w:ascii="Helvetica" w:hAnsi="Helvetica" w:eastAsia="Helvetica" w:cs="Helvetica"/>
-                <w:i w:val="false"/>
-                <w:b w:val="false"/>
-                <w:u w:val="none"/>
-                <w:sz w:val="22"/>
-                <w:szCs w:val="22"/>
-                <w:color w:val="000000"/>
-              </w:rPr>
-              <w:t xml:space="preserve">0.47, 2.94</w:t>
-            </w:r>
-          </w:p>
-        </w:tc>
-        <w:tc>
-          <w:tcPr>
-            <w:tcBorders>
-              <w:bottom w:val="none" w:sz="0" w:space="0" w:color="000000"/>
-              <w:top w:val="none" w:sz="0" w:space="0" w:color="000000"/>
-              <w:left w:val="none" w:sz="0" w:space="0" w:color="000000"/>
-              <w:right w:val="none" w:sz="0" w:space="0" w:color="000000"/>
-            </w:tcBorders>
-            <w:shd w:val="clear" w:color="auto" w:fill="FFFFFF"/>
-            <w:tcMar>
-              <w:top w:w="0" w:type="dxa"/>
-              <w:bottom w:w="0" w:type="dxa"/>
-              <w:left w:w="0" w:type="dxa"/>
-              <w:right w:w="0" w:type="dxa"/>
-            </w:tcMar>
-            <w:vAlign w:val="top"/>
-          </w:tcPr>
-          <w:p>
-            <w:pPr>
-              <w:pStyle w:val="Normal"/>
-              <w:jc w:val="center"/>
-              <w:pBdr>
-                <w:bottom w:val="none" w:sz="0" w:space="0" w:color="000000"/>
-                <w:top w:val="none" w:sz="0" w:space="0" w:color="000000"/>
-                <w:left w:val="none" w:sz="0" w:space="0" w:color="000000"/>
-                <w:right w:val="none" w:sz="0" w:space="0" w:color="000000"/>
-              </w:pBdr>
-              <w:spacing w:after="100" w:before="100" w:line="240"/>
-              <w:ind w:left="100" w:right="100" w:firstLine="0" w:firstLineChars="0"/>
-              <w:rPr>
-                <w:rFonts w:ascii="Helvetica" w:hAnsi="Helvetica" w:eastAsia="Helvetica" w:cs="Helvetica"/>
-                <w:i w:val="false"/>
-                <w:b w:val="false"/>
-                <w:u w:val="none"/>
-                <w:sz w:val="22"/>
-                <w:szCs w:val="22"/>
-                <w:color w:val="000000"/>
-              </w:rPr>
-            </w:pPr>
-            <w:r>
-              <w:rPr>
-                <w:rFonts w:ascii="Helvetica" w:hAnsi="Helvetica" w:eastAsia="Helvetica" w:cs="Helvetica"/>
-                <w:i w:val="false"/>
-                <w:b w:val="false"/>
-                <w:u w:val="none"/>
-                <w:sz w:val="22"/>
-                <w:szCs w:val="22"/>
-                <w:color w:val="000000"/>
-              </w:rPr>
-              <w:t xml:space="preserve">0.740</w:t>
+              <w:t xml:space="preserve">1.19</w:t>
+            </w:r>
+          </w:p>
+        </w:tc>
+        <w:tc>
+          <w:tcPr>
+            <w:tcBorders>
+              <w:bottom w:val="none" w:sz="0" w:space="0" w:color="000000"/>
+              <w:top w:val="none" w:sz="0" w:space="0" w:color="000000"/>
+              <w:left w:val="none" w:sz="0" w:space="0" w:color="000000"/>
+              <w:right w:val="none" w:sz="0" w:space="0" w:color="000000"/>
+            </w:tcBorders>
+            <w:shd w:val="clear" w:color="auto" w:fill="FFFFFF"/>
+            <w:tcMar>
+              <w:top w:w="0" w:type="dxa"/>
+              <w:bottom w:w="0" w:type="dxa"/>
+              <w:left w:w="0" w:type="dxa"/>
+              <w:right w:w="0" w:type="dxa"/>
+            </w:tcMar>
+            <w:vAlign w:val="top"/>
+          </w:tcPr>
+          <w:p>
+            <w:pPr>
+              <w:pStyle w:val="Normal"/>
+              <w:jc w:val="center"/>
+              <w:pBdr>
+                <w:bottom w:val="none" w:sz="0" w:space="0" w:color="000000"/>
+                <w:top w:val="none" w:sz="0" w:space="0" w:color="000000"/>
+                <w:left w:val="none" w:sz="0" w:space="0" w:color="000000"/>
+                <w:right w:val="none" w:sz="0" w:space="0" w:color="000000"/>
+              </w:pBdr>
+              <w:spacing w:after="100" w:before="100" w:line="240"/>
+              <w:ind w:left="100" w:right="100" w:firstLine="0" w:firstLineChars="0"/>
+              <w:rPr>
+                <w:rFonts w:ascii="Helvetica" w:hAnsi="Helvetica" w:eastAsia="Helvetica" w:cs="Helvetica"/>
+                <w:i w:val="false"/>
+                <w:b w:val="false"/>
+                <w:u w:val="none"/>
+                <w:sz w:val="22"/>
+                <w:szCs w:val="22"/>
+                <w:color w:val="000000"/>
+              </w:rPr>
+            </w:pPr>
+            <w:r>
+              <w:rPr>
+                <w:rFonts w:ascii="Helvetica" w:hAnsi="Helvetica" w:eastAsia="Helvetica" w:cs="Helvetica"/>
+                <w:i w:val="false"/>
+                <w:b w:val="false"/>
+                <w:u w:val="none"/>
+                <w:sz w:val="22"/>
+                <w:szCs w:val="22"/>
+                <w:color w:val="000000"/>
+              </w:rPr>
+              <w:t xml:space="preserve">0.48, 2.99</w:t>
+            </w:r>
+          </w:p>
+        </w:tc>
+        <w:tc>
+          <w:tcPr>
+            <w:tcBorders>
+              <w:bottom w:val="none" w:sz="0" w:space="0" w:color="000000"/>
+              <w:top w:val="none" w:sz="0" w:space="0" w:color="000000"/>
+              <w:left w:val="none" w:sz="0" w:space="0" w:color="000000"/>
+              <w:right w:val="none" w:sz="0" w:space="0" w:color="000000"/>
+            </w:tcBorders>
+            <w:shd w:val="clear" w:color="auto" w:fill="FFFFFF"/>
+            <w:tcMar>
+              <w:top w:w="0" w:type="dxa"/>
+              <w:bottom w:w="0" w:type="dxa"/>
+              <w:left w:w="0" w:type="dxa"/>
+              <w:right w:w="0" w:type="dxa"/>
+            </w:tcMar>
+            <w:vAlign w:val="top"/>
+          </w:tcPr>
+          <w:p>
+            <w:pPr>
+              <w:pStyle w:val="Normal"/>
+              <w:jc w:val="center"/>
+              <w:pBdr>
+                <w:bottom w:val="none" w:sz="0" w:space="0" w:color="000000"/>
+                <w:top w:val="none" w:sz="0" w:space="0" w:color="000000"/>
+                <w:left w:val="none" w:sz="0" w:space="0" w:color="000000"/>
+                <w:right w:val="none" w:sz="0" w:space="0" w:color="000000"/>
+              </w:pBdr>
+              <w:spacing w:after="100" w:before="100" w:line="240"/>
+              <w:ind w:left="100" w:right="100" w:firstLine="0" w:firstLineChars="0"/>
+              <w:rPr>
+                <w:rFonts w:ascii="Helvetica" w:hAnsi="Helvetica" w:eastAsia="Helvetica" w:cs="Helvetica"/>
+                <w:i w:val="false"/>
+                <w:b w:val="false"/>
+                <w:u w:val="none"/>
+                <w:sz w:val="22"/>
+                <w:szCs w:val="22"/>
+                <w:color w:val="000000"/>
+              </w:rPr>
+            </w:pPr>
+            <w:r>
+              <w:rPr>
+                <w:rFonts w:ascii="Helvetica" w:hAnsi="Helvetica" w:eastAsia="Helvetica" w:cs="Helvetica"/>
+                <w:i w:val="false"/>
+                <w:b w:val="false"/>
+                <w:u w:val="none"/>
+                <w:sz w:val="22"/>
+                <w:szCs w:val="22"/>
+                <w:color w:val="000000"/>
+              </w:rPr>
+              <w:t xml:space="preserve">0.710</w:t>
             </w:r>
           </w:p>
         </w:tc>
@@ -15110,113 +15110,113 @@
                 <w:szCs w:val="22"/>
                 <w:color w:val="000000"/>
               </w:rPr>
-              <w:t xml:space="preserve">2.67</w:t>
-            </w:r>
-          </w:p>
-        </w:tc>
-        <w:tc>
-          <w:tcPr>
-            <w:tcBorders>
-              <w:bottom w:val="none" w:sz="0" w:space="0" w:color="000000"/>
-              <w:top w:val="none" w:sz="0" w:space="0" w:color="000000"/>
-              <w:left w:val="none" w:sz="0" w:space="0" w:color="000000"/>
-              <w:right w:val="none" w:sz="0" w:space="0" w:color="000000"/>
-            </w:tcBorders>
-            <w:shd w:val="clear" w:color="auto" w:fill="FFFFFF"/>
-            <w:tcMar>
-              <w:top w:w="0" w:type="dxa"/>
-              <w:bottom w:w="0" w:type="dxa"/>
-              <w:left w:w="0" w:type="dxa"/>
-              <w:right w:w="0" w:type="dxa"/>
-            </w:tcMar>
-            <w:vAlign w:val="top"/>
-          </w:tcPr>
-          <w:p>
-            <w:pPr>
-              <w:pStyle w:val="Normal"/>
-              <w:jc w:val="center"/>
-              <w:pBdr>
-                <w:bottom w:val="none" w:sz="0" w:space="0" w:color="000000"/>
-                <w:top w:val="none" w:sz="0" w:space="0" w:color="000000"/>
-                <w:left w:val="none" w:sz="0" w:space="0" w:color="000000"/>
-                <w:right w:val="none" w:sz="0" w:space="0" w:color="000000"/>
-              </w:pBdr>
-              <w:spacing w:after="100" w:before="100" w:line="240"/>
-              <w:ind w:left="100" w:right="100" w:firstLine="0" w:firstLineChars="0"/>
-              <w:rPr>
-                <w:rFonts w:ascii="Helvetica" w:hAnsi="Helvetica" w:eastAsia="Helvetica" w:cs="Helvetica"/>
-                <w:i w:val="false"/>
-                <w:b w:val="false"/>
-                <w:u w:val="none"/>
-                <w:sz w:val="22"/>
-                <w:szCs w:val="22"/>
-                <w:color w:val="000000"/>
-              </w:rPr>
-            </w:pPr>
-            <w:r>
-              <w:rPr>
-                <w:rFonts w:ascii="Helvetica" w:hAnsi="Helvetica" w:eastAsia="Helvetica" w:cs="Helvetica"/>
-                <w:i w:val="false"/>
-                <w:b w:val="false"/>
-                <w:u w:val="none"/>
-                <w:sz w:val="22"/>
-                <w:szCs w:val="22"/>
-                <w:color w:val="000000"/>
-              </w:rPr>
-              <w:t xml:space="preserve">0.95, 7.51</w:t>
-            </w:r>
-          </w:p>
-        </w:tc>
-        <w:tc>
-          <w:tcPr>
-            <w:tcBorders>
-              <w:bottom w:val="none" w:sz="0" w:space="0" w:color="000000"/>
-              <w:top w:val="none" w:sz="0" w:space="0" w:color="000000"/>
-              <w:left w:val="none" w:sz="0" w:space="0" w:color="000000"/>
-              <w:right w:val="none" w:sz="0" w:space="0" w:color="000000"/>
-            </w:tcBorders>
-            <w:shd w:val="clear" w:color="auto" w:fill="FFFFFF"/>
-            <w:tcMar>
-              <w:top w:w="0" w:type="dxa"/>
-              <w:bottom w:w="0" w:type="dxa"/>
-              <w:left w:w="0" w:type="dxa"/>
-              <w:right w:w="0" w:type="dxa"/>
-            </w:tcMar>
-            <w:vAlign w:val="top"/>
-          </w:tcPr>
-          <w:p>
-            <w:pPr>
-              <w:pStyle w:val="Normal"/>
-              <w:jc w:val="center"/>
-              <w:pBdr>
-                <w:bottom w:val="none" w:sz="0" w:space="0" w:color="000000"/>
-                <w:top w:val="none" w:sz="0" w:space="0" w:color="000000"/>
-                <w:left w:val="none" w:sz="0" w:space="0" w:color="000000"/>
-                <w:right w:val="none" w:sz="0" w:space="0" w:color="000000"/>
-              </w:pBdr>
-              <w:spacing w:after="100" w:before="100" w:line="240"/>
-              <w:ind w:left="100" w:right="100" w:firstLine="0" w:firstLineChars="0"/>
-              <w:rPr>
-                <w:rFonts w:ascii="Helvetica" w:hAnsi="Helvetica" w:eastAsia="Helvetica" w:cs="Helvetica"/>
-                <w:i w:val="false"/>
-                <w:b w:val="false"/>
-                <w:u w:val="none"/>
-                <w:sz w:val="22"/>
-                <w:szCs w:val="22"/>
-                <w:color w:val="000000"/>
-              </w:rPr>
-            </w:pPr>
-            <w:r>
-              <w:rPr>
-                <w:rFonts w:ascii="Helvetica" w:hAnsi="Helvetica" w:eastAsia="Helvetica" w:cs="Helvetica"/>
-                <w:i w:val="false"/>
-                <w:b w:val="false"/>
-                <w:u w:val="none"/>
-                <w:sz w:val="22"/>
-                <w:szCs w:val="22"/>
-                <w:color w:val="000000"/>
-              </w:rPr>
-              <w:t xml:space="preserve">0.064</w:t>
+              <w:t xml:space="preserve">2.81</w:t>
+            </w:r>
+          </w:p>
+        </w:tc>
+        <w:tc>
+          <w:tcPr>
+            <w:tcBorders>
+              <w:bottom w:val="none" w:sz="0" w:space="0" w:color="000000"/>
+              <w:top w:val="none" w:sz="0" w:space="0" w:color="000000"/>
+              <w:left w:val="none" w:sz="0" w:space="0" w:color="000000"/>
+              <w:right w:val="none" w:sz="0" w:space="0" w:color="000000"/>
+            </w:tcBorders>
+            <w:shd w:val="clear" w:color="auto" w:fill="FFFFFF"/>
+            <w:tcMar>
+              <w:top w:w="0" w:type="dxa"/>
+              <w:bottom w:w="0" w:type="dxa"/>
+              <w:left w:w="0" w:type="dxa"/>
+              <w:right w:w="0" w:type="dxa"/>
+            </w:tcMar>
+            <w:vAlign w:val="top"/>
+          </w:tcPr>
+          <w:p>
+            <w:pPr>
+              <w:pStyle w:val="Normal"/>
+              <w:jc w:val="center"/>
+              <w:pBdr>
+                <w:bottom w:val="none" w:sz="0" w:space="0" w:color="000000"/>
+                <w:top w:val="none" w:sz="0" w:space="0" w:color="000000"/>
+                <w:left w:val="none" w:sz="0" w:space="0" w:color="000000"/>
+                <w:right w:val="none" w:sz="0" w:space="0" w:color="000000"/>
+              </w:pBdr>
+              <w:spacing w:after="100" w:before="100" w:line="240"/>
+              <w:ind w:left="100" w:right="100" w:firstLine="0" w:firstLineChars="0"/>
+              <w:rPr>
+                <w:rFonts w:ascii="Helvetica" w:hAnsi="Helvetica" w:eastAsia="Helvetica" w:cs="Helvetica"/>
+                <w:i w:val="false"/>
+                <w:b w:val="false"/>
+                <w:u w:val="none"/>
+                <w:sz w:val="22"/>
+                <w:szCs w:val="22"/>
+                <w:color w:val="000000"/>
+              </w:rPr>
+            </w:pPr>
+            <w:r>
+              <w:rPr>
+                <w:rFonts w:ascii="Helvetica" w:hAnsi="Helvetica" w:eastAsia="Helvetica" w:cs="Helvetica"/>
+                <w:i w:val="false"/>
+                <w:b w:val="false"/>
+                <w:u w:val="none"/>
+                <w:sz w:val="22"/>
+                <w:szCs w:val="22"/>
+                <w:color w:val="000000"/>
+              </w:rPr>
+              <w:t xml:space="preserve">1.00, 7.92</w:t>
+            </w:r>
+          </w:p>
+        </w:tc>
+        <w:tc>
+          <w:tcPr>
+            <w:tcBorders>
+              <w:bottom w:val="none" w:sz="0" w:space="0" w:color="000000"/>
+              <w:top w:val="none" w:sz="0" w:space="0" w:color="000000"/>
+              <w:left w:val="none" w:sz="0" w:space="0" w:color="000000"/>
+              <w:right w:val="none" w:sz="0" w:space="0" w:color="000000"/>
+            </w:tcBorders>
+            <w:shd w:val="clear" w:color="auto" w:fill="FFFFFF"/>
+            <w:tcMar>
+              <w:top w:w="0" w:type="dxa"/>
+              <w:bottom w:w="0" w:type="dxa"/>
+              <w:left w:w="0" w:type="dxa"/>
+              <w:right w:w="0" w:type="dxa"/>
+            </w:tcMar>
+            <w:vAlign w:val="top"/>
+          </w:tcPr>
+          <w:p>
+            <w:pPr>
+              <w:pStyle w:val="Normal"/>
+              <w:jc w:val="center"/>
+              <w:pBdr>
+                <w:bottom w:val="none" w:sz="0" w:space="0" w:color="000000"/>
+                <w:top w:val="none" w:sz="0" w:space="0" w:color="000000"/>
+                <w:left w:val="none" w:sz="0" w:space="0" w:color="000000"/>
+                <w:right w:val="none" w:sz="0" w:space="0" w:color="000000"/>
+              </w:pBdr>
+              <w:spacing w:after="100" w:before="100" w:line="240"/>
+              <w:ind w:left="100" w:right="100" w:firstLine="0" w:firstLineChars="0"/>
+              <w:rPr>
+                <w:rFonts w:ascii="Helvetica" w:hAnsi="Helvetica" w:eastAsia="Helvetica" w:cs="Helvetica"/>
+                <w:i w:val="false"/>
+                <w:b w:val="false"/>
+                <w:u w:val="none"/>
+                <w:sz w:val="22"/>
+                <w:szCs w:val="22"/>
+                <w:color w:val="000000"/>
+              </w:rPr>
+            </w:pPr>
+            <w:r>
+              <w:rPr>
+                <w:rFonts w:ascii="Helvetica" w:hAnsi="Helvetica" w:eastAsia="Helvetica" w:cs="Helvetica"/>
+                <w:i w:val="false"/>
+                <w:b w:val="false"/>
+                <w:u w:val="none"/>
+                <w:sz w:val="22"/>
+                <w:szCs w:val="22"/>
+                <w:color w:val="000000"/>
+              </w:rPr>
+              <w:t xml:space="preserve">0.051</w:t>
             </w:r>
           </w:p>
         </w:tc>
@@ -15593,113 +15593,113 @@
                 <w:szCs w:val="22"/>
                 <w:color w:val="000000"/>
               </w:rPr>
-              <w:t xml:space="preserve">0.82</w:t>
-            </w:r>
-          </w:p>
-        </w:tc>
-        <w:tc>
-          <w:tcPr>
-            <w:tcBorders>
-              <w:bottom w:val="none" w:sz="0" w:space="0" w:color="000000"/>
-              <w:top w:val="none" w:sz="0" w:space="0" w:color="000000"/>
-              <w:left w:val="none" w:sz="0" w:space="0" w:color="000000"/>
-              <w:right w:val="none" w:sz="0" w:space="0" w:color="000000"/>
-            </w:tcBorders>
-            <w:shd w:val="clear" w:color="auto" w:fill="FFFFFF"/>
-            <w:tcMar>
-              <w:top w:w="0" w:type="dxa"/>
-              <w:bottom w:w="0" w:type="dxa"/>
-              <w:left w:w="0" w:type="dxa"/>
-              <w:right w:w="0" w:type="dxa"/>
-            </w:tcMar>
-            <w:vAlign w:val="top"/>
-          </w:tcPr>
-          <w:p>
-            <w:pPr>
-              <w:pStyle w:val="Normal"/>
-              <w:jc w:val="center"/>
-              <w:pBdr>
-                <w:bottom w:val="none" w:sz="0" w:space="0" w:color="000000"/>
-                <w:top w:val="none" w:sz="0" w:space="0" w:color="000000"/>
-                <w:left w:val="none" w:sz="0" w:space="0" w:color="000000"/>
-                <w:right w:val="none" w:sz="0" w:space="0" w:color="000000"/>
-              </w:pBdr>
-              <w:spacing w:after="100" w:before="100" w:line="240"/>
-              <w:ind w:left="100" w:right="100" w:firstLine="0" w:firstLineChars="0"/>
-              <w:rPr>
-                <w:rFonts w:ascii="Helvetica" w:hAnsi="Helvetica" w:eastAsia="Helvetica" w:cs="Helvetica"/>
-                <w:i w:val="false"/>
-                <w:b w:val="false"/>
-                <w:u w:val="none"/>
-                <w:sz w:val="22"/>
-                <w:szCs w:val="22"/>
-                <w:color w:val="000000"/>
-              </w:rPr>
-            </w:pPr>
-            <w:r>
-              <w:rPr>
-                <w:rFonts w:ascii="Helvetica" w:hAnsi="Helvetica" w:eastAsia="Helvetica" w:cs="Helvetica"/>
-                <w:i w:val="false"/>
-                <w:b w:val="false"/>
-                <w:u w:val="none"/>
-                <w:sz w:val="22"/>
-                <w:szCs w:val="22"/>
-                <w:color w:val="000000"/>
-              </w:rPr>
-              <w:t xml:space="preserve">0.32, 2.13</w:t>
-            </w:r>
-          </w:p>
-        </w:tc>
-        <w:tc>
-          <w:tcPr>
-            <w:tcBorders>
-              <w:bottom w:val="none" w:sz="0" w:space="0" w:color="000000"/>
-              <w:top w:val="none" w:sz="0" w:space="0" w:color="000000"/>
-              <w:left w:val="none" w:sz="0" w:space="0" w:color="000000"/>
-              <w:right w:val="none" w:sz="0" w:space="0" w:color="000000"/>
-            </w:tcBorders>
-            <w:shd w:val="clear" w:color="auto" w:fill="FFFFFF"/>
-            <w:tcMar>
-              <w:top w:w="0" w:type="dxa"/>
-              <w:bottom w:w="0" w:type="dxa"/>
-              <w:left w:w="0" w:type="dxa"/>
-              <w:right w:w="0" w:type="dxa"/>
-            </w:tcMar>
-            <w:vAlign w:val="top"/>
-          </w:tcPr>
-          <w:p>
-            <w:pPr>
-              <w:pStyle w:val="Normal"/>
-              <w:jc w:val="center"/>
-              <w:pBdr>
-                <w:bottom w:val="none" w:sz="0" w:space="0" w:color="000000"/>
-                <w:top w:val="none" w:sz="0" w:space="0" w:color="000000"/>
-                <w:left w:val="none" w:sz="0" w:space="0" w:color="000000"/>
-                <w:right w:val="none" w:sz="0" w:space="0" w:color="000000"/>
-              </w:pBdr>
-              <w:spacing w:after="100" w:before="100" w:line="240"/>
-              <w:ind w:left="100" w:right="100" w:firstLine="0" w:firstLineChars="0"/>
-              <w:rPr>
-                <w:rFonts w:ascii="Helvetica" w:hAnsi="Helvetica" w:eastAsia="Helvetica" w:cs="Helvetica"/>
-                <w:i w:val="false"/>
-                <w:b w:val="false"/>
-                <w:u w:val="none"/>
-                <w:sz w:val="22"/>
-                <w:szCs w:val="22"/>
-                <w:color w:val="000000"/>
-              </w:rPr>
-            </w:pPr>
-            <w:r>
-              <w:rPr>
-                <w:rFonts w:ascii="Helvetica" w:hAnsi="Helvetica" w:eastAsia="Helvetica" w:cs="Helvetica"/>
-                <w:i w:val="false"/>
-                <w:b w:val="false"/>
-                <w:u w:val="none"/>
-                <w:sz w:val="22"/>
-                <w:szCs w:val="22"/>
-                <w:color w:val="000000"/>
-              </w:rPr>
-              <w:t xml:space="preserve">0.690</w:t>
+              <w:t xml:space="preserve">0.90</w:t>
+            </w:r>
+          </w:p>
+        </w:tc>
+        <w:tc>
+          <w:tcPr>
+            <w:tcBorders>
+              <w:bottom w:val="none" w:sz="0" w:space="0" w:color="000000"/>
+              <w:top w:val="none" w:sz="0" w:space="0" w:color="000000"/>
+              <w:left w:val="none" w:sz="0" w:space="0" w:color="000000"/>
+              <w:right w:val="none" w:sz="0" w:space="0" w:color="000000"/>
+            </w:tcBorders>
+            <w:shd w:val="clear" w:color="auto" w:fill="FFFFFF"/>
+            <w:tcMar>
+              <w:top w:w="0" w:type="dxa"/>
+              <w:bottom w:w="0" w:type="dxa"/>
+              <w:left w:w="0" w:type="dxa"/>
+              <w:right w:w="0" w:type="dxa"/>
+            </w:tcMar>
+            <w:vAlign w:val="top"/>
+          </w:tcPr>
+          <w:p>
+            <w:pPr>
+              <w:pStyle w:val="Normal"/>
+              <w:jc w:val="center"/>
+              <w:pBdr>
+                <w:bottom w:val="none" w:sz="0" w:space="0" w:color="000000"/>
+                <w:top w:val="none" w:sz="0" w:space="0" w:color="000000"/>
+                <w:left w:val="none" w:sz="0" w:space="0" w:color="000000"/>
+                <w:right w:val="none" w:sz="0" w:space="0" w:color="000000"/>
+              </w:pBdr>
+              <w:spacing w:after="100" w:before="100" w:line="240"/>
+              <w:ind w:left="100" w:right="100" w:firstLine="0" w:firstLineChars="0"/>
+              <w:rPr>
+                <w:rFonts w:ascii="Helvetica" w:hAnsi="Helvetica" w:eastAsia="Helvetica" w:cs="Helvetica"/>
+                <w:i w:val="false"/>
+                <w:b w:val="false"/>
+                <w:u w:val="none"/>
+                <w:sz w:val="22"/>
+                <w:szCs w:val="22"/>
+                <w:color w:val="000000"/>
+              </w:rPr>
+            </w:pPr>
+            <w:r>
+              <w:rPr>
+                <w:rFonts w:ascii="Helvetica" w:hAnsi="Helvetica" w:eastAsia="Helvetica" w:cs="Helvetica"/>
+                <w:i w:val="false"/>
+                <w:b w:val="false"/>
+                <w:u w:val="none"/>
+                <w:sz w:val="22"/>
+                <w:szCs w:val="22"/>
+                <w:color w:val="000000"/>
+              </w:rPr>
+              <w:t xml:space="preserve">0.35, 2.28</w:t>
+            </w:r>
+          </w:p>
+        </w:tc>
+        <w:tc>
+          <w:tcPr>
+            <w:tcBorders>
+              <w:bottom w:val="none" w:sz="0" w:space="0" w:color="000000"/>
+              <w:top w:val="none" w:sz="0" w:space="0" w:color="000000"/>
+              <w:left w:val="none" w:sz="0" w:space="0" w:color="000000"/>
+              <w:right w:val="none" w:sz="0" w:space="0" w:color="000000"/>
+            </w:tcBorders>
+            <w:shd w:val="clear" w:color="auto" w:fill="FFFFFF"/>
+            <w:tcMar>
+              <w:top w:w="0" w:type="dxa"/>
+              <w:bottom w:w="0" w:type="dxa"/>
+              <w:left w:w="0" w:type="dxa"/>
+              <w:right w:w="0" w:type="dxa"/>
+            </w:tcMar>
+            <w:vAlign w:val="top"/>
+          </w:tcPr>
+          <w:p>
+            <w:pPr>
+              <w:pStyle w:val="Normal"/>
+              <w:jc w:val="center"/>
+              <w:pBdr>
+                <w:bottom w:val="none" w:sz="0" w:space="0" w:color="000000"/>
+                <w:top w:val="none" w:sz="0" w:space="0" w:color="000000"/>
+                <w:left w:val="none" w:sz="0" w:space="0" w:color="000000"/>
+                <w:right w:val="none" w:sz="0" w:space="0" w:color="000000"/>
+              </w:pBdr>
+              <w:spacing w:after="100" w:before="100" w:line="240"/>
+              <w:ind w:left="100" w:right="100" w:firstLine="0" w:firstLineChars="0"/>
+              <w:rPr>
+                <w:rFonts w:ascii="Helvetica" w:hAnsi="Helvetica" w:eastAsia="Helvetica" w:cs="Helvetica"/>
+                <w:i w:val="false"/>
+                <w:b w:val="false"/>
+                <w:u w:val="none"/>
+                <w:sz w:val="22"/>
+                <w:szCs w:val="22"/>
+                <w:color w:val="000000"/>
+              </w:rPr>
+            </w:pPr>
+            <w:r>
+              <w:rPr>
+                <w:rFonts w:ascii="Helvetica" w:hAnsi="Helvetica" w:eastAsia="Helvetica" w:cs="Helvetica"/>
+                <w:i w:val="false"/>
+                <w:b w:val="false"/>
+                <w:u w:val="none"/>
+                <w:sz w:val="22"/>
+                <w:szCs w:val="22"/>
+                <w:color w:val="000000"/>
+              </w:rPr>
+              <w:t xml:space="preserve">0.820</w:t>
             </w:r>
           </w:p>
         </w:tc>
@@ -16076,120 +16076,120 @@
                 <w:szCs w:val="22"/>
                 <w:color w:val="000000"/>
               </w:rPr>
-              <w:t xml:space="preserve">1.02</w:t>
-            </w:r>
-          </w:p>
-        </w:tc>
-        <w:tc>
-          <w:tcPr>
-            <w:tcBorders>
-              <w:bottom w:val="none" w:sz="0" w:space="0" w:color="000000"/>
-              <w:top w:val="none" w:sz="0" w:space="0" w:color="000000"/>
-              <w:left w:val="none" w:sz="0" w:space="0" w:color="000000"/>
-              <w:right w:val="none" w:sz="0" w:space="0" w:color="000000"/>
-            </w:tcBorders>
-            <w:shd w:val="clear" w:color="auto" w:fill="FFFFFF"/>
-            <w:tcMar>
-              <w:top w:w="0" w:type="dxa"/>
-              <w:bottom w:w="0" w:type="dxa"/>
-              <w:left w:w="0" w:type="dxa"/>
-              <w:right w:w="0" w:type="dxa"/>
-            </w:tcMar>
-            <w:vAlign w:val="top"/>
-          </w:tcPr>
-          <w:p>
-            <w:pPr>
-              <w:pStyle w:val="Normal"/>
-              <w:jc w:val="center"/>
-              <w:pBdr>
-                <w:bottom w:val="none" w:sz="0" w:space="0" w:color="000000"/>
-                <w:top w:val="none" w:sz="0" w:space="0" w:color="000000"/>
-                <w:left w:val="none" w:sz="0" w:space="0" w:color="000000"/>
-                <w:right w:val="none" w:sz="0" w:space="0" w:color="000000"/>
-              </w:pBdr>
-              <w:spacing w:after="100" w:before="100" w:line="240"/>
-              <w:ind w:left="100" w:right="100" w:firstLine="0" w:firstLineChars="0"/>
-              <w:rPr>
-                <w:rFonts w:ascii="Helvetica" w:hAnsi="Helvetica" w:eastAsia="Helvetica" w:cs="Helvetica"/>
-                <w:i w:val="false"/>
-                <w:b w:val="false"/>
-                <w:u w:val="none"/>
-                <w:sz w:val="22"/>
-                <w:szCs w:val="22"/>
-                <w:color w:val="000000"/>
-              </w:rPr>
-            </w:pPr>
-            <w:r>
-              <w:rPr>
-                <w:rFonts w:ascii="Helvetica" w:hAnsi="Helvetica" w:eastAsia="Helvetica" w:cs="Helvetica"/>
-                <w:i w:val="false"/>
-                <w:b w:val="false"/>
-                <w:u w:val="none"/>
-                <w:sz w:val="22"/>
-                <w:szCs w:val="22"/>
-                <w:color w:val="000000"/>
-              </w:rPr>
-              <w:t xml:space="preserve">0.57, 1.81</w:t>
-            </w:r>
-          </w:p>
-        </w:tc>
-        <w:tc>
-          <w:tcPr>
-            <w:tcBorders>
-              <w:bottom w:val="none" w:sz="0" w:space="0" w:color="000000"/>
-              <w:top w:val="none" w:sz="0" w:space="0" w:color="000000"/>
-              <w:left w:val="none" w:sz="0" w:space="0" w:color="000000"/>
-              <w:right w:val="none" w:sz="0" w:space="0" w:color="000000"/>
-            </w:tcBorders>
-            <w:shd w:val="clear" w:color="auto" w:fill="FFFFFF"/>
-            <w:tcMar>
-              <w:top w:w="0" w:type="dxa"/>
-              <w:bottom w:w="0" w:type="dxa"/>
-              <w:left w:w="0" w:type="dxa"/>
-              <w:right w:w="0" w:type="dxa"/>
-            </w:tcMar>
-            <w:vAlign w:val="top"/>
-          </w:tcPr>
-          <w:p>
-            <w:pPr>
-              <w:pStyle w:val="Normal"/>
-              <w:jc w:val="center"/>
-              <w:pBdr>
-                <w:bottom w:val="none" w:sz="0" w:space="0" w:color="000000"/>
-                <w:top w:val="none" w:sz="0" w:space="0" w:color="000000"/>
-                <w:left w:val="none" w:sz="0" w:space="0" w:color="000000"/>
-                <w:right w:val="none" w:sz="0" w:space="0" w:color="000000"/>
-              </w:pBdr>
-              <w:spacing w:after="100" w:before="100" w:line="240"/>
-              <w:ind w:left="100" w:right="100" w:firstLine="0" w:firstLineChars="0"/>
-              <w:rPr>
-                <w:rFonts w:ascii="Helvetica" w:hAnsi="Helvetica" w:eastAsia="Helvetica" w:cs="Helvetica"/>
-                <w:i w:val="false"/>
-                <w:b w:val="false"/>
-                <w:u w:val="none"/>
-                <w:sz w:val="22"/>
-                <w:szCs w:val="22"/>
-                <w:color w:val="000000"/>
-              </w:rPr>
-            </w:pPr>
-            <w:r>
-              <w:rPr>
-                <w:rFonts w:ascii="Helvetica" w:hAnsi="Helvetica" w:eastAsia="Helvetica" w:cs="Helvetica"/>
-                <w:i w:val="false"/>
-                <w:b w:val="false"/>
-                <w:u w:val="none"/>
-                <w:sz w:val="22"/>
-                <w:szCs w:val="22"/>
-                <w:color w:val="000000"/>
-              </w:rPr>
-              <w:t xml:space="preserve">0.940</w:t>
+              <w:t xml:space="preserve">0.94</w:t>
+            </w:r>
+          </w:p>
+        </w:tc>
+        <w:tc>
+          <w:tcPr>
+            <w:tcBorders>
+              <w:bottom w:val="none" w:sz="0" w:space="0" w:color="000000"/>
+              <w:top w:val="none" w:sz="0" w:space="0" w:color="000000"/>
+              <w:left w:val="none" w:sz="0" w:space="0" w:color="000000"/>
+              <w:right w:val="none" w:sz="0" w:space="0" w:color="000000"/>
+            </w:tcBorders>
+            <w:shd w:val="clear" w:color="auto" w:fill="FFFFFF"/>
+            <w:tcMar>
+              <w:top w:w="0" w:type="dxa"/>
+              <w:bottom w:w="0" w:type="dxa"/>
+              <w:left w:w="0" w:type="dxa"/>
+              <w:right w:w="0" w:type="dxa"/>
+            </w:tcMar>
+            <w:vAlign w:val="top"/>
+          </w:tcPr>
+          <w:p>
+            <w:pPr>
+              <w:pStyle w:val="Normal"/>
+              <w:jc w:val="center"/>
+              <w:pBdr>
+                <w:bottom w:val="none" w:sz="0" w:space="0" w:color="000000"/>
+                <w:top w:val="none" w:sz="0" w:space="0" w:color="000000"/>
+                <w:left w:val="none" w:sz="0" w:space="0" w:color="000000"/>
+                <w:right w:val="none" w:sz="0" w:space="0" w:color="000000"/>
+              </w:pBdr>
+              <w:spacing w:after="100" w:before="100" w:line="240"/>
+              <w:ind w:left="100" w:right="100" w:firstLine="0" w:firstLineChars="0"/>
+              <w:rPr>
+                <w:rFonts w:ascii="Helvetica" w:hAnsi="Helvetica" w:eastAsia="Helvetica" w:cs="Helvetica"/>
+                <w:i w:val="false"/>
+                <w:b w:val="false"/>
+                <w:u w:val="none"/>
+                <w:sz w:val="22"/>
+                <w:szCs w:val="22"/>
+                <w:color w:val="000000"/>
+              </w:rPr>
+            </w:pPr>
+            <w:r>
+              <w:rPr>
+                <w:rFonts w:ascii="Helvetica" w:hAnsi="Helvetica" w:eastAsia="Helvetica" w:cs="Helvetica"/>
+                <w:i w:val="false"/>
+                <w:b w:val="false"/>
+                <w:u w:val="none"/>
+                <w:sz w:val="22"/>
+                <w:szCs w:val="22"/>
+                <w:color w:val="000000"/>
+              </w:rPr>
+              <w:t xml:space="preserve">0.53, 1.68</w:t>
+            </w:r>
+          </w:p>
+        </w:tc>
+        <w:tc>
+          <w:tcPr>
+            <w:tcBorders>
+              <w:bottom w:val="none" w:sz="0" w:space="0" w:color="000000"/>
+              <w:top w:val="none" w:sz="0" w:space="0" w:color="000000"/>
+              <w:left w:val="none" w:sz="0" w:space="0" w:color="000000"/>
+              <w:right w:val="none" w:sz="0" w:space="0" w:color="000000"/>
+            </w:tcBorders>
+            <w:shd w:val="clear" w:color="auto" w:fill="FFFFFF"/>
+            <w:tcMar>
+              <w:top w:w="0" w:type="dxa"/>
+              <w:bottom w:w="0" w:type="dxa"/>
+              <w:left w:w="0" w:type="dxa"/>
+              <w:right w:w="0" w:type="dxa"/>
+            </w:tcMar>
+            <w:vAlign w:val="top"/>
+          </w:tcPr>
+          <w:p>
+            <w:pPr>
+              <w:pStyle w:val="Normal"/>
+              <w:jc w:val="center"/>
+              <w:pBdr>
+                <w:bottom w:val="none" w:sz="0" w:space="0" w:color="000000"/>
+                <w:top w:val="none" w:sz="0" w:space="0" w:color="000000"/>
+                <w:left w:val="none" w:sz="0" w:space="0" w:color="000000"/>
+                <w:right w:val="none" w:sz="0" w:space="0" w:color="000000"/>
+              </w:pBdr>
+              <w:spacing w:after="100" w:before="100" w:line="240"/>
+              <w:ind w:left="100" w:right="100" w:firstLine="0" w:firstLineChars="0"/>
+              <w:rPr>
+                <w:rFonts w:ascii="Helvetica" w:hAnsi="Helvetica" w:eastAsia="Helvetica" w:cs="Helvetica"/>
+                <w:i w:val="false"/>
+                <w:b w:val="false"/>
+                <w:u w:val="none"/>
+                <w:sz w:val="22"/>
+                <w:szCs w:val="22"/>
+                <w:color w:val="000000"/>
+              </w:rPr>
+            </w:pPr>
+            <w:r>
+              <w:rPr>
+                <w:rFonts w:ascii="Helvetica" w:hAnsi="Helvetica" w:eastAsia="Helvetica" w:cs="Helvetica"/>
+                <w:i w:val="false"/>
+                <w:b w:val="false"/>
+                <w:u w:val="none"/>
+                <w:sz w:val="22"/>
+                <w:szCs w:val="22"/>
+                <w:color w:val="000000"/>
+              </w:rPr>
+              <w:t xml:space="preserve">0.840</w:t>
             </w:r>
           </w:p>
         </w:tc>
       </w:tr>
       <w:tr>
         <w:trPr>
-          <w:trHeight w:val="597" w:hRule="auto"/>
+          <w:trHeight w:val="598" w:hRule="auto"/>
         </w:trPr>
         body33
         <w:tc>
@@ -16612,60 +16612,60 @@
                 <w:szCs w:val="22"/>
                 <w:color w:val="000000"/>
               </w:rPr>
-              <w:t xml:space="preserve">0.99, 1.07</w:t>
-            </w:r>
-          </w:p>
-        </w:tc>
-        <w:tc>
-          <w:tcPr>
-            <w:tcBorders>
-              <w:bottom w:val="none" w:sz="0" w:space="0" w:color="000000"/>
-              <w:top w:val="none" w:sz="0" w:space="0" w:color="000000"/>
-              <w:left w:val="none" w:sz="0" w:space="0" w:color="000000"/>
-              <w:right w:val="none" w:sz="0" w:space="0" w:color="000000"/>
-            </w:tcBorders>
-            <w:shd w:val="clear" w:color="auto" w:fill="FFFFFF"/>
-            <w:tcMar>
-              <w:top w:w="0" w:type="dxa"/>
-              <w:bottom w:w="0" w:type="dxa"/>
-              <w:left w:w="0" w:type="dxa"/>
-              <w:right w:w="0" w:type="dxa"/>
-            </w:tcMar>
-            <w:vAlign w:val="top"/>
-          </w:tcPr>
-          <w:p>
-            <w:pPr>
-              <w:pStyle w:val="Normal"/>
-              <w:jc w:val="center"/>
-              <w:pBdr>
-                <w:bottom w:val="none" w:sz="0" w:space="0" w:color="000000"/>
-                <w:top w:val="none" w:sz="0" w:space="0" w:color="000000"/>
-                <w:left w:val="none" w:sz="0" w:space="0" w:color="000000"/>
-                <w:right w:val="none" w:sz="0" w:space="0" w:color="000000"/>
-              </w:pBdr>
-              <w:spacing w:after="100" w:before="100" w:line="240"/>
-              <w:ind w:left="100" w:right="100" w:firstLine="0" w:firstLineChars="0"/>
-              <w:rPr>
-                <w:rFonts w:ascii="Helvetica" w:hAnsi="Helvetica" w:eastAsia="Helvetica" w:cs="Helvetica"/>
-                <w:i w:val="false"/>
-                <w:b w:val="false"/>
-                <w:u w:val="none"/>
-                <w:sz w:val="22"/>
-                <w:szCs w:val="22"/>
-                <w:color w:val="000000"/>
-              </w:rPr>
-            </w:pPr>
-            <w:r>
-              <w:rPr>
-                <w:rFonts w:ascii="Helvetica" w:hAnsi="Helvetica" w:eastAsia="Helvetica" w:cs="Helvetica"/>
-                <w:i w:val="false"/>
-                <w:b w:val="false"/>
-                <w:u w:val="none"/>
-                <w:sz w:val="22"/>
-                <w:szCs w:val="22"/>
-                <w:color w:val="000000"/>
-              </w:rPr>
-              <w:t xml:space="preserve">0.200</w:t>
+              <w:t xml:space="preserve">0.99, 1.08</w:t>
+            </w:r>
+          </w:p>
+        </w:tc>
+        <w:tc>
+          <w:tcPr>
+            <w:tcBorders>
+              <w:bottom w:val="none" w:sz="0" w:space="0" w:color="000000"/>
+              <w:top w:val="none" w:sz="0" w:space="0" w:color="000000"/>
+              <w:left w:val="none" w:sz="0" w:space="0" w:color="000000"/>
+              <w:right w:val="none" w:sz="0" w:space="0" w:color="000000"/>
+            </w:tcBorders>
+            <w:shd w:val="clear" w:color="auto" w:fill="FFFFFF"/>
+            <w:tcMar>
+              <w:top w:w="0" w:type="dxa"/>
+              <w:bottom w:w="0" w:type="dxa"/>
+              <w:left w:w="0" w:type="dxa"/>
+              <w:right w:w="0" w:type="dxa"/>
+            </w:tcMar>
+            <w:vAlign w:val="top"/>
+          </w:tcPr>
+          <w:p>
+            <w:pPr>
+              <w:pStyle w:val="Normal"/>
+              <w:jc w:val="center"/>
+              <w:pBdr>
+                <w:bottom w:val="none" w:sz="0" w:space="0" w:color="000000"/>
+                <w:top w:val="none" w:sz="0" w:space="0" w:color="000000"/>
+                <w:left w:val="none" w:sz="0" w:space="0" w:color="000000"/>
+                <w:right w:val="none" w:sz="0" w:space="0" w:color="000000"/>
+              </w:pBdr>
+              <w:spacing w:after="100" w:before="100" w:line="240"/>
+              <w:ind w:left="100" w:right="100" w:firstLine="0" w:firstLineChars="0"/>
+              <w:rPr>
+                <w:rFonts w:ascii="Helvetica" w:hAnsi="Helvetica" w:eastAsia="Helvetica" w:cs="Helvetica"/>
+                <w:i w:val="false"/>
+                <w:b w:val="false"/>
+                <w:u w:val="none"/>
+                <w:sz w:val="22"/>
+                <w:szCs w:val="22"/>
+                <w:color w:val="000000"/>
+              </w:rPr>
+            </w:pPr>
+            <w:r>
+              <w:rPr>
+                <w:rFonts w:ascii="Helvetica" w:hAnsi="Helvetica" w:eastAsia="Helvetica" w:cs="Helvetica"/>
+                <w:i w:val="false"/>
+                <w:b w:val="false"/>
+                <w:u w:val="none"/>
+                <w:sz w:val="22"/>
+                <w:szCs w:val="22"/>
+                <w:color w:val="000000"/>
+              </w:rPr>
+              <w:t xml:space="preserve">0.120</w:t>
             </w:r>
           </w:p>
         </w:tc>
@@ -17690,7 +17690,7 @@
                 <w:szCs w:val="22"/>
                 <w:color w:val="000000"/>
               </w:rPr>
-              <w:t xml:space="preserve">ckd_epi_gfr_cre_cys</w:t>
+              <w:t xml:space="preserve">baseline_cre_egfr</w:t>
             </w:r>
           </w:p>
         </w:tc>
@@ -17849,7 +17849,7 @@
                 <w:szCs w:val="22"/>
                 <w:color w:val="000000"/>
               </w:rPr>
-              <w:t xml:space="preserve">0.97, 0.98</w:t>
+              <w:t xml:space="preserve">0.97, 0.99</w:t>
             </w:r>
           </w:p>
         </w:tc>
@@ -18061,7 +18061,7 @@
                 <w:szCs w:val="22"/>
                 <w:color w:val="000000"/>
               </w:rPr>
-              <w:t xml:space="preserve">0.96, 0.99</w:t>
+              <w:t xml:space="preserve">0.97, 1.00</w:t>
             </w:r>
           </w:p>
         </w:tc>
@@ -18114,7 +18114,7 @@
                 <w:szCs w:val="22"/>
                 <w:color w:val="000000"/>
               </w:rPr>
-              <w:t xml:space="preserve">&lt;0.001</w:t>
+              <w:t xml:space="preserve">0.010</w:t>
             </w:r>
           </w:p>
         </w:tc>
